--- a/docs/03_软件需求规格说明书.docx
+++ b/docs/03_软件需求规格说明书.docx
@@ -137,27 +137,6 @@
         <w:ind w:firstLineChars="0" w:firstLine="0"/>
         <w:jc w:val="center"/>
         <w:rPr>
-          <w:rFonts w:ascii="黑体" w:eastAsia="黑体" w:hAnsi="宋体" w:cs="Times New Roman" w:hint="eastAsia"/>
-          <w:color w:val="FF0000"/>
-          <w:sz w:val="48"/>
-          <w:szCs w:val="48"/>
-        </w:rPr>
-      </w:pPr>
-      <w:r>
-        <w:rPr>
-          <w:rFonts w:ascii="黑体" w:eastAsia="黑体" w:hAnsi="宋体" w:cs="Times New Roman" w:hint="eastAsia"/>
-          <w:color w:val="FF0000"/>
-          <w:sz w:val="48"/>
-          <w:szCs w:val="48"/>
-        </w:rPr>
-        <w:t>项目名称</w:t>
-      </w:r>
-    </w:p>
-    <w:p>
-      <w:pPr>
-        <w:ind w:firstLineChars="0" w:firstLine="0"/>
-        <w:jc w:val="center"/>
-        <w:rPr>
           <w:rFonts w:ascii="黑体" w:eastAsia="黑体" w:cs="Times New Roman"/>
           <w:color w:val="FF0000"/>
           <w:sz w:val="48"/>
@@ -186,11 +165,19 @@
       </w:pPr>
       <w:r>
         <w:rPr>
+          <w:rFonts w:ascii="黑体" w:eastAsia="黑体" w:hAnsi="黑体" w:cs="黑体" w:hint="eastAsia"/>
+          <w:b/>
+          <w:sz w:val="44"/>
+        </w:rPr>
+        <w:t>智能出行</w:t>
+      </w:r>
+      <w:r>
+        <w:rPr>
           <w:rFonts w:ascii="黑体" w:eastAsia="黑体" w:hAnsi="黑体" w:cs="黑体"/>
           <w:b/>
           <w:sz w:val="44"/>
         </w:rPr>
-        <w:t>状态感知与行动决策系统</w:t>
+        <w:t>系统</w:t>
       </w:r>
     </w:p>
     <w:p>
@@ -216,66 +203,32 @@
       </w:pPr>
       <w:r>
         <w:rPr>
-          <w:rFonts w:eastAsia="宋体" w:hAnsi="宋体" w:cs="Times New Roman"/>
+          <w:rFonts w:hint="eastAsia"/>
           <w:b/>
           <w:sz w:val="32"/>
-        </w:rPr>
-        <w:t>组长学号姓名：</w:t>
-      </w:r>
-      <w:r>
-        <w:rPr>
-          <w:rFonts w:eastAsia="宋体" w:hAnsi="宋体" w:cs="Times New Roman"/>
+          <w:szCs w:val="30"/>
+        </w:rPr>
+        <w:t>组长</w:t>
+      </w:r>
+      <w:r>
+        <w:rPr>
+          <w:rFonts w:hint="eastAsia"/>
           <w:b/>
           <w:sz w:val="32"/>
-        </w:rPr>
-        <w:t xml:space="preserve">240340204    </w:t>
-      </w:r>
-      <w:r>
-        <w:rPr>
-          <w:rFonts w:eastAsia="宋体" w:hAnsi="宋体" w:cs="Times New Roman"/>
+          <w:szCs w:val="30"/>
+        </w:rPr>
+        <w:t>学号</w:t>
+      </w:r>
+      <w:r>
+        <w:rPr>
+          <w:rFonts w:hint="eastAsia"/>
           <w:b/>
           <w:sz w:val="32"/>
-        </w:rPr>
-        <w:t>陈源齐</w:t>
-      </w:r>
-    </w:p>
-    <w:p>
-      <w:pPr>
-        <w:ind w:leftChars="59" w:left="142" w:right="38" w:firstLineChars="220" w:firstLine="707"/>
-        <w:rPr>
-          <w:b/>
-          <w:sz w:val="30"/>
           <w:szCs w:val="30"/>
         </w:rPr>
-      </w:pPr>
-      <w:r>
-        <w:rPr>
-          <w:rFonts w:eastAsia="宋体" w:hAnsi="宋体" w:cs="Times New Roman"/>
-          <w:b/>
-          <w:sz w:val="32"/>
-        </w:rPr>
-        <w:t>成员学号姓名：</w:t>
-      </w:r>
-      <w:r>
-        <w:rPr>
-          <w:rFonts w:eastAsia="宋体" w:hAnsi="宋体" w:cs="Times New Roman"/>
-          <w:b/>
-          <w:sz w:val="32"/>
-        </w:rPr>
-        <w:t xml:space="preserve">240340154    </w:t>
-      </w:r>
-      <w:r>
-        <w:rPr>
-          <w:rFonts w:eastAsia="宋体" w:hAnsi="宋体" w:cs="Times New Roman"/>
-          <w:b/>
-          <w:sz w:val="32"/>
-        </w:rPr>
-        <w:t>陈志恒</w:t>
-      </w:r>
-    </w:p>
-    <w:p>
-      <w:pPr>
-        <w:ind w:leftChars="59" w:left="142" w:right="38" w:firstLineChars="0" w:firstLine="2950"/>
+        <w:t>姓名：</w:t>
+      </w:r>
+      <w:r>
         <w:rPr>
           <w:rFonts w:ascii="宋体" w:hAnsi="宋体" w:hint="eastAsia"/>
           <w:b/>
@@ -283,75 +236,441 @@
           <w:szCs w:val="30"/>
           <w:u w:val="single"/>
         </w:rPr>
-      </w:pPr>
-      <w:r>
-        <w:rPr>
-          <w:rFonts w:eastAsia="宋体" w:hAnsi="宋体" w:cs="Times New Roman"/>
-          <w:b/>
-          <w:sz w:val="32"/>
-        </w:rPr>
-        <w:t xml:space="preserve">240340164    </w:t>
-      </w:r>
-      <w:r>
-        <w:rPr>
-          <w:rFonts w:eastAsia="宋体" w:hAnsi="宋体" w:cs="Times New Roman"/>
-          <w:b/>
-          <w:sz w:val="32"/>
-        </w:rPr>
-        <w:t>曹力文</w:t>
-      </w:r>
-    </w:p>
-    <w:p>
-      <w:pPr>
-        <w:ind w:leftChars="59" w:left="142" w:firstLineChars="0" w:firstLine="2950"/>
-        <w:rPr>
+        <w:t xml:space="preserve">   </w:t>
+      </w:r>
+      <w:r>
+        <w:rPr>
+          <w:rFonts w:ascii="宋体" w:hAnsi="宋体"/>
           <w:b/>
           <w:sz w:val="30"/>
           <w:szCs w:val="30"/>
-        </w:rPr>
-      </w:pPr>
-      <w:r>
-        <w:rPr>
-          <w:rFonts w:eastAsia="宋体" w:hAnsi="宋体" w:cs="Times New Roman"/>
-          <w:b/>
-          <w:sz w:val="32"/>
-        </w:rPr>
-        <w:t xml:space="preserve">240340167    </w:t>
-      </w:r>
-      <w:r>
-        <w:rPr>
-          <w:rFonts w:eastAsia="宋体" w:hAnsi="宋体" w:cs="Times New Roman"/>
-          <w:b/>
-          <w:sz w:val="32"/>
-        </w:rPr>
-        <w:t>李昊洋</w:t>
-      </w:r>
-    </w:p>
-    <w:p>
-      <w:pPr>
-        <w:ind w:leftChars="59" w:left="142" w:firstLineChars="0" w:firstLine="2950"/>
-        <w:rPr>
+          <w:u w:val="single"/>
+        </w:rPr>
+        <w:t xml:space="preserve"> </w:t>
+      </w:r>
+      <w:r>
+        <w:rPr>
+          <w:rFonts w:ascii="宋体" w:hAnsi="宋体" w:hint="eastAsia"/>
           <w:b/>
           <w:sz w:val="30"/>
           <w:szCs w:val="30"/>
-        </w:rPr>
-      </w:pPr>
-      <w:r>
-        <w:rPr>
-          <w:rFonts w:eastAsia="宋体" w:hAnsi="宋体" w:cs="Times New Roman"/>
+          <w:u w:val="single"/>
+        </w:rPr>
+        <w:t>24034</w:t>
+      </w:r>
+      <w:bookmarkStart w:id="0" w:name="_Hlk142950526"/>
+      <w:r>
+        <w:rPr>
+          <w:rFonts w:ascii="宋体" w:hAnsi="宋体" w:hint="eastAsia"/>
+          <w:b/>
+          <w:sz w:val="30"/>
+          <w:szCs w:val="30"/>
+          <w:u w:val="single"/>
+        </w:rPr>
+        <w:t>0204</w:t>
+      </w:r>
+      <w:r>
+        <w:rPr>
+          <w:rFonts w:ascii="宋体" w:hAnsi="宋体"/>
+          <w:b/>
+          <w:sz w:val="30"/>
+          <w:szCs w:val="30"/>
+          <w:u w:val="single"/>
+        </w:rPr>
+        <w:t xml:space="preserve">   </w:t>
+      </w:r>
+      <w:r>
+        <w:rPr>
+          <w:rFonts w:ascii="宋体" w:hAnsi="宋体" w:hint="eastAsia"/>
+          <w:b/>
+          <w:sz w:val="30"/>
+          <w:szCs w:val="30"/>
+          <w:u w:val="single"/>
+        </w:rPr>
+        <w:t xml:space="preserve">  </w:t>
+      </w:r>
+      <w:bookmarkEnd w:id="0"/>
+      <w:r>
+        <w:rPr>
+          <w:rFonts w:ascii="宋体" w:hAnsi="宋体" w:hint="eastAsia"/>
           <w:b/>
           <w:sz w:val="32"/>
-        </w:rPr>
-        <w:t xml:space="preserve">240340195    </w:t>
-      </w:r>
-      <w:r>
-        <w:rPr>
-          <w:rFonts w:eastAsia="宋体" w:hAnsi="宋体" w:cs="Times New Roman"/>
+          <w:szCs w:val="32"/>
+          <w:u w:val="single"/>
+        </w:rPr>
+        <w:t>陈源齐</w:t>
+      </w:r>
+      <w:r>
+        <w:rPr>
+          <w:rFonts w:hint="eastAsia"/>
+          <w:b/>
+          <w:sz w:val="30"/>
+          <w:szCs w:val="30"/>
+        </w:rPr>
+        <w:t xml:space="preserve"> </w:t>
+      </w:r>
+    </w:p>
+    <w:p>
+      <w:pPr>
+        <w:ind w:leftChars="59" w:left="142" w:right="38" w:firstLineChars="220" w:firstLine="707"/>
+        <w:rPr>
+          <w:b/>
+          <w:sz w:val="30"/>
+          <w:szCs w:val="30"/>
+        </w:rPr>
+      </w:pPr>
+      <w:r>
+        <w:rPr>
+          <w:rFonts w:hint="eastAsia"/>
           <w:b/>
           <w:sz w:val="32"/>
+          <w:szCs w:val="30"/>
+        </w:rPr>
+        <w:t>成员</w:t>
+      </w:r>
+      <w:r>
+        <w:rPr>
+          <w:rFonts w:hint="eastAsia"/>
+          <w:b/>
+          <w:sz w:val="32"/>
+          <w:szCs w:val="30"/>
+        </w:rPr>
+        <w:t>学号</w:t>
+      </w:r>
+      <w:r>
+        <w:rPr>
+          <w:rFonts w:hint="eastAsia"/>
+          <w:b/>
+          <w:sz w:val="32"/>
+          <w:szCs w:val="30"/>
+        </w:rPr>
+        <w:t>姓名：</w:t>
+      </w:r>
+      <w:r>
+        <w:rPr>
+          <w:rFonts w:ascii="宋体" w:hAnsi="宋体" w:hint="eastAsia"/>
+          <w:b/>
+          <w:sz w:val="30"/>
+          <w:szCs w:val="30"/>
+          <w:u w:val="single"/>
+        </w:rPr>
+        <w:t xml:space="preserve">   </w:t>
+      </w:r>
+      <w:r>
+        <w:rPr>
+          <w:rFonts w:ascii="宋体" w:hAnsi="宋体"/>
+          <w:b/>
+          <w:sz w:val="30"/>
+          <w:szCs w:val="30"/>
+          <w:u w:val="single"/>
+        </w:rPr>
+        <w:t xml:space="preserve"> </w:t>
+      </w:r>
+      <w:r>
+        <w:rPr>
+          <w:rFonts w:ascii="宋体" w:hAnsi="宋体" w:hint="eastAsia"/>
+          <w:b/>
+          <w:sz w:val="30"/>
+          <w:szCs w:val="30"/>
+          <w:u w:val="single"/>
+        </w:rPr>
+        <w:t>240340154</w:t>
+      </w:r>
+      <w:r>
+        <w:rPr>
+          <w:rFonts w:ascii="宋体" w:hAnsi="宋体"/>
+          <w:b/>
+          <w:sz w:val="30"/>
+          <w:szCs w:val="30"/>
+          <w:u w:val="single"/>
+        </w:rPr>
+        <w:t xml:space="preserve">   </w:t>
+      </w:r>
+      <w:r>
+        <w:rPr>
+          <w:rFonts w:ascii="宋体" w:hAnsi="宋体" w:hint="eastAsia"/>
+          <w:b/>
+          <w:sz w:val="30"/>
+          <w:szCs w:val="30"/>
+          <w:u w:val="single"/>
+        </w:rPr>
+        <w:t xml:space="preserve">  </w:t>
+      </w:r>
+      <w:r>
+        <w:rPr>
+          <w:rFonts w:ascii="宋体" w:hAnsi="宋体" w:hint="eastAsia"/>
+          <w:b/>
+          <w:sz w:val="32"/>
+          <w:szCs w:val="32"/>
+          <w:u w:val="single"/>
+        </w:rPr>
+        <w:t>陈志恒</w:t>
+      </w:r>
+      <w:r>
+        <w:rPr>
+          <w:rFonts w:hint="eastAsia"/>
+          <w:b/>
+          <w:sz w:val="30"/>
+          <w:szCs w:val="30"/>
+        </w:rPr>
+        <w:t xml:space="preserve"> </w:t>
+      </w:r>
+    </w:p>
+    <w:p>
+      <w:pPr>
+        <w:ind w:leftChars="59" w:left="142" w:right="38" w:firstLineChars="989" w:firstLine="2979"/>
+        <w:rPr>
+          <w:rFonts w:ascii="宋体" w:hAnsi="宋体" w:hint="eastAsia"/>
+          <w:b/>
+          <w:sz w:val="30"/>
+          <w:szCs w:val="30"/>
+          <w:u w:val="single"/>
+        </w:rPr>
+      </w:pPr>
+      <w:r>
+        <w:rPr>
+          <w:rFonts w:ascii="宋体" w:hAnsi="宋体" w:hint="eastAsia"/>
+          <w:b/>
+          <w:sz w:val="30"/>
+          <w:szCs w:val="30"/>
+          <w:u w:val="single"/>
+        </w:rPr>
+        <w:t xml:space="preserve">   </w:t>
+      </w:r>
+      <w:r>
+        <w:rPr>
+          <w:rFonts w:ascii="宋体" w:hAnsi="宋体"/>
+          <w:b/>
+          <w:sz w:val="30"/>
+          <w:szCs w:val="30"/>
+          <w:u w:val="single"/>
+        </w:rPr>
+        <w:t xml:space="preserve"> </w:t>
+      </w:r>
+      <w:r>
+        <w:rPr>
+          <w:rFonts w:ascii="宋体" w:hAnsi="宋体" w:hint="eastAsia"/>
+          <w:b/>
+          <w:sz w:val="30"/>
+          <w:szCs w:val="30"/>
+          <w:u w:val="single"/>
+        </w:rPr>
+        <w:t>240340164</w:t>
+      </w:r>
+      <w:r>
+        <w:rPr>
+          <w:rFonts w:ascii="宋体" w:hAnsi="宋体"/>
+          <w:b/>
+          <w:sz w:val="30"/>
+          <w:szCs w:val="30"/>
+          <w:u w:val="single"/>
+        </w:rPr>
+        <w:t xml:space="preserve">   </w:t>
+      </w:r>
+      <w:r>
+        <w:rPr>
+          <w:rFonts w:ascii="宋体" w:hAnsi="宋体" w:hint="eastAsia"/>
+          <w:b/>
+          <w:sz w:val="30"/>
+          <w:szCs w:val="30"/>
+          <w:u w:val="single"/>
+        </w:rPr>
+        <w:t xml:space="preserve">  </w:t>
+      </w:r>
+      <w:r>
+        <w:rPr>
+          <w:rFonts w:ascii="宋体" w:hAnsi="宋体" w:hint="eastAsia"/>
+          <w:b/>
+          <w:sz w:val="32"/>
+          <w:szCs w:val="32"/>
+          <w:u w:val="single"/>
+        </w:rPr>
+        <w:t>曹力文</w:t>
+      </w:r>
+      <w:r>
+        <w:rPr>
+          <w:rFonts w:hint="eastAsia"/>
+          <w:b/>
+          <w:sz w:val="30"/>
+          <w:szCs w:val="30"/>
+        </w:rPr>
+        <w:t xml:space="preserve"> </w:t>
+      </w:r>
+    </w:p>
+    <w:p>
+      <w:pPr>
+        <w:ind w:leftChars="59" w:left="142" w:firstLineChars="989" w:firstLine="2979"/>
+        <w:rPr>
+          <w:b/>
+          <w:sz w:val="30"/>
+          <w:szCs w:val="30"/>
+        </w:rPr>
+      </w:pPr>
+      <w:r>
+        <w:rPr>
+          <w:rFonts w:ascii="宋体" w:hAnsi="宋体" w:hint="eastAsia"/>
+          <w:b/>
+          <w:sz w:val="30"/>
+          <w:szCs w:val="30"/>
+          <w:u w:val="single"/>
+        </w:rPr>
+        <w:t xml:space="preserve">   </w:t>
+      </w:r>
+      <w:r>
+        <w:rPr>
+          <w:rFonts w:ascii="宋体" w:hAnsi="宋体"/>
+          <w:b/>
+          <w:sz w:val="30"/>
+          <w:szCs w:val="30"/>
+          <w:u w:val="single"/>
+        </w:rPr>
+        <w:t xml:space="preserve"> </w:t>
+      </w:r>
+      <w:r>
+        <w:rPr>
+          <w:rFonts w:ascii="宋体" w:hAnsi="宋体" w:hint="eastAsia"/>
+          <w:b/>
+          <w:sz w:val="30"/>
+          <w:szCs w:val="30"/>
+          <w:u w:val="single"/>
+        </w:rPr>
+        <w:t>240340167</w:t>
+      </w:r>
+      <w:r>
+        <w:rPr>
+          <w:rFonts w:ascii="宋体" w:hAnsi="宋体"/>
+          <w:b/>
+          <w:sz w:val="30"/>
+          <w:szCs w:val="30"/>
+          <w:u w:val="single"/>
+        </w:rPr>
+        <w:t xml:space="preserve">   </w:t>
+      </w:r>
+      <w:r>
+        <w:rPr>
+          <w:rFonts w:ascii="宋体" w:hAnsi="宋体" w:hint="eastAsia"/>
+          <w:b/>
+          <w:sz w:val="30"/>
+          <w:szCs w:val="30"/>
+          <w:u w:val="single"/>
+        </w:rPr>
+        <w:t xml:space="preserve">  </w:t>
+      </w:r>
+      <w:r>
+        <w:rPr>
+          <w:rFonts w:ascii="宋体" w:hAnsi="宋体" w:hint="eastAsia"/>
+          <w:b/>
+          <w:sz w:val="32"/>
+          <w:szCs w:val="32"/>
+          <w:u w:val="single"/>
+        </w:rPr>
+        <w:t>李昊洋</w:t>
+      </w:r>
+      <w:r>
+        <w:rPr>
+          <w:rFonts w:hint="eastAsia"/>
+          <w:b/>
+          <w:sz w:val="30"/>
+          <w:szCs w:val="30"/>
+        </w:rPr>
+        <w:t xml:space="preserve"> </w:t>
+      </w:r>
+    </w:p>
+    <w:p>
+      <w:pPr>
+        <w:ind w:left="1078" w:firstLine="602"/>
+        <w:jc w:val="center"/>
+        <w:rPr>
+          <w:rFonts w:ascii="宋体" w:hAnsi="宋体" w:hint="eastAsia"/>
+          <w:b/>
+          <w:sz w:val="30"/>
+          <w:szCs w:val="30"/>
+          <w:u w:val="single"/>
+        </w:rPr>
+      </w:pPr>
+      <w:r>
+        <w:rPr>
+          <w:rFonts w:ascii="宋体" w:hAnsi="宋体" w:hint="eastAsia"/>
+          <w:b/>
+          <w:sz w:val="30"/>
+          <w:szCs w:val="30"/>
+          <w:u w:val="single"/>
+        </w:rPr>
+        <w:t xml:space="preserve">   </w:t>
+      </w:r>
+      <w:r>
+        <w:rPr>
+          <w:rFonts w:ascii="宋体" w:hAnsi="宋体"/>
+          <w:b/>
+          <w:sz w:val="30"/>
+          <w:szCs w:val="30"/>
+          <w:u w:val="single"/>
+        </w:rPr>
+        <w:t xml:space="preserve"> </w:t>
+      </w:r>
+      <w:r>
+        <w:rPr>
+          <w:rFonts w:ascii="宋体" w:hAnsi="宋体" w:hint="eastAsia"/>
+          <w:b/>
+          <w:sz w:val="30"/>
+          <w:szCs w:val="30"/>
+          <w:u w:val="single"/>
+        </w:rPr>
+        <w:t>240340195</w:t>
+      </w:r>
+      <w:r>
+        <w:rPr>
+          <w:rFonts w:ascii="宋体" w:hAnsi="宋体"/>
+          <w:b/>
+          <w:sz w:val="30"/>
+          <w:szCs w:val="30"/>
+          <w:u w:val="single"/>
+        </w:rPr>
+        <w:t xml:space="preserve">   </w:t>
+      </w:r>
+      <w:r>
+        <w:rPr>
+          <w:rFonts w:ascii="宋体" w:hAnsi="宋体" w:hint="eastAsia"/>
+          <w:b/>
+          <w:sz w:val="30"/>
+          <w:szCs w:val="30"/>
+          <w:u w:val="single"/>
+        </w:rPr>
+        <w:t xml:space="preserve">  </w:t>
+      </w:r>
+      <w:r>
+        <w:rPr>
+          <w:rFonts w:ascii="宋体" w:hAnsi="宋体" w:hint="eastAsia"/>
+          <w:b/>
+          <w:sz w:val="32"/>
+          <w:szCs w:val="32"/>
+          <w:u w:val="single"/>
         </w:rPr>
         <w:t>吴启训</w:t>
       </w:r>
+      <w:r>
+        <w:rPr>
+          <w:rFonts w:ascii="宋体" w:hAnsi="宋体" w:hint="eastAsia"/>
+          <w:b/>
+          <w:sz w:val="30"/>
+          <w:szCs w:val="30"/>
+          <w:u w:val="single"/>
+        </w:rPr>
+        <w:t xml:space="preserve">  </w:t>
+      </w:r>
+    </w:p>
+    <w:p>
+      <w:pPr>
+        <w:ind w:firstLine="602"/>
+        <w:jc w:val="center"/>
+        <w:rPr>
+          <w:rFonts w:ascii="宋体" w:hAnsi="宋体" w:hint="eastAsia"/>
+          <w:b/>
+          <w:sz w:val="30"/>
+          <w:szCs w:val="30"/>
+          <w:u w:val="single"/>
+        </w:rPr>
+      </w:pPr>
     </w:p>
     <w:p>
       <w:pPr>
@@ -500,7 +819,7 @@
           <w:r>
             <w:fldChar w:fldCharType="separate"/>
           </w:r>
-          <w:hyperlink w:anchor="_Toc239756005" w:history="1">
+          <w:hyperlink w:anchor="_Toc239798792" w:history="1">
             <w:r>
               <w:rPr>
                 <w:rStyle w:val="af1"/>
@@ -565,7 +884,7 @@
                 <w:noProof/>
                 <w:webHidden/>
               </w:rPr>
-              <w:instrText>PAGEREF _Toc239756005 \h</w:instrText>
+              <w:instrText>PAGEREF _Toc239798792 \h</w:instrText>
             </w:r>
             <w:r>
               <w:rPr>
@@ -622,7 +941,7 @@
               <w14:ligatures w14:val="standardContextual"/>
             </w:rPr>
           </w:pPr>
-          <w:hyperlink w:anchor="_Toc239756006" w:history="1">
+          <w:hyperlink w:anchor="_Toc239798793" w:history="1">
             <w:r>
               <w:rPr>
                 <w:rStyle w:val="af1"/>
@@ -666,7 +985,7 @@
                 <w:noProof/>
                 <w:webHidden/>
               </w:rPr>
-              <w:instrText>PAGEREF _Toc239756006 \h</w:instrText>
+              <w:instrText>PAGEREF _Toc239798793 \h</w:instrText>
             </w:r>
             <w:r>
               <w:rPr>
@@ -723,7 +1042,7 @@
               <w14:ligatures w14:val="standardContextual"/>
             </w:rPr>
           </w:pPr>
-          <w:hyperlink w:anchor="_Toc239756007" w:history="1">
+          <w:hyperlink w:anchor="_Toc239798794" w:history="1">
             <w:r>
               <w:rPr>
                 <w:rStyle w:val="af1"/>
@@ -767,7 +1086,7 @@
                 <w:noProof/>
                 <w:webHidden/>
               </w:rPr>
-              <w:instrText>PAGEREF _Toc239756007 \h</w:instrText>
+              <w:instrText>PAGEREF _Toc239798794 \h</w:instrText>
             </w:r>
             <w:r>
               <w:rPr>
@@ -824,7 +1143,7 @@
               <w14:ligatures w14:val="standardContextual"/>
             </w:rPr>
           </w:pPr>
-          <w:hyperlink w:anchor="_Toc239756008" w:history="1">
+          <w:hyperlink w:anchor="_Toc239798795" w:history="1">
             <w:r>
               <w:rPr>
                 <w:rStyle w:val="af1"/>
@@ -868,7 +1187,7 @@
                 <w:noProof/>
                 <w:webHidden/>
               </w:rPr>
-              <w:instrText>PAGEREF _Toc239756008 \h</w:instrText>
+              <w:instrText>PAGEREF _Toc239798795 \h</w:instrText>
             </w:r>
             <w:r>
               <w:rPr>
@@ -925,7 +1244,7 @@
               <w14:ligatures w14:val="standardContextual"/>
             </w:rPr>
           </w:pPr>
-          <w:hyperlink w:anchor="_Toc239756009" w:history="1">
+          <w:hyperlink w:anchor="_Toc239798796" w:history="1">
             <w:r>
               <w:rPr>
                 <w:rStyle w:val="af1"/>
@@ -969,7 +1288,7 @@
                 <w:noProof/>
                 <w:webHidden/>
               </w:rPr>
-              <w:instrText>PAGEREF _Toc239756009 \h</w:instrText>
+              <w:instrText>PAGEREF _Toc239798796 \h</w:instrText>
             </w:r>
             <w:r>
               <w:rPr>
@@ -1026,7 +1345,7 @@
               <w14:ligatures w14:val="standardContextual"/>
             </w:rPr>
           </w:pPr>
-          <w:hyperlink w:anchor="_Toc239756010" w:history="1">
+          <w:hyperlink w:anchor="_Toc239798797" w:history="1">
             <w:r>
               <w:rPr>
                 <w:rStyle w:val="af1"/>
@@ -1070,7 +1389,7 @@
                 <w:noProof/>
                 <w:webHidden/>
               </w:rPr>
-              <w:instrText>PAGEREF _Toc239756010 \h</w:instrText>
+              <w:instrText>PAGEREF _Toc239798797 \h</w:instrText>
             </w:r>
             <w:r>
               <w:rPr>
@@ -1127,7 +1446,7 @@
               <w14:ligatures w14:val="standardContextual"/>
             </w:rPr>
           </w:pPr>
-          <w:hyperlink w:anchor="_Toc239756011" w:history="1">
+          <w:hyperlink w:anchor="_Toc239798798" w:history="1">
             <w:r>
               <w:rPr>
                 <w:rStyle w:val="af1"/>
@@ -1171,7 +1490,7 @@
                 <w:noProof/>
                 <w:webHidden/>
               </w:rPr>
-              <w:instrText>PAGEREF _Toc239756011 \h</w:instrText>
+              <w:instrText>PAGEREF _Toc239798798 \h</w:instrText>
             </w:r>
             <w:r>
               <w:rPr>
@@ -1228,7 +1547,7 @@
               <w14:ligatures w14:val="standardContextual"/>
             </w:rPr>
           </w:pPr>
-          <w:hyperlink w:anchor="_Toc239756012" w:history="1">
+          <w:hyperlink w:anchor="_Toc239798799" w:history="1">
             <w:r>
               <w:rPr>
                 <w:rStyle w:val="af1"/>
@@ -1272,7 +1591,7 @@
                 <w:noProof/>
                 <w:webHidden/>
               </w:rPr>
-              <w:instrText>PAGEREF _Toc239756012 \h</w:instrText>
+              <w:instrText>PAGEREF _Toc239798799 \h</w:instrText>
             </w:r>
             <w:r>
               <w:rPr>
@@ -1329,7 +1648,7 @@
               <w14:ligatures w14:val="standardContextual"/>
             </w:rPr>
           </w:pPr>
-          <w:hyperlink w:anchor="_Toc239756013" w:history="1">
+          <w:hyperlink w:anchor="_Toc239798800" w:history="1">
             <w:r>
               <w:rPr>
                 <w:rStyle w:val="af1"/>
@@ -1373,7 +1692,7 @@
                 <w:noProof/>
                 <w:webHidden/>
               </w:rPr>
-              <w:instrText>PAGEREF _Toc239756013 \h</w:instrText>
+              <w:instrText>PAGEREF _Toc239798800 \h</w:instrText>
             </w:r>
             <w:r>
               <w:rPr>
@@ -1426,7 +1745,7 @@
               <w14:ligatures w14:val="standardContextual"/>
             </w:rPr>
           </w:pPr>
-          <w:hyperlink w:anchor="_Toc239756014" w:history="1">
+          <w:hyperlink w:anchor="_Toc239798801" w:history="1">
             <w:r>
               <w:rPr>
                 <w:rStyle w:val="af1"/>
@@ -1491,7 +1810,7 @@
                 <w:noProof/>
                 <w:webHidden/>
               </w:rPr>
-              <w:instrText>PAGEREF _Toc239756014 \h</w:instrText>
+              <w:instrText>PAGEREF _Toc239798801 \h</w:instrText>
             </w:r>
             <w:r>
               <w:rPr>
@@ -1548,7 +1867,7 @@
               <w14:ligatures w14:val="standardContextual"/>
             </w:rPr>
           </w:pPr>
-          <w:hyperlink w:anchor="_Toc239756015" w:history="1">
+          <w:hyperlink w:anchor="_Toc239798802" w:history="1">
             <w:r>
               <w:rPr>
                 <w:rStyle w:val="af1"/>
@@ -1592,7 +1911,7 @@
                 <w:noProof/>
                 <w:webHidden/>
               </w:rPr>
-              <w:instrText>PAGEREF _Toc239756015 \h</w:instrText>
+              <w:instrText>PAGEREF _Toc239798802 \h</w:instrText>
             </w:r>
             <w:r>
               <w:rPr>
@@ -1649,7 +1968,7 @@
               <w14:ligatures w14:val="standardContextual"/>
             </w:rPr>
           </w:pPr>
-          <w:hyperlink w:anchor="_Toc239756016" w:history="1">
+          <w:hyperlink w:anchor="_Toc239798803" w:history="1">
             <w:r>
               <w:rPr>
                 <w:rStyle w:val="af1"/>
@@ -1693,7 +2012,7 @@
                 <w:noProof/>
                 <w:webHidden/>
               </w:rPr>
-              <w:instrText>PAGEREF _Toc239756016 \h</w:instrText>
+              <w:instrText>PAGEREF _Toc239798803 \h</w:instrText>
             </w:r>
             <w:r>
               <w:rPr>
@@ -1750,7 +2069,7 @@
               <w14:ligatures w14:val="standardContextual"/>
             </w:rPr>
           </w:pPr>
-          <w:hyperlink w:anchor="_Toc239756017" w:history="1">
+          <w:hyperlink w:anchor="_Toc239798804" w:history="1">
             <w:r>
               <w:rPr>
                 <w:rStyle w:val="af1"/>
@@ -1763,7 +2082,7 @@
                 <w:rStyle w:val="af1"/>
                 <w:noProof/>
               </w:rPr>
-              <w:t>用例名：创建行程并生成初始建议</w:t>
+              <w:t>用例名：获取个人行程信息数据</w:t>
             </w:r>
             <w:r>
               <w:rPr>
@@ -1794,7 +2113,7 @@
                 <w:noProof/>
                 <w:webHidden/>
               </w:rPr>
-              <w:instrText>PAGEREF _Toc239756017 \h</w:instrText>
+              <w:instrText>PAGEREF _Toc239798804 \h</w:instrText>
             </w:r>
             <w:r>
               <w:rPr>
@@ -1851,7 +2170,7 @@
               <w14:ligatures w14:val="standardContextual"/>
             </w:rPr>
           </w:pPr>
-          <w:hyperlink w:anchor="_Toc239756018" w:history="1">
+          <w:hyperlink w:anchor="_Toc239798805" w:history="1">
             <w:r>
               <w:rPr>
                 <w:rStyle w:val="af1"/>
@@ -1864,7 +2183,7 @@
                 <w:rStyle w:val="af1"/>
                 <w:noProof/>
               </w:rPr>
-              <w:t>用例名：更新旅客位置并重新分析</w:t>
+              <w:t>用例名：获取行程安排建议</w:t>
             </w:r>
             <w:r>
               <w:rPr>
@@ -1895,7 +2214,7 @@
                 <w:noProof/>
                 <w:webHidden/>
               </w:rPr>
-              <w:instrText>PAGEREF _Toc239756018 \h</w:instrText>
+              <w:instrText>PAGEREF _Toc239798805 \h</w:instrText>
             </w:r>
             <w:r>
               <w:rPr>
@@ -1925,7 +2244,7 @@
                 <w:noProof/>
                 <w:webHidden/>
               </w:rPr>
-              <w:t>8</w:t>
+              <w:t>7</w:t>
             </w:r>
             <w:r>
               <w:rPr>
@@ -1952,7 +2271,7 @@
               <w14:ligatures w14:val="standardContextual"/>
             </w:rPr>
           </w:pPr>
-          <w:hyperlink w:anchor="_Toc239756019" w:history="1">
+          <w:hyperlink w:anchor="_Toc239798806" w:history="1">
             <w:r>
               <w:rPr>
                 <w:rStyle w:val="af1"/>
@@ -1965,7 +2284,7 @@
                 <w:rStyle w:val="af1"/>
                 <w:noProof/>
               </w:rPr>
-              <w:t>用例名：定时刷新与实时推送</w:t>
+              <w:t>用例名：获取行程延误风险</w:t>
             </w:r>
             <w:r>
               <w:rPr>
@@ -1996,7 +2315,7 @@
                 <w:noProof/>
                 <w:webHidden/>
               </w:rPr>
-              <w:instrText>PAGEREF _Toc239756019 \h</w:instrText>
+              <w:instrText>PAGEREF _Toc239798806 \h</w:instrText>
             </w:r>
             <w:r>
               <w:rPr>
@@ -2026,7 +2345,7 @@
                 <w:noProof/>
                 <w:webHidden/>
               </w:rPr>
-              <w:t>10</w:t>
+              <w:t>8</w:t>
             </w:r>
             <w:r>
               <w:rPr>
@@ -2053,7 +2372,7 @@
               <w14:ligatures w14:val="standardContextual"/>
             </w:rPr>
           </w:pPr>
-          <w:hyperlink w:anchor="_Toc239756020" w:history="1">
+          <w:hyperlink w:anchor="_Toc239798807" w:history="1">
             <w:r>
               <w:rPr>
                 <w:rStyle w:val="af1"/>
@@ -2066,7 +2385,7 @@
                 <w:rStyle w:val="af1"/>
                 <w:noProof/>
               </w:rPr>
-              <w:t>用例名：查看行动建议并跳转导航</w:t>
+              <w:t>用例名：导航到机场</w:t>
             </w:r>
             <w:r>
               <w:rPr>
@@ -2097,7 +2416,7 @@
                 <w:noProof/>
                 <w:webHidden/>
               </w:rPr>
-              <w:instrText>PAGEREF _Toc239756020 \h</w:instrText>
+              <w:instrText>PAGEREF _Toc239798807 \h</w:instrText>
             </w:r>
             <w:r>
               <w:rPr>
@@ -2127,7 +2446,108 @@
                 <w:noProof/>
                 <w:webHidden/>
               </w:rPr>
-              <w:t>12</w:t>
+              <w:t>8</w:t>
+            </w:r>
+            <w:r>
+              <w:rPr>
+                <w:rFonts w:hint="eastAsia"/>
+                <w:noProof/>
+                <w:webHidden/>
+              </w:rPr>
+              <w:fldChar w:fldCharType="end"/>
+            </w:r>
+          </w:hyperlink>
+        </w:p>
+        <w:p>
+          <w:pPr>
+            <w:pStyle w:val="TOC3"/>
+            <w:tabs>
+              <w:tab w:val="right" w:leader="dot" w:pos="8296"/>
+            </w:tabs>
+            <w:ind w:left="960" w:firstLine="480"/>
+            <w:rPr>
+              <w:rFonts w:asciiTheme="minorHAnsi" w:eastAsiaTheme="minorEastAsia" w:hAnsiTheme="minorHAnsi" w:hint="eastAsia"/>
+              <w:noProof/>
+              <w:sz w:val="22"/>
+              <w:szCs w:val="24"/>
+              <w14:ligatures w14:val="standardContextual"/>
+            </w:rPr>
+          </w:pPr>
+          <w:hyperlink w:anchor="_Toc239798808" w:history="1">
+            <w:r>
+              <w:rPr>
+                <w:rStyle w:val="af1"/>
+                <w:noProof/>
+              </w:rPr>
+              <w:t xml:space="preserve">2.2.5 </w:t>
+            </w:r>
+            <w:r>
+              <w:rPr>
+                <w:rStyle w:val="af1"/>
+                <w:noProof/>
+              </w:rPr>
+              <w:t>用例名：数据处理分析</w:t>
+            </w:r>
+            <w:r>
+              <w:rPr>
+                <w:rFonts w:hint="eastAsia"/>
+                <w:noProof/>
+                <w:webHidden/>
+              </w:rPr>
+              <w:tab/>
+            </w:r>
+            <w:r>
+              <w:rPr>
+                <w:rFonts w:hint="eastAsia"/>
+                <w:noProof/>
+                <w:webHidden/>
+              </w:rPr>
+              <w:fldChar w:fldCharType="begin"/>
+            </w:r>
+            <w:r>
+              <w:rPr>
+                <w:rFonts w:hint="eastAsia"/>
+                <w:noProof/>
+                <w:webHidden/>
+              </w:rPr>
+              <w:instrText xml:space="preserve"> </w:instrText>
+            </w:r>
+            <w:r>
+              <w:rPr>
+                <w:noProof/>
+                <w:webHidden/>
+              </w:rPr>
+              <w:instrText>PAGEREF _Toc239798808 \h</w:instrText>
+            </w:r>
+            <w:r>
+              <w:rPr>
+                <w:rFonts w:hint="eastAsia"/>
+                <w:noProof/>
+                <w:webHidden/>
+              </w:rPr>
+              <w:instrText xml:space="preserve"> </w:instrText>
+            </w:r>
+            <w:r>
+              <w:rPr>
+                <w:rFonts w:hint="eastAsia"/>
+                <w:noProof/>
+                <w:webHidden/>
+              </w:rPr>
+            </w:r>
+            <w:r>
+              <w:rPr>
+                <w:rFonts w:hint="eastAsia"/>
+                <w:noProof/>
+                <w:webHidden/>
+              </w:rPr>
+              <w:fldChar w:fldCharType="separate"/>
+            </w:r>
+            <w:r>
+              <w:rPr>
+                <w:noProof/>
+                <w:webHidden/>
+              </w:rPr>
+              <w:t>9</w:t>
             </w:r>
             <w:r>
               <w:rPr>
@@ -2154,7 +2574,7 @@
               <w14:ligatures w14:val="standardContextual"/>
             </w:rPr>
           </w:pPr>
-          <w:hyperlink w:anchor="_Toc239756021" w:history="1">
+          <w:hyperlink w:anchor="_Toc239798809" w:history="1">
             <w:r>
               <w:rPr>
                 <w:rStyle w:val="af1"/>
@@ -2198,7 +2618,7 @@
                 <w:noProof/>
                 <w:webHidden/>
               </w:rPr>
-              <w:instrText>PAGEREF _Toc239756021 \h</w:instrText>
+              <w:instrText>PAGEREF _Toc239798809 \h</w:instrText>
             </w:r>
             <w:r>
               <w:rPr>
@@ -2228,7 +2648,7 @@
                 <w:noProof/>
                 <w:webHidden/>
               </w:rPr>
-              <w:t>14</w:t>
+              <w:t>10</w:t>
             </w:r>
             <w:r>
               <w:rPr>
@@ -2251,7 +2671,7 @@
               <w14:ligatures w14:val="standardContextual"/>
             </w:rPr>
           </w:pPr>
-          <w:hyperlink w:anchor="_Toc239756022" w:history="1">
+          <w:hyperlink w:anchor="_Toc239798810" w:history="1">
             <w:r>
               <w:rPr>
                 <w:rStyle w:val="af1"/>
@@ -2316,7 +2736,7 @@
                 <w:noProof/>
                 <w:webHidden/>
               </w:rPr>
-              <w:instrText>PAGEREF _Toc239756022 \h</w:instrText>
+              <w:instrText>PAGEREF _Toc239798810 \h</w:instrText>
             </w:r>
             <w:r>
               <w:rPr>
@@ -2346,7 +2766,7 @@
                 <w:noProof/>
                 <w:webHidden/>
               </w:rPr>
-              <w:t>15</w:t>
+              <w:t>11</w:t>
             </w:r>
             <w:r>
               <w:rPr>
@@ -2373,7 +2793,7 @@
               <w14:ligatures w14:val="standardContextual"/>
             </w:rPr>
           </w:pPr>
-          <w:hyperlink w:anchor="_Toc239756023" w:history="1">
+          <w:hyperlink w:anchor="_Toc239798811" w:history="1">
             <w:r>
               <w:rPr>
                 <w:rStyle w:val="af1"/>
@@ -2417,7 +2837,7 @@
                 <w:noProof/>
                 <w:webHidden/>
               </w:rPr>
-              <w:instrText>PAGEREF _Toc239756023 \h</w:instrText>
+              <w:instrText>PAGEREF _Toc239798811 \h</w:instrText>
             </w:r>
             <w:r>
               <w:rPr>
@@ -2447,7 +2867,7 @@
                 <w:noProof/>
                 <w:webHidden/>
               </w:rPr>
-              <w:t>15</w:t>
+              <w:t>11</w:t>
             </w:r>
             <w:r>
               <w:rPr>
@@ -2474,7 +2894,7 @@
               <w14:ligatures w14:val="standardContextual"/>
             </w:rPr>
           </w:pPr>
-          <w:hyperlink w:anchor="_Toc239756024" w:history="1">
+          <w:hyperlink w:anchor="_Toc239798812" w:history="1">
             <w:r>
               <w:rPr>
                 <w:rStyle w:val="af1"/>
@@ -2518,7 +2938,7 @@
                 <w:noProof/>
                 <w:webHidden/>
               </w:rPr>
-              <w:instrText>PAGEREF _Toc239756024 \h</w:instrText>
+              <w:instrText>PAGEREF _Toc239798812 \h</w:instrText>
             </w:r>
             <w:r>
               <w:rPr>
@@ -2548,7 +2968,7 @@
                 <w:noProof/>
                 <w:webHidden/>
               </w:rPr>
-              <w:t>16</w:t>
+              <w:t>12</w:t>
             </w:r>
             <w:r>
               <w:rPr>
@@ -2575,7 +2995,7 @@
               <w14:ligatures w14:val="standardContextual"/>
             </w:rPr>
           </w:pPr>
-          <w:hyperlink w:anchor="_Toc239756025" w:history="1">
+          <w:hyperlink w:anchor="_Toc239798813" w:history="1">
             <w:r>
               <w:rPr>
                 <w:rStyle w:val="af1"/>
@@ -2619,7 +3039,7 @@
                 <w:noProof/>
                 <w:webHidden/>
               </w:rPr>
-              <w:instrText>PAGEREF _Toc239756025 \h</w:instrText>
+              <w:instrText>PAGEREF _Toc239798813 \h</w:instrText>
             </w:r>
             <w:r>
               <w:rPr>
@@ -2649,7 +3069,7 @@
                 <w:noProof/>
                 <w:webHidden/>
               </w:rPr>
-              <w:t>16</w:t>
+              <w:t>12</w:t>
             </w:r>
             <w:r>
               <w:rPr>
@@ -2810,7 +3230,7 @@
         </w:rPr>
         <w:fldChar w:fldCharType="separate"/>
       </w:r>
-      <w:hyperlink w:anchor="_Toc239756026" w:history="1">
+      <w:hyperlink w:anchor="_Toc239798814" w:history="1">
         <w:r>
           <w:rPr>
             <w:rStyle w:val="af1"/>
@@ -2861,7 +3281,7 @@
             <w:noProof/>
             <w:webHidden/>
           </w:rPr>
-          <w:instrText>PAGEREF _Toc239756026 \h</w:instrText>
+          <w:instrText>PAGEREF _Toc239798814 \h</w:instrText>
         </w:r>
         <w:r>
           <w:rPr>
@@ -2909,12 +3329,442 @@
         <w:rPr>
           <w:rFonts w:asciiTheme="minorHAnsi" w:eastAsiaTheme="minorEastAsia" w:hAnsiTheme="minorHAnsi" w:hint="eastAsia"/>
           <w:noProof/>
+          <w:color w:val="000000" w:themeColor="text1"/>
           <w:sz w:val="22"/>
           <w:szCs w:val="24"/>
           <w14:ligatures w14:val="standardContextual"/>
         </w:rPr>
       </w:pPr>
-      <w:hyperlink w:anchor="_Toc239756027" w:history="1">
+      <w:r>
+        <w:rPr>
+          <w:rStyle w:val="af1"/>
+          <w:noProof/>
+          <w:color w:val="000000" w:themeColor="text1"/>
+          <w:u w:val="none"/>
+        </w:rPr>
+        <w:t>图</w:t>
+      </w:r>
+      <w:r>
+        <w:rPr>
+          <w:rStyle w:val="af1"/>
+          <w:noProof/>
+          <w:color w:val="000000" w:themeColor="text1"/>
+          <w:u w:val="none"/>
+        </w:rPr>
+        <w:t xml:space="preserve">2-2 </w:t>
+      </w:r>
+      <w:r>
+        <w:rPr>
+          <w:rStyle w:val="af1"/>
+          <w:noProof/>
+          <w:color w:val="000000" w:themeColor="text1"/>
+          <w:u w:val="none"/>
+        </w:rPr>
+        <w:t>系统</w:t>
+      </w:r>
+      <w:r>
+        <w:rPr>
+          <w:rStyle w:val="af1"/>
+          <w:noProof/>
+          <w:color w:val="000000" w:themeColor="text1"/>
+          <w:u w:val="none"/>
+        </w:rPr>
+        <w:t>“</w:t>
+      </w:r>
+      <w:r>
+        <w:rPr>
+          <w:rStyle w:val="af1"/>
+          <w:noProof/>
+          <w:color w:val="000000" w:themeColor="text1"/>
+          <w:u w:val="none"/>
+        </w:rPr>
+        <w:t>获取个人行程信息数据</w:t>
+      </w:r>
+      <w:r>
+        <w:rPr>
+          <w:rStyle w:val="af1"/>
+          <w:noProof/>
+          <w:color w:val="000000" w:themeColor="text1"/>
+          <w:u w:val="none"/>
+        </w:rPr>
+        <w:t>”</w:t>
+      </w:r>
+      <w:r>
+        <w:rPr>
+          <w:rStyle w:val="af1"/>
+          <w:noProof/>
+          <w:color w:val="000000" w:themeColor="text1"/>
+          <w:u w:val="none"/>
+        </w:rPr>
+        <w:t>用例顺序图</w:t>
+      </w:r>
+      <w:r>
+        <w:rPr>
+          <w:rStyle w:val="af1"/>
+          <w:noProof/>
+          <w:color w:val="000000" w:themeColor="text1"/>
+          <w:u w:val="none"/>
+        </w:rPr>
+        <w:tab/>
+        <w:t>6</w:t>
+      </w:r>
+    </w:p>
+    <w:p>
+      <w:pPr>
+        <w:pStyle w:val="TOC1"/>
+        <w:rPr>
+          <w:rFonts w:asciiTheme="minorHAnsi" w:eastAsiaTheme="minorEastAsia" w:hAnsiTheme="minorHAnsi" w:hint="eastAsia"/>
+          <w:noProof/>
+          <w:color w:val="000000" w:themeColor="text1"/>
+          <w:sz w:val="22"/>
+          <w:szCs w:val="24"/>
+          <w14:ligatures w14:val="standardContextual"/>
+        </w:rPr>
+      </w:pPr>
+      <w:r>
+        <w:rPr>
+          <w:rStyle w:val="af1"/>
+          <w:noProof/>
+          <w:color w:val="000000" w:themeColor="text1"/>
+          <w:u w:val="none"/>
+        </w:rPr>
+        <w:t>图</w:t>
+      </w:r>
+      <w:r>
+        <w:rPr>
+          <w:rStyle w:val="af1"/>
+          <w:noProof/>
+          <w:color w:val="000000" w:themeColor="text1"/>
+          <w:u w:val="none"/>
+        </w:rPr>
+        <w:t xml:space="preserve">2-3 </w:t>
+      </w:r>
+      <w:r>
+        <w:rPr>
+          <w:rStyle w:val="af1"/>
+          <w:noProof/>
+          <w:color w:val="000000" w:themeColor="text1"/>
+          <w:u w:val="none"/>
+        </w:rPr>
+        <w:t>系统</w:t>
+      </w:r>
+      <w:r>
+        <w:rPr>
+          <w:rStyle w:val="af1"/>
+          <w:noProof/>
+          <w:color w:val="000000" w:themeColor="text1"/>
+          <w:u w:val="none"/>
+        </w:rPr>
+        <w:t>“</w:t>
+      </w:r>
+      <w:r>
+        <w:rPr>
+          <w:rStyle w:val="af1"/>
+          <w:noProof/>
+          <w:color w:val="000000" w:themeColor="text1"/>
+          <w:u w:val="none"/>
+        </w:rPr>
+        <w:t>获取行程安排建议</w:t>
+      </w:r>
+      <w:r>
+        <w:rPr>
+          <w:rStyle w:val="af1"/>
+          <w:noProof/>
+          <w:color w:val="000000" w:themeColor="text1"/>
+          <w:u w:val="none"/>
+        </w:rPr>
+        <w:t>”</w:t>
+      </w:r>
+      <w:r>
+        <w:rPr>
+          <w:rStyle w:val="af1"/>
+          <w:noProof/>
+          <w:color w:val="000000" w:themeColor="text1"/>
+          <w:u w:val="none"/>
+        </w:rPr>
+        <w:t>用例顺序图</w:t>
+      </w:r>
+      <w:r>
+        <w:rPr>
+          <w:rStyle w:val="af1"/>
+          <w:noProof/>
+          <w:color w:val="000000" w:themeColor="text1"/>
+          <w:u w:val="none"/>
+        </w:rPr>
+        <w:tab/>
+        <w:t>7</w:t>
+      </w:r>
+    </w:p>
+    <w:p>
+      <w:pPr>
+        <w:pStyle w:val="TOC1"/>
+        <w:rPr>
+          <w:rFonts w:asciiTheme="minorHAnsi" w:eastAsiaTheme="minorEastAsia" w:hAnsiTheme="minorHAnsi" w:hint="eastAsia"/>
+          <w:noProof/>
+          <w:color w:val="000000" w:themeColor="text1"/>
+          <w:sz w:val="22"/>
+          <w:szCs w:val="24"/>
+          <w14:ligatures w14:val="standardContextual"/>
+        </w:rPr>
+      </w:pPr>
+      <w:r>
+        <w:rPr>
+          <w:rStyle w:val="af1"/>
+          <w:noProof/>
+          <w:color w:val="000000" w:themeColor="text1"/>
+          <w:u w:val="none"/>
+        </w:rPr>
+        <w:t>图</w:t>
+      </w:r>
+      <w:r>
+        <w:rPr>
+          <w:rStyle w:val="af1"/>
+          <w:noProof/>
+          <w:color w:val="000000" w:themeColor="text1"/>
+          <w:u w:val="none"/>
+        </w:rPr>
+        <w:t xml:space="preserve">2-4 </w:t>
+      </w:r>
+      <w:r>
+        <w:rPr>
+          <w:rStyle w:val="af1"/>
+          <w:noProof/>
+          <w:color w:val="000000" w:themeColor="text1"/>
+          <w:u w:val="none"/>
+        </w:rPr>
+        <w:t>系统</w:t>
+      </w:r>
+      <w:r>
+        <w:rPr>
+          <w:rStyle w:val="af1"/>
+          <w:noProof/>
+          <w:color w:val="000000" w:themeColor="text1"/>
+          <w:u w:val="none"/>
+        </w:rPr>
+        <w:t>“</w:t>
+      </w:r>
+      <w:r>
+        <w:rPr>
+          <w:rStyle w:val="af1"/>
+          <w:noProof/>
+          <w:color w:val="000000" w:themeColor="text1"/>
+          <w:u w:val="none"/>
+        </w:rPr>
+        <w:t>获取行程延误风险</w:t>
+      </w:r>
+      <w:r>
+        <w:rPr>
+          <w:rStyle w:val="af1"/>
+          <w:noProof/>
+          <w:color w:val="000000" w:themeColor="text1"/>
+          <w:u w:val="none"/>
+        </w:rPr>
+        <w:t>”</w:t>
+      </w:r>
+      <w:r>
+        <w:rPr>
+          <w:rStyle w:val="af1"/>
+          <w:noProof/>
+          <w:color w:val="000000" w:themeColor="text1"/>
+          <w:u w:val="none"/>
+        </w:rPr>
+        <w:t>用例顺序图</w:t>
+      </w:r>
+      <w:r>
+        <w:rPr>
+          <w:rStyle w:val="af1"/>
+          <w:noProof/>
+          <w:color w:val="000000" w:themeColor="text1"/>
+          <w:u w:val="none"/>
+        </w:rPr>
+        <w:tab/>
+        <w:t>8</w:t>
+      </w:r>
+    </w:p>
+    <w:p>
+      <w:pPr>
+        <w:pStyle w:val="TOC1"/>
+        <w:rPr>
+          <w:rFonts w:asciiTheme="minorHAnsi" w:eastAsiaTheme="minorEastAsia" w:hAnsiTheme="minorHAnsi" w:hint="eastAsia"/>
+          <w:noProof/>
+          <w:color w:val="000000" w:themeColor="text1"/>
+          <w:sz w:val="22"/>
+          <w:szCs w:val="24"/>
+          <w14:ligatures w14:val="standardContextual"/>
+        </w:rPr>
+      </w:pPr>
+      <w:r>
+        <w:rPr>
+          <w:rStyle w:val="af1"/>
+          <w:noProof/>
+          <w:color w:val="000000" w:themeColor="text1"/>
+          <w:u w:val="none"/>
+        </w:rPr>
+        <w:t>图</w:t>
+      </w:r>
+      <w:r>
+        <w:rPr>
+          <w:rStyle w:val="af1"/>
+          <w:noProof/>
+          <w:color w:val="000000" w:themeColor="text1"/>
+          <w:u w:val="none"/>
+        </w:rPr>
+        <w:t xml:space="preserve">2-5 </w:t>
+      </w:r>
+      <w:r>
+        <w:rPr>
+          <w:rStyle w:val="af1"/>
+          <w:noProof/>
+          <w:color w:val="000000" w:themeColor="text1"/>
+          <w:u w:val="none"/>
+        </w:rPr>
+        <w:t>系统</w:t>
+      </w:r>
+      <w:r>
+        <w:rPr>
+          <w:rStyle w:val="af1"/>
+          <w:noProof/>
+          <w:color w:val="000000" w:themeColor="text1"/>
+          <w:u w:val="none"/>
+        </w:rPr>
+        <w:t>“</w:t>
+      </w:r>
+      <w:r>
+        <w:rPr>
+          <w:rStyle w:val="af1"/>
+          <w:noProof/>
+          <w:color w:val="000000" w:themeColor="text1"/>
+          <w:u w:val="none"/>
+        </w:rPr>
+        <w:t>导航到机场</w:t>
+      </w:r>
+      <w:r>
+        <w:rPr>
+          <w:rStyle w:val="af1"/>
+          <w:noProof/>
+          <w:color w:val="000000" w:themeColor="text1"/>
+          <w:u w:val="none"/>
+        </w:rPr>
+        <w:t>”</w:t>
+      </w:r>
+      <w:r>
+        <w:rPr>
+          <w:rStyle w:val="af1"/>
+          <w:noProof/>
+          <w:color w:val="000000" w:themeColor="text1"/>
+          <w:u w:val="none"/>
+        </w:rPr>
+        <w:t>用例顺序图</w:t>
+      </w:r>
+      <w:r>
+        <w:rPr>
+          <w:rStyle w:val="af1"/>
+          <w:noProof/>
+          <w:color w:val="000000" w:themeColor="text1"/>
+          <w:u w:val="none"/>
+        </w:rPr>
+        <w:tab/>
+        <w:t>8</w:t>
+      </w:r>
+    </w:p>
+    <w:p>
+      <w:pPr>
+        <w:pStyle w:val="TOC1"/>
+        <w:rPr>
+          <w:rFonts w:asciiTheme="minorHAnsi" w:eastAsiaTheme="minorEastAsia" w:hAnsiTheme="minorHAnsi" w:hint="eastAsia"/>
+          <w:noProof/>
+          <w:color w:val="000000" w:themeColor="text1"/>
+          <w:sz w:val="22"/>
+          <w:szCs w:val="24"/>
+          <w14:ligatures w14:val="standardContextual"/>
+        </w:rPr>
+      </w:pPr>
+      <w:r>
+        <w:rPr>
+          <w:rStyle w:val="af1"/>
+          <w:noProof/>
+          <w:color w:val="000000" w:themeColor="text1"/>
+          <w:u w:val="none"/>
+        </w:rPr>
+        <w:t>图</w:t>
+      </w:r>
+      <w:r>
+        <w:rPr>
+          <w:rStyle w:val="af1"/>
+          <w:noProof/>
+          <w:color w:val="000000" w:themeColor="text1"/>
+          <w:u w:val="none"/>
+        </w:rPr>
+        <w:t xml:space="preserve">2-6 </w:t>
+      </w:r>
+      <w:r>
+        <w:rPr>
+          <w:rStyle w:val="af1"/>
+          <w:noProof/>
+          <w:color w:val="000000" w:themeColor="text1"/>
+          <w:u w:val="none"/>
+        </w:rPr>
+        <w:t>系统</w:t>
+      </w:r>
+      <w:r>
+        <w:rPr>
+          <w:rStyle w:val="af1"/>
+          <w:noProof/>
+          <w:color w:val="000000" w:themeColor="text1"/>
+          <w:u w:val="none"/>
+        </w:rPr>
+        <w:t>“</w:t>
+      </w:r>
+      <w:r>
+        <w:rPr>
+          <w:rStyle w:val="af1"/>
+          <w:noProof/>
+          <w:color w:val="000000" w:themeColor="text1"/>
+          <w:u w:val="none"/>
+        </w:rPr>
+        <w:t>数据处理分析</w:t>
+      </w:r>
+      <w:r>
+        <w:rPr>
+          <w:rStyle w:val="af1"/>
+          <w:noProof/>
+          <w:color w:val="000000" w:themeColor="text1"/>
+          <w:u w:val="none"/>
+        </w:rPr>
+        <w:t>”</w:t>
+      </w:r>
+      <w:r>
+        <w:rPr>
+          <w:rStyle w:val="af1"/>
+          <w:noProof/>
+          <w:color w:val="000000" w:themeColor="text1"/>
+          <w:u w:val="none"/>
+        </w:rPr>
+        <w:t>用例顺序图</w:t>
+      </w:r>
+      <w:r>
+        <w:rPr>
+          <w:rStyle w:val="af1"/>
+          <w:noProof/>
+          <w:color w:val="000000" w:themeColor="text1"/>
+          <w:u w:val="none"/>
+        </w:rPr>
+        <w:tab/>
+        <w:t>9</w:t>
+      </w:r>
+    </w:p>
+    <w:p>
+      <w:pPr>
+        <w:pStyle w:val="TOC1"/>
+        <w:rPr>
+          <w:rFonts w:asciiTheme="minorHAnsi" w:eastAsiaTheme="minorEastAsia" w:hAnsiTheme="minorHAnsi" w:hint="eastAsia"/>
+          <w:noProof/>
+          <w:sz w:val="22"/>
+          <w:szCs w:val="24"/>
+          <w14:ligatures w14:val="standardContextual"/>
+        </w:rPr>
+      </w:pPr>
+      <w:hyperlink w:anchor="_Toc239798815" w:history="1">
         <w:r>
           <w:rPr>
             <w:rStyle w:val="af1"/>
@@ -2927,535 +3777,7 @@
             <w:rStyle w:val="af1"/>
             <w:noProof/>
           </w:rPr>
-          <w:t xml:space="preserve">2-2 </w:t>
-        </w:r>
-        <w:r>
-          <w:rPr>
-            <w:rStyle w:val="af1"/>
-            <w:noProof/>
-          </w:rPr>
-          <w:t>系统</w:t>
-        </w:r>
-        <w:r>
-          <w:rPr>
-            <w:rStyle w:val="af1"/>
-            <w:noProof/>
-          </w:rPr>
-          <w:t>“</w:t>
-        </w:r>
-        <w:r>
-          <w:rPr>
-            <w:rStyle w:val="af1"/>
-            <w:noProof/>
-          </w:rPr>
-          <w:t>创建行程并生成初始建议</w:t>
-        </w:r>
-        <w:r>
-          <w:rPr>
-            <w:rStyle w:val="af1"/>
-            <w:noProof/>
-          </w:rPr>
-          <w:t>”</w:t>
-        </w:r>
-        <w:r>
-          <w:rPr>
-            <w:rStyle w:val="af1"/>
-            <w:noProof/>
-          </w:rPr>
-          <w:t>用例的顺序图</w:t>
-        </w:r>
-        <w:r>
-          <w:rPr>
-            <w:rFonts w:hint="eastAsia"/>
-            <w:noProof/>
-            <w:webHidden/>
-          </w:rPr>
-          <w:tab/>
-        </w:r>
-        <w:r>
-          <w:rPr>
-            <w:rFonts w:hint="eastAsia"/>
-            <w:noProof/>
-            <w:webHidden/>
-          </w:rPr>
-          <w:fldChar w:fldCharType="begin"/>
-        </w:r>
-        <w:r>
-          <w:rPr>
-            <w:rFonts w:hint="eastAsia"/>
-            <w:noProof/>
-            <w:webHidden/>
-          </w:rPr>
-          <w:instrText xml:space="preserve"> </w:instrText>
-        </w:r>
-        <w:r>
-          <w:rPr>
-            <w:noProof/>
-            <w:webHidden/>
-          </w:rPr>
-          <w:instrText>PAGEREF _Toc239756027 \h</w:instrText>
-        </w:r>
-        <w:r>
-          <w:rPr>
-            <w:rFonts w:hint="eastAsia"/>
-            <w:noProof/>
-            <w:webHidden/>
-          </w:rPr>
-          <w:instrText xml:space="preserve"> </w:instrText>
-        </w:r>
-        <w:r>
-          <w:rPr>
-            <w:rFonts w:hint="eastAsia"/>
-            <w:noProof/>
-            <w:webHidden/>
-          </w:rPr>
-        </w:r>
-        <w:r>
-          <w:rPr>
-            <w:rFonts w:hint="eastAsia"/>
-            <w:noProof/>
-            <w:webHidden/>
-          </w:rPr>
-          <w:fldChar w:fldCharType="separate"/>
-        </w:r>
-        <w:r>
-          <w:rPr>
-            <w:noProof/>
-            <w:webHidden/>
-          </w:rPr>
-          <w:t>8</w:t>
-        </w:r>
-        <w:r>
-          <w:rPr>
-            <w:rFonts w:hint="eastAsia"/>
-            <w:noProof/>
-            <w:webHidden/>
-          </w:rPr>
-          <w:fldChar w:fldCharType="end"/>
-        </w:r>
-      </w:hyperlink>
-    </w:p>
-    <w:p>
-      <w:pPr>
-        <w:pStyle w:val="TOC1"/>
-        <w:rPr>
-          <w:rFonts w:asciiTheme="minorHAnsi" w:eastAsiaTheme="minorEastAsia" w:hAnsiTheme="minorHAnsi" w:hint="eastAsia"/>
-          <w:noProof/>
-          <w:sz w:val="22"/>
-          <w:szCs w:val="24"/>
-          <w14:ligatures w14:val="standardContextual"/>
-        </w:rPr>
-      </w:pPr>
-      <w:hyperlink w:anchor="_Toc239756028" w:history="1">
-        <w:r>
-          <w:rPr>
-            <w:rStyle w:val="af1"/>
-            <w:noProof/>
-          </w:rPr>
-          <w:t>图</w:t>
-        </w:r>
-        <w:r>
-          <w:rPr>
-            <w:rStyle w:val="af1"/>
-            <w:noProof/>
-          </w:rPr>
-          <w:t xml:space="preserve">2-3 </w:t>
-        </w:r>
-        <w:r>
-          <w:rPr>
-            <w:rStyle w:val="af1"/>
-            <w:noProof/>
-          </w:rPr>
-          <w:t>系统</w:t>
-        </w:r>
-        <w:r>
-          <w:rPr>
-            <w:rStyle w:val="af1"/>
-            <w:noProof/>
-          </w:rPr>
-          <w:t>“</w:t>
-        </w:r>
-        <w:r>
-          <w:rPr>
-            <w:rStyle w:val="af1"/>
-            <w:noProof/>
-          </w:rPr>
-          <w:t>更新旅客位置并重新分析</w:t>
-        </w:r>
-        <w:r>
-          <w:rPr>
-            <w:rStyle w:val="af1"/>
-            <w:noProof/>
-          </w:rPr>
-          <w:t>”</w:t>
-        </w:r>
-        <w:r>
-          <w:rPr>
-            <w:rStyle w:val="af1"/>
-            <w:noProof/>
-          </w:rPr>
-          <w:t>用例的顺序图</w:t>
-        </w:r>
-        <w:r>
-          <w:rPr>
-            <w:rFonts w:hint="eastAsia"/>
-            <w:noProof/>
-            <w:webHidden/>
-          </w:rPr>
-          <w:tab/>
-        </w:r>
-        <w:r>
-          <w:rPr>
-            <w:rFonts w:hint="eastAsia"/>
-            <w:noProof/>
-            <w:webHidden/>
-          </w:rPr>
-          <w:fldChar w:fldCharType="begin"/>
-        </w:r>
-        <w:r>
-          <w:rPr>
-            <w:rFonts w:hint="eastAsia"/>
-            <w:noProof/>
-            <w:webHidden/>
-          </w:rPr>
-          <w:instrText xml:space="preserve"> </w:instrText>
-        </w:r>
-        <w:r>
-          <w:rPr>
-            <w:noProof/>
-            <w:webHidden/>
-          </w:rPr>
-          <w:instrText>PAGEREF _Toc239756028 \h</w:instrText>
-        </w:r>
-        <w:r>
-          <w:rPr>
-            <w:rFonts w:hint="eastAsia"/>
-            <w:noProof/>
-            <w:webHidden/>
-          </w:rPr>
-          <w:instrText xml:space="preserve"> </w:instrText>
-        </w:r>
-        <w:r>
-          <w:rPr>
-            <w:rFonts w:hint="eastAsia"/>
-            <w:noProof/>
-            <w:webHidden/>
-          </w:rPr>
-        </w:r>
-        <w:r>
-          <w:rPr>
-            <w:rFonts w:hint="eastAsia"/>
-            <w:noProof/>
-            <w:webHidden/>
-          </w:rPr>
-          <w:fldChar w:fldCharType="separate"/>
-        </w:r>
-        <w:r>
-          <w:rPr>
-            <w:noProof/>
-            <w:webHidden/>
-          </w:rPr>
-          <w:t>10</w:t>
-        </w:r>
-        <w:r>
-          <w:rPr>
-            <w:rFonts w:hint="eastAsia"/>
-            <w:noProof/>
-            <w:webHidden/>
-          </w:rPr>
-          <w:fldChar w:fldCharType="end"/>
-        </w:r>
-      </w:hyperlink>
-    </w:p>
-    <w:p>
-      <w:pPr>
-        <w:pStyle w:val="TOC1"/>
-        <w:rPr>
-          <w:rFonts w:asciiTheme="minorHAnsi" w:eastAsiaTheme="minorEastAsia" w:hAnsiTheme="minorHAnsi" w:hint="eastAsia"/>
-          <w:noProof/>
-          <w:sz w:val="22"/>
-          <w:szCs w:val="24"/>
-          <w14:ligatures w14:val="standardContextual"/>
-        </w:rPr>
-      </w:pPr>
-      <w:hyperlink w:anchor="_Toc239756029" w:history="1">
-        <w:r>
-          <w:rPr>
-            <w:rStyle w:val="af1"/>
-            <w:noProof/>
-          </w:rPr>
-          <w:t>图</w:t>
-        </w:r>
-        <w:r>
-          <w:rPr>
-            <w:rStyle w:val="af1"/>
-            <w:noProof/>
-          </w:rPr>
-          <w:t xml:space="preserve">2-4 </w:t>
-        </w:r>
-        <w:r>
-          <w:rPr>
-            <w:rStyle w:val="af1"/>
-            <w:noProof/>
-          </w:rPr>
-          <w:t>系统</w:t>
-        </w:r>
-        <w:r>
-          <w:rPr>
-            <w:rStyle w:val="af1"/>
-            <w:noProof/>
-          </w:rPr>
-          <w:t>“</w:t>
-        </w:r>
-        <w:r>
-          <w:rPr>
-            <w:rStyle w:val="af1"/>
-            <w:noProof/>
-          </w:rPr>
-          <w:t>定时刷新与实时推送</w:t>
-        </w:r>
-        <w:r>
-          <w:rPr>
-            <w:rStyle w:val="af1"/>
-            <w:noProof/>
-          </w:rPr>
-          <w:t>”</w:t>
-        </w:r>
-        <w:r>
-          <w:rPr>
-            <w:rStyle w:val="af1"/>
-            <w:noProof/>
-          </w:rPr>
-          <w:t>用例的顺序图</w:t>
-        </w:r>
-        <w:r>
-          <w:rPr>
-            <w:rFonts w:hint="eastAsia"/>
-            <w:noProof/>
-            <w:webHidden/>
-          </w:rPr>
-          <w:tab/>
-        </w:r>
-        <w:r>
-          <w:rPr>
-            <w:rFonts w:hint="eastAsia"/>
-            <w:noProof/>
-            <w:webHidden/>
-          </w:rPr>
-          <w:fldChar w:fldCharType="begin"/>
-        </w:r>
-        <w:r>
-          <w:rPr>
-            <w:rFonts w:hint="eastAsia"/>
-            <w:noProof/>
-            <w:webHidden/>
-          </w:rPr>
-          <w:instrText xml:space="preserve"> </w:instrText>
-        </w:r>
-        <w:r>
-          <w:rPr>
-            <w:noProof/>
-            <w:webHidden/>
-          </w:rPr>
-          <w:instrText>PAGEREF _Toc239756029 \h</w:instrText>
-        </w:r>
-        <w:r>
-          <w:rPr>
-            <w:rFonts w:hint="eastAsia"/>
-            <w:noProof/>
-            <w:webHidden/>
-          </w:rPr>
-          <w:instrText xml:space="preserve"> </w:instrText>
-        </w:r>
-        <w:r>
-          <w:rPr>
-            <w:rFonts w:hint="eastAsia"/>
-            <w:noProof/>
-            <w:webHidden/>
-          </w:rPr>
-        </w:r>
-        <w:r>
-          <w:rPr>
-            <w:rFonts w:hint="eastAsia"/>
-            <w:noProof/>
-            <w:webHidden/>
-          </w:rPr>
-          <w:fldChar w:fldCharType="separate"/>
-        </w:r>
-        <w:r>
-          <w:rPr>
-            <w:noProof/>
-            <w:webHidden/>
-          </w:rPr>
-          <w:t>12</w:t>
-        </w:r>
-        <w:r>
-          <w:rPr>
-            <w:rFonts w:hint="eastAsia"/>
-            <w:noProof/>
-            <w:webHidden/>
-          </w:rPr>
-          <w:fldChar w:fldCharType="end"/>
-        </w:r>
-      </w:hyperlink>
-    </w:p>
-    <w:p>
-      <w:pPr>
-        <w:pStyle w:val="TOC1"/>
-        <w:rPr>
-          <w:rFonts w:asciiTheme="minorHAnsi" w:eastAsiaTheme="minorEastAsia" w:hAnsiTheme="minorHAnsi" w:hint="eastAsia"/>
-          <w:noProof/>
-          <w:sz w:val="22"/>
-          <w:szCs w:val="24"/>
-          <w14:ligatures w14:val="standardContextual"/>
-        </w:rPr>
-      </w:pPr>
-      <w:hyperlink w:anchor="_Toc239756030" w:history="1">
-        <w:r>
-          <w:rPr>
-            <w:rStyle w:val="af1"/>
-            <w:noProof/>
-          </w:rPr>
-          <w:t>图</w:t>
-        </w:r>
-        <w:r>
-          <w:rPr>
-            <w:rStyle w:val="af1"/>
-            <w:noProof/>
-          </w:rPr>
-          <w:t xml:space="preserve">2-5 </w:t>
-        </w:r>
-        <w:r>
-          <w:rPr>
-            <w:rStyle w:val="af1"/>
-            <w:noProof/>
-          </w:rPr>
-          <w:t>系统</w:t>
-        </w:r>
-        <w:r>
-          <w:rPr>
-            <w:rStyle w:val="af1"/>
-            <w:noProof/>
-          </w:rPr>
-          <w:t>“</w:t>
-        </w:r>
-        <w:r>
-          <w:rPr>
-            <w:rStyle w:val="af1"/>
-            <w:noProof/>
-          </w:rPr>
-          <w:t>查看行动建议并跳转导航</w:t>
-        </w:r>
-        <w:r>
-          <w:rPr>
-            <w:rStyle w:val="af1"/>
-            <w:noProof/>
-          </w:rPr>
-          <w:t>”</w:t>
-        </w:r>
-        <w:r>
-          <w:rPr>
-            <w:rStyle w:val="af1"/>
-            <w:noProof/>
-          </w:rPr>
-          <w:t>用例的顺序图</w:t>
-        </w:r>
-        <w:r>
-          <w:rPr>
-            <w:rFonts w:hint="eastAsia"/>
-            <w:noProof/>
-            <w:webHidden/>
-          </w:rPr>
-          <w:tab/>
-        </w:r>
-        <w:r>
-          <w:rPr>
-            <w:rFonts w:hint="eastAsia"/>
-            <w:noProof/>
-            <w:webHidden/>
-          </w:rPr>
-          <w:fldChar w:fldCharType="begin"/>
-        </w:r>
-        <w:r>
-          <w:rPr>
-            <w:rFonts w:hint="eastAsia"/>
-            <w:noProof/>
-            <w:webHidden/>
-          </w:rPr>
-          <w:instrText xml:space="preserve"> </w:instrText>
-        </w:r>
-        <w:r>
-          <w:rPr>
-            <w:noProof/>
-            <w:webHidden/>
-          </w:rPr>
-          <w:instrText>PAGEREF _Toc239756030 \h</w:instrText>
-        </w:r>
-        <w:r>
-          <w:rPr>
-            <w:rFonts w:hint="eastAsia"/>
-            <w:noProof/>
-            <w:webHidden/>
-          </w:rPr>
-          <w:instrText xml:space="preserve"> </w:instrText>
-        </w:r>
-        <w:r>
-          <w:rPr>
-            <w:rFonts w:hint="eastAsia"/>
-            <w:noProof/>
-            <w:webHidden/>
-          </w:rPr>
-        </w:r>
-        <w:r>
-          <w:rPr>
-            <w:rFonts w:hint="eastAsia"/>
-            <w:noProof/>
-            <w:webHidden/>
-          </w:rPr>
-          <w:fldChar w:fldCharType="separate"/>
-        </w:r>
-        <w:r>
-          <w:rPr>
-            <w:noProof/>
-            <w:webHidden/>
-          </w:rPr>
-          <w:t>14</w:t>
-        </w:r>
-        <w:r>
-          <w:rPr>
-            <w:rFonts w:hint="eastAsia"/>
-            <w:noProof/>
-            <w:webHidden/>
-          </w:rPr>
-          <w:fldChar w:fldCharType="end"/>
-        </w:r>
-      </w:hyperlink>
-    </w:p>
-    <w:p>
-      <w:pPr>
-        <w:pStyle w:val="TOC1"/>
-        <w:rPr>
-          <w:rFonts w:asciiTheme="minorHAnsi" w:eastAsiaTheme="minorEastAsia" w:hAnsiTheme="minorHAnsi" w:hint="eastAsia"/>
-          <w:noProof/>
-          <w:sz w:val="22"/>
-          <w:szCs w:val="24"/>
-          <w14:ligatures w14:val="standardContextual"/>
-        </w:rPr>
-      </w:pPr>
-      <w:hyperlink w:anchor="_Toc239756031" w:history="1">
-        <w:r>
-          <w:rPr>
-            <w:rStyle w:val="af1"/>
-            <w:noProof/>
-          </w:rPr>
-          <w:t>图</w:t>
-        </w:r>
-        <w:r>
-          <w:rPr>
-            <w:rStyle w:val="af1"/>
-            <w:noProof/>
-          </w:rPr>
-          <w:t xml:space="preserve">2-6 </w:t>
+          <w:t xml:space="preserve">2-7 </w:t>
         </w:r>
         <w:r>
           <w:rPr>
@@ -3493,7 +3815,7 @@
             <w:noProof/>
             <w:webHidden/>
           </w:rPr>
-          <w:instrText>PAGEREF _Toc239756031 \h</w:instrText>
+          <w:instrText>PAGEREF _Toc239798815 \h</w:instrText>
         </w:r>
         <w:r>
           <w:rPr>
@@ -3523,7 +3845,7 @@
             <w:noProof/>
             <w:webHidden/>
           </w:rPr>
-          <w:t>15</w:t>
+          <w:t>11</w:t>
         </w:r>
         <w:r>
           <w:rPr>
@@ -3618,11 +3940,175 @@
         <w:rPr>
           <w:rFonts w:asciiTheme="minorHAnsi" w:eastAsiaTheme="minorEastAsia" w:hAnsiTheme="minorHAnsi" w:hint="eastAsia"/>
           <w:noProof/>
-          <w:sz w:val="21"/>
+          <w:sz w:val="22"/>
+          <w:szCs w:val="24"/>
           <w14:ligatures w14:val="standardContextual"/>
         </w:rPr>
       </w:pPr>
-      <w:hyperlink w:anchor="_Toc148455643" w:history="1">
+      <w:hyperlink w:anchor="_Toc239798816" w:history="1">
+        <w:r>
+          <w:rPr>
+            <w:rStyle w:val="af1"/>
+            <w:noProof/>
+          </w:rPr>
+          <w:t>系统围绕</w:t>
+        </w:r>
+        <w:r>
+          <w:rPr>
+            <w:rStyle w:val="af1"/>
+            <w:noProof/>
+          </w:rPr>
+          <w:t>“</w:t>
+        </w:r>
+        <w:r>
+          <w:rPr>
+            <w:rStyle w:val="af1"/>
+            <w:noProof/>
+          </w:rPr>
+          <w:t>状态感知</w:t>
+        </w:r>
+        <w:r>
+          <w:rPr>
+            <w:rStyle w:val="af1"/>
+            <w:noProof/>
+          </w:rPr>
+          <w:t>—</w:t>
+        </w:r>
+        <w:r>
+          <w:rPr>
+            <w:rStyle w:val="af1"/>
+            <w:noProof/>
+          </w:rPr>
+          <w:t>行动决策</w:t>
+        </w:r>
+        <w:r>
+          <w:rPr>
+            <w:rStyle w:val="af1"/>
+            <w:noProof/>
+          </w:rPr>
+          <w:t>—</w:t>
+        </w:r>
+        <w:r>
+          <w:rPr>
+            <w:rStyle w:val="af1"/>
+            <w:noProof/>
+          </w:rPr>
+          <w:t>界面引导</w:t>
+        </w:r>
+        <w:r>
+          <w:rPr>
+            <w:rStyle w:val="af1"/>
+            <w:noProof/>
+          </w:rPr>
+          <w:t>”</w:t>
+        </w:r>
+        <w:r>
+          <w:rPr>
+            <w:rStyle w:val="af1"/>
+            <w:noProof/>
+          </w:rPr>
+          <w:t>提供五项核心功能，具体功能描述见表</w:t>
+        </w:r>
+        <w:r>
+          <w:rPr>
+            <w:rStyle w:val="af1"/>
+            <w:noProof/>
+          </w:rPr>
+          <w:t>1-1</w:t>
+        </w:r>
+        <w:r>
+          <w:rPr>
+            <w:rStyle w:val="af1"/>
+            <w:noProof/>
+          </w:rPr>
+          <w:t>。</w:t>
+        </w:r>
+        <w:r>
+          <w:rPr>
+            <w:rFonts w:hint="eastAsia"/>
+            <w:noProof/>
+            <w:webHidden/>
+          </w:rPr>
+          <w:tab/>
+        </w:r>
+        <w:r>
+          <w:rPr>
+            <w:rFonts w:hint="eastAsia"/>
+            <w:noProof/>
+            <w:webHidden/>
+          </w:rPr>
+          <w:fldChar w:fldCharType="begin"/>
+        </w:r>
+        <w:r>
+          <w:rPr>
+            <w:rFonts w:hint="eastAsia"/>
+            <w:noProof/>
+            <w:webHidden/>
+          </w:rPr>
+          <w:instrText xml:space="preserve"> </w:instrText>
+        </w:r>
+        <w:r>
+          <w:rPr>
+            <w:noProof/>
+            <w:webHidden/>
+          </w:rPr>
+          <w:instrText>PAGEREF _Toc239798816 \h</w:instrText>
+        </w:r>
+        <w:r>
+          <w:rPr>
+            <w:rFonts w:hint="eastAsia"/>
+            <w:noProof/>
+            <w:webHidden/>
+          </w:rPr>
+          <w:instrText xml:space="preserve"> </w:instrText>
+        </w:r>
+        <w:r>
+          <w:rPr>
+            <w:rFonts w:hint="eastAsia"/>
+            <w:noProof/>
+            <w:webHidden/>
+          </w:rPr>
+        </w:r>
+        <w:r>
+          <w:rPr>
+            <w:rFonts w:hint="eastAsia"/>
+            <w:noProof/>
+            <w:webHidden/>
+          </w:rPr>
+          <w:fldChar w:fldCharType="separate"/>
+        </w:r>
+        <w:r>
+          <w:rPr>
+            <w:noProof/>
+            <w:webHidden/>
+          </w:rPr>
+          <w:t>2</w:t>
+        </w:r>
+        <w:r>
+          <w:rPr>
+            <w:rFonts w:hint="eastAsia"/>
+            <w:noProof/>
+            <w:webHidden/>
+          </w:rPr>
+          <w:fldChar w:fldCharType="end"/>
+        </w:r>
+      </w:hyperlink>
+    </w:p>
+    <w:p>
+      <w:pPr>
+        <w:pStyle w:val="af8"/>
+        <w:tabs>
+          <w:tab w:val="right" w:leader="dot" w:pos="8296"/>
+        </w:tabs>
+        <w:rPr>
+          <w:rFonts w:asciiTheme="minorHAnsi" w:eastAsiaTheme="minorEastAsia" w:hAnsiTheme="minorHAnsi" w:hint="eastAsia"/>
+          <w:noProof/>
+          <w:sz w:val="22"/>
+          <w:szCs w:val="24"/>
+          <w14:ligatures w14:val="standardContextual"/>
+        </w:rPr>
+      </w:pPr>
+      <w:hyperlink w:anchor="_Toc239798817" w:history="1">
         <w:r>
           <w:rPr>
             <w:rStyle w:val="af1"/>
@@ -3646,6 +4132,7 @@
         </w:r>
         <w:r>
           <w:rPr>
+            <w:rFonts w:hint="eastAsia"/>
             <w:noProof/>
             <w:webHidden/>
           </w:rPr>
@@ -3653,6 +4140,7 @@
         </w:r>
         <w:r>
           <w:rPr>
+            <w:rFonts w:hint="eastAsia"/>
             <w:noProof/>
             <w:webHidden/>
           </w:rPr>
@@ -3660,19 +4148,37 @@
         </w:r>
         <w:r>
           <w:rPr>
+            <w:rFonts w:hint="eastAsia"/>
             <w:noProof/>
             <w:webHidden/>
           </w:rPr>
-          <w:instrText xml:space="preserve"> PAGEREF _Toc148455643 \h </w:instrText>
+          <w:instrText xml:space="preserve"> </w:instrText>
         </w:r>
         <w:r>
           <w:rPr>
             <w:noProof/>
             <w:webHidden/>
           </w:rPr>
+          <w:instrText>PAGEREF _Toc239798817 \h</w:instrText>
         </w:r>
         <w:r>
           <w:rPr>
+            <w:rFonts w:hint="eastAsia"/>
+            <w:noProof/>
+            <w:webHidden/>
+          </w:rPr>
+          <w:instrText xml:space="preserve"> </w:instrText>
+        </w:r>
+        <w:r>
+          <w:rPr>
+            <w:rFonts w:hint="eastAsia"/>
+            <w:noProof/>
+            <w:webHidden/>
+          </w:rPr>
+        </w:r>
+        <w:r>
+          <w:rPr>
+            <w:rFonts w:hint="eastAsia"/>
             <w:noProof/>
             <w:webHidden/>
           </w:rPr>
@@ -3687,6 +4193,7 @@
         </w:r>
         <w:r>
           <w:rPr>
+            <w:rFonts w:hint="eastAsia"/>
             <w:noProof/>
             <w:webHidden/>
           </w:rPr>
@@ -3752,7 +4259,7 @@
       <w:pPr>
         <w:pStyle w:val="1"/>
       </w:pPr>
-      <w:bookmarkStart w:id="0" w:name="_Toc239756005"/>
+      <w:bookmarkStart w:id="1" w:name="_Toc239798792"/>
       <w:r>
         <w:rPr>
           <w:rFonts w:hint="eastAsia"/>
@@ -3781,13 +4288,13 @@
         </w:rPr>
         <w:t>引言</w:t>
       </w:r>
-      <w:bookmarkEnd w:id="0"/>
+      <w:bookmarkEnd w:id="1"/>
     </w:p>
     <w:p>
       <w:pPr>
         <w:pStyle w:val="2"/>
       </w:pPr>
-      <w:bookmarkStart w:id="1" w:name="_Toc239756006"/>
+      <w:bookmarkStart w:id="2" w:name="_Toc239798793"/>
       <w:r>
         <w:rPr>
           <w:rFonts w:hint="eastAsia"/>
@@ -3812,7 +4319,7 @@
         </w:rPr>
         <w:t>软件项目概述</w:t>
       </w:r>
-      <w:bookmarkEnd w:id="1"/>
+      <w:bookmarkEnd w:id="2"/>
     </w:p>
     <w:p>
       <w:pPr>
@@ -3821,7 +4328,7 @@
           <w:b w:val="0"/>
         </w:rPr>
       </w:pPr>
-      <w:bookmarkStart w:id="2" w:name="_Toc239756007"/>
+      <w:bookmarkStart w:id="3" w:name="_Toc239798794"/>
       <w:r>
         <w:rPr>
           <w:rFonts w:hint="eastAsia"/>
@@ -3844,39 +4351,39 @@
         </w:rPr>
         <w:t>意义</w:t>
       </w:r>
-      <w:bookmarkEnd w:id="2"/>
-    </w:p>
-    <w:p>
-      <w:pPr>
-        <w:ind w:firstLine="480"/>
-        <w:rPr>
+      <w:bookmarkEnd w:id="3"/>
+    </w:p>
+    <w:p>
+      <w:pPr>
+        <w:ind w:firstLine="480"/>
+        <w:rPr>
+          <w:rFonts w:ascii="仿宋_GB2312" w:eastAsia="仿宋_GB2312"/>
           <w:color w:val="FF0000"/>
-        </w:rPr>
-      </w:pPr>
-      <w:r>
-        <w:t>本项目围绕民航旅客一次航空出行中的</w:t>
-      </w:r>
-      <w:r>
-        <w:t>“</w:t>
-      </w:r>
-      <w:r>
-        <w:t>状态感知与行动决策</w:t>
-      </w:r>
-      <w:r>
-        <w:t>”</w:t>
-      </w:r>
-      <w:r>
-        <w:t>展开，项目的背景及主要功能如下。</w:t>
-      </w:r>
-    </w:p>
-    <w:p>
-      <w:pPr>
-        <w:ind w:firstLine="480"/>
-        <w:rPr>
+          <w:szCs w:val="24"/>
+        </w:rPr>
+      </w:pPr>
+      <w:r>
+        <w:rPr>
+          <w:rFonts w:ascii="仿宋_GB2312" w:eastAsia="仿宋_GB2312" w:hint="eastAsia"/>
+          <w:szCs w:val="24"/>
+        </w:rPr>
+        <w:t>本项目围绕民航旅客一次航空出行中的“状态感知与行动决策”展开，项目的背景及主要功能如下。</w:t>
+      </w:r>
+    </w:p>
+    <w:p>
+      <w:pPr>
+        <w:ind w:firstLine="480"/>
+        <w:rPr>
+          <w:rFonts w:ascii="仿宋_GB2312" w:eastAsia="仿宋_GB2312"/>
           <w:color w:val="FF0000"/>
-        </w:rPr>
-      </w:pPr>
-      <w:r>
+          <w:szCs w:val="24"/>
+        </w:rPr>
+      </w:pPr>
+      <w:r>
+        <w:rPr>
+          <w:rFonts w:ascii="仿宋_GB2312" w:eastAsia="仿宋_GB2312" w:hint="eastAsia"/>
+          <w:szCs w:val="24"/>
+        </w:rPr>
         <w:t>民航旅客一次航空出行涉及航班计划、城市交通、值机、安检、候机、登机等多个相互依赖的环节，这些环节分别由航空公司、机场、交通服务商与旅客共同完成。任何一个环节的状态变化（如航班延误、登机口变更、道路拥堵、安检排队）都可能影响旅客后续的行动安排。</w:t>
       </w:r>
     </w:p>
@@ -3884,82 +4391,90 @@
       <w:pPr>
         <w:ind w:firstLine="480"/>
         <w:rPr>
+          <w:rFonts w:ascii="仿宋_GB2312" w:eastAsia="仿宋_GB2312"/>
           <w:color w:val="FF0000"/>
-        </w:rPr>
-      </w:pPr>
-      <w:r>
-        <w:t>现有的航空公司应用、机场应用、地图导航应用和在线客服系统能够分别提供航班、机场、道路和业务规则信息，但旅客通常需要在多个应用之间自行拼接和判断。系统可以告诉旅客</w:t>
-      </w:r>
-      <w:r>
-        <w:t>“</w:t>
-      </w:r>
-      <w:r>
-        <w:t>航班延误</w:t>
-      </w:r>
-      <w:r>
-        <w:t>”</w:t>
-      </w:r>
-      <w:r>
-        <w:t>或</w:t>
-      </w:r>
-      <w:r>
-        <w:t>“</w:t>
-      </w:r>
-      <w:r>
-        <w:t>登机口变更</w:t>
-      </w:r>
-      <w:r>
-        <w:t>”</w:t>
-      </w:r>
-      <w:r>
-        <w:t>，却不一定能回答旅客此刻应该采取什么行动。</w:t>
-      </w:r>
-    </w:p>
-    <w:p>
-      <w:pPr>
-        <w:ind w:firstLine="480"/>
-        <w:rPr>
+          <w:szCs w:val="24"/>
+        </w:rPr>
+      </w:pPr>
+      <w:r>
+        <w:rPr>
+          <w:rFonts w:ascii="仿宋_GB2312" w:eastAsia="仿宋_GB2312" w:hint="eastAsia"/>
+          <w:szCs w:val="24"/>
+        </w:rPr>
+        <w:t>现有的航空公司应用、机场应用、地图导航应用和在线客服系统能够分别提供航班、机场、道路和业务规则信息，但旅客通常需要在多个应用之间自行拼接和判断。系统可以告诉旅客“航班延误”或“登机口变更”，却不一定能回答旅客此刻应该采取什么行动。</w:t>
+      </w:r>
+    </w:p>
+    <w:p>
+      <w:pPr>
+        <w:ind w:firstLine="480"/>
+        <w:rPr>
+          <w:rFonts w:ascii="仿宋_GB2312" w:eastAsia="仿宋_GB2312"/>
           <w:color w:val="FF0000"/>
-        </w:rPr>
-      </w:pPr>
-      <w:r>
-        <w:t>针对上述问题，本项目拟开发</w:t>
-      </w:r>
-      <w:r>
-        <w:t>“</w:t>
-      </w:r>
-      <w:r>
-        <w:t>基于</w:t>
-      </w:r>
-      <w:r>
+          <w:szCs w:val="24"/>
+        </w:rPr>
+      </w:pPr>
+      <w:r>
+        <w:rPr>
+          <w:rFonts w:ascii="仿宋_GB2312" w:eastAsia="仿宋_GB2312" w:hint="eastAsia"/>
+          <w:szCs w:val="24"/>
+        </w:rPr>
+        <w:t>针对上述问题，本项目拟开发“基于</w:t>
+      </w:r>
+      <w:r>
+        <w:rPr>
+          <w:rFonts w:eastAsia="仿宋_GB2312" w:cs="Times New Roman"/>
+          <w:szCs w:val="24"/>
+        </w:rPr>
         <w:t>Agent</w:t>
       </w:r>
       <w:r>
-        <w:t>的民航旅客状态感知与行动决策系统</w:t>
-      </w:r>
-      <w:r>
-        <w:t>”</w:t>
-      </w:r>
-      <w:r>
-        <w:t>。系统面向民航旅客，由数据感知与行动决策两类</w:t>
-      </w:r>
-      <w:r>
-        <w:t xml:space="preserve"> Agent </w:t>
-      </w:r>
-      <w:r>
-        <w:t>协同工作：数据感知</w:t>
-      </w:r>
-      <w:r>
-        <w:t xml:space="preserve"> Agent </w:t>
-      </w:r>
-      <w:r>
-        <w:t>负责获取航班、机场、路线和旅客位置等状态信息并形成统一的行程状态；行动决策</w:t>
-      </w:r>
-      <w:r>
-        <w:t xml:space="preserve"> Agent </w:t>
-      </w:r>
-      <w:r>
-        <w:t>基于当前行程状态分析旅客所处阶段与时间风险，生成明确、可执行、可解释的下一步行动建议。本项目的意义在于把分散的状态信息转化为面向行动的服务，帮助旅客减少跨应用判断负担，降低因信息不及时或判断失误导致误机的风险。</w:t>
+        <w:rPr>
+          <w:rFonts w:ascii="仿宋_GB2312" w:eastAsia="仿宋_GB2312" w:hint="eastAsia"/>
+          <w:szCs w:val="24"/>
+        </w:rPr>
+        <w:t xml:space="preserve">的民航旅客状态感知与行动决策系统”。系统面向民航旅客，由数据感知与行动决策两类 </w:t>
+      </w:r>
+      <w:r>
+        <w:rPr>
+          <w:rFonts w:eastAsia="仿宋_GB2312" w:cs="Times New Roman"/>
+          <w:szCs w:val="24"/>
+        </w:rPr>
+        <w:t>Agent</w:t>
+      </w:r>
+      <w:r>
+        <w:rPr>
+          <w:rFonts w:ascii="仿宋_GB2312" w:eastAsia="仿宋_GB2312" w:hint="eastAsia"/>
+          <w:szCs w:val="24"/>
+        </w:rPr>
+        <w:t xml:space="preserve"> 协同工作：数据感知</w:t>
+      </w:r>
+      <w:r>
+        <w:rPr>
+          <w:rFonts w:eastAsia="仿宋_GB2312" w:cs="Times New Roman"/>
+          <w:szCs w:val="24"/>
+        </w:rPr>
+        <w:t xml:space="preserve"> Agent</w:t>
+      </w:r>
+      <w:r>
+        <w:rPr>
+          <w:rFonts w:ascii="仿宋_GB2312" w:eastAsia="仿宋_GB2312" w:hint="eastAsia"/>
+          <w:szCs w:val="24"/>
+        </w:rPr>
+        <w:t xml:space="preserve"> 负责获取航班、机场、路线和旅客位置等状态信息并形成统一的行程状态；行动决策 </w:t>
+      </w:r>
+      <w:r>
+        <w:rPr>
+          <w:rFonts w:eastAsia="仿宋_GB2312" w:cs="Times New Roman"/>
+          <w:szCs w:val="24"/>
+        </w:rPr>
+        <w:t>Agent</w:t>
+      </w:r>
+      <w:r>
+        <w:rPr>
+          <w:rFonts w:ascii="仿宋_GB2312" w:eastAsia="仿宋_GB2312" w:hint="eastAsia"/>
+          <w:szCs w:val="24"/>
+        </w:rPr>
+        <w:t xml:space="preserve"> 基于当前行程状态分析旅客所处阶段与时间风险，生成明确、可执行、可解释的下一步行动建议。本项目的意义在于把分散的状态信息转化为面向行动的服务，帮助旅客减少跨应用判断负担，降低因信息不及时或判断失误导致误机的风险。</w:t>
       </w:r>
     </w:p>
     <w:p>
@@ -3969,7 +4484,7 @@
           <w:b w:val="0"/>
         </w:rPr>
       </w:pPr>
-      <w:bookmarkStart w:id="3" w:name="_Toc239756008"/>
+      <w:bookmarkStart w:id="4" w:name="_Toc239798795"/>
       <w:r>
         <w:rPr>
           <w:rFonts w:hint="eastAsia"/>
@@ -3991,44 +4506,40 @@
         </w:rPr>
         <w:t>目标用户</w:t>
       </w:r>
-      <w:bookmarkEnd w:id="3"/>
-    </w:p>
-    <w:p>
-      <w:pPr>
-        <w:ind w:firstLine="480"/>
-        <w:rPr>
+      <w:bookmarkEnd w:id="4"/>
+    </w:p>
+    <w:p>
+      <w:pPr>
+        <w:ind w:firstLine="480"/>
+        <w:rPr>
+          <w:rFonts w:ascii="仿宋_GB2312" w:eastAsia="仿宋_GB2312"/>
           <w:color w:val="FF0000"/>
-        </w:rPr>
-      </w:pPr>
-      <w:r>
+          <w:szCs w:val="24"/>
+        </w:rPr>
+      </w:pPr>
+      <w:r>
+        <w:rPr>
+          <w:rFonts w:ascii="仿宋_GB2312" w:eastAsia="仿宋_GB2312" w:hint="eastAsia"/>
+          <w:szCs w:val="24"/>
+        </w:rPr>
         <w:t>本软件以民航旅客本人为主要目标用户，包括普通旅客、首次乘机旅客、经常出差的商务旅客、携带儿童或老人出行的旅客以及需要中转或多航段出行的旅客。该类用户需要在出行过程中及时掌握航班、机场、道路交通和自身位置等状态，并据此决定何时出发、先办理哪项手续、是否仍可从容用餐或是否需要联系</w:t>
       </w:r>
       <w:r>
+        <w:rPr>
+          <w:rFonts w:ascii="仿宋_GB2312" w:eastAsia="仿宋_GB2312" w:hint="eastAsia"/>
+          <w:szCs w:val="24"/>
+        </w:rPr>
         <w:lastRenderedPageBreak/>
         <w:t>航空公司。系统为旅客提供行程状态、风险提示与行动建议，帮助其降低行程的不确定性和误机风险。本系统不面向航空公司、机场等运营管理人员，也不替代航司、机场或空管部门的运行决策。</w:t>
       </w:r>
     </w:p>
     <w:p>
       <w:pPr>
-        <w:ind w:firstLine="480"/>
-        <w:rPr>
+        <w:ind w:firstLineChars="0" w:firstLine="0"/>
+        <w:rPr>
+          <w:rFonts w:ascii="仿宋_GB2312" w:eastAsia="仿宋_GB2312"/>
           <w:color w:val="FF0000"/>
-        </w:rPr>
-      </w:pPr>
-    </w:p>
-    <w:p>
-      <w:pPr>
-        <w:ind w:firstLine="480"/>
-        <w:rPr>
-          <w:color w:val="FF0000"/>
-        </w:rPr>
-      </w:pPr>
-    </w:p>
-    <w:p>
-      <w:pPr>
-        <w:ind w:firstLine="480"/>
-        <w:rPr>
-          <w:color w:val="FF0000"/>
+          <w:szCs w:val="24"/>
         </w:rPr>
       </w:pPr>
     </w:p>
@@ -4036,7 +4547,7 @@
       <w:pPr>
         <w:pStyle w:val="2"/>
       </w:pPr>
-      <w:bookmarkStart w:id="4" w:name="_Toc239756009"/>
+      <w:bookmarkStart w:id="5" w:name="_Toc239798796"/>
       <w:r>
         <w:rPr>
           <w:rFonts w:hint="eastAsia"/>
@@ -4058,7 +4569,7 @@
         </w:rPr>
         <w:t>功能概述</w:t>
       </w:r>
-      <w:bookmarkEnd w:id="4"/>
+      <w:bookmarkEnd w:id="5"/>
     </w:p>
     <w:p>
       <w:pPr>
@@ -4066,41 +4577,22 @@
         <w:spacing w:before="312" w:after="156"/>
         <w:ind w:firstLine="360"/>
         <w:jc w:val="both"/>
-      </w:pPr>
-      <w:bookmarkStart w:id="5" w:name="_Toc148455643"/>
-      <w:r>
-        <w:t>系统围绕</w:t>
-      </w:r>
-      <w:r>
-        <w:t>“</w:t>
-      </w:r>
-      <w:r>
-        <w:t>状态感知</w:t>
-      </w:r>
-      <w:r>
-        <w:t>—</w:t>
-      </w:r>
-      <w:r>
-        <w:t>行动决策</w:t>
-      </w:r>
-      <w:r>
-        <w:t>—</w:t>
-      </w:r>
-      <w:r>
-        <w:t>界面引导</w:t>
-      </w:r>
-      <w:r>
-        <w:t>”</w:t>
-      </w:r>
-      <w:r>
-        <w:t>提供五项核心功能，具体功能描述见表</w:t>
-      </w:r>
-      <w:r>
-        <w:t>1-1</w:t>
-      </w:r>
-      <w:r>
-        <w:t>。</w:t>
-      </w:r>
+        <w:rPr>
+          <w:rFonts w:ascii="仿宋_GB2312" w:eastAsia="仿宋_GB2312"/>
+          <w:sz w:val="24"/>
+          <w:szCs w:val="24"/>
+        </w:rPr>
+      </w:pPr>
+      <w:bookmarkStart w:id="6" w:name="_Toc239798816"/>
+      <w:r>
+        <w:rPr>
+          <w:rFonts w:ascii="仿宋_GB2312" w:eastAsia="仿宋_GB2312" w:hint="eastAsia"/>
+          <w:sz w:val="24"/>
+          <w:szCs w:val="24"/>
+        </w:rPr>
+        <w:t>系统围绕“状态感知—行动决策—界面引导”提供五项核心功能，具体功能描述见表1-1。</w:t>
+      </w:r>
+      <w:bookmarkEnd w:id="6"/>
     </w:p>
     <w:p>
       <w:pPr>
@@ -4108,6 +4600,7 @@
         <w:spacing w:before="312" w:after="156"/>
         <w:ind w:firstLine="360"/>
       </w:pPr>
+      <w:bookmarkStart w:id="7" w:name="_Toc239798817"/>
       <w:r>
         <w:rPr>
           <w:rFonts w:hint="eastAsia"/>
@@ -4135,7 +4628,7 @@
         </w:rPr>
         <w:t>描述表</w:t>
       </w:r>
-      <w:bookmarkEnd w:id="5"/>
+      <w:bookmarkEnd w:id="7"/>
     </w:p>
     <w:tbl>
       <w:tblPr>
@@ -4218,8 +4711,7 @@
           <w:p>
             <w:pPr>
               <w:spacing w:line="400" w:lineRule="atLeast"/>
-              <w:ind w:firstLineChars="0" w:firstLine="0"/>
-              <w:jc w:val="center"/>
+              <w:ind w:firstLine="480"/>
               <w:rPr>
                 <w:rFonts w:ascii="仿宋" w:hAnsi="仿宋" w:hint="eastAsia"/>
                 <w:b/>
@@ -4228,10 +4720,14 @@
               </w:rPr>
             </w:pPr>
             <w:r>
-              <w:t xml:space="preserve">1. </w:t>
-            </w:r>
-            <w:r>
-              <w:t>行程创建与管理</w:t>
+              <w:t>1.</w:t>
+            </w:r>
+            <w:r>
+              <w:rPr>
+                <w:rFonts w:ascii="仿宋_GB2312" w:eastAsia="仿宋_GB2312" w:hint="eastAsia"/>
+                <w:szCs w:val="24"/>
+              </w:rPr>
+              <w:t xml:space="preserve"> 行程创建与管理</w:t>
             </w:r>
           </w:p>
         </w:tc>
@@ -4245,13 +4741,17 @@
               <w:spacing w:line="400" w:lineRule="exact"/>
               <w:ind w:firstLine="480"/>
               <w:rPr>
-                <w:rFonts w:ascii="仿宋" w:hAnsi="仿宋" w:hint="eastAsia"/>
+                <w:rFonts w:ascii="仿宋_GB2312" w:eastAsia="仿宋_GB2312" w:hAnsi="仿宋" w:hint="eastAsia"/>
                 <w:b/>
                 <w:color w:val="FF0000"/>
                 <w:szCs w:val="24"/>
               </w:rPr>
             </w:pPr>
             <w:r>
+              <w:rPr>
+                <w:rFonts w:ascii="仿宋_GB2312" w:eastAsia="仿宋_GB2312" w:hint="eastAsia"/>
+                <w:szCs w:val="24"/>
+              </w:rPr>
               <w:t>旅客输入一个或多个航班及出行信息，系统建立出行旅程并识别值机、安检、登机等关键时间节点，支持查看与更新行程。</w:t>
             </w:r>
           </w:p>
@@ -4267,7 +4767,6 @@
             <w:pPr>
               <w:spacing w:line="400" w:lineRule="atLeast"/>
               <w:ind w:firstLine="480"/>
-              <w:jc w:val="center"/>
               <w:rPr>
                 <w:rFonts w:eastAsia="仿宋_GB2312"/>
                 <w:bCs/>
@@ -4278,6 +4777,10 @@
               <w:t xml:space="preserve">2. </w:t>
             </w:r>
             <w:r>
+              <w:rPr>
+                <w:rFonts w:ascii="仿宋_GB2312" w:eastAsia="仿宋_GB2312" w:hint="eastAsia"/>
+                <w:szCs w:val="24"/>
+              </w:rPr>
               <w:t>行程状态获取</w:t>
             </w:r>
           </w:p>
@@ -4298,13 +4801,28 @@
               </w:rPr>
             </w:pPr>
             <w:r>
-              <w:t>数据感知</w:t>
-            </w:r>
-            <w:r>
-              <w:t xml:space="preserve"> Agent </w:t>
-            </w:r>
-            <w:r>
-              <w:t>通过数据技能与工具获取航班动态、机场运行、城市交通和旅客位置等信息，形成统一的当前行程状态。</w:t>
+              <w:rPr>
+                <w:rFonts w:ascii="仿宋_GB2312" w:eastAsia="仿宋_GB2312" w:hint="eastAsia"/>
+                <w:szCs w:val="24"/>
+              </w:rPr>
+              <w:t xml:space="preserve">数据感知 </w:t>
+            </w:r>
+            <w:r>
+              <w:rPr>
+                <w:rFonts w:eastAsia="仿宋_GB2312" w:cs="Times New Roman"/>
+                <w:szCs w:val="24"/>
+              </w:rPr>
+              <w:t xml:space="preserve">Agent </w:t>
+            </w:r>
+            <w:r>
+              <w:rPr>
+                <w:rFonts w:ascii="仿宋_GB2312" w:eastAsia="仿宋_GB2312" w:hint="eastAsia"/>
+                <w:szCs w:val="24"/>
+              </w:rPr>
+              <w:t>通过数据技能与工具获取航班动态、机场运行、城市交通和旅客位置等信息，形成统一的当前行程状态</w:t>
+            </w:r>
+            <w:r>
+              <w:t>。</w:t>
             </w:r>
           </w:p>
         </w:tc>
@@ -4319,7 +4837,6 @@
             <w:pPr>
               <w:spacing w:line="400" w:lineRule="atLeast"/>
               <w:ind w:firstLine="480"/>
-              <w:jc w:val="center"/>
               <w:rPr>
                 <w:rFonts w:eastAsia="仿宋_GB2312"/>
                 <w:b/>
@@ -4330,6 +4847,10 @@
               <w:t xml:space="preserve">3. </w:t>
             </w:r>
             <w:r>
+              <w:rPr>
+                <w:rFonts w:ascii="仿宋_GB2312" w:eastAsia="仿宋_GB2312" w:hint="eastAsia"/>
+                <w:szCs w:val="24"/>
+              </w:rPr>
               <w:t>旅客状态分析</w:t>
             </w:r>
           </w:p>
@@ -4344,19 +4865,31 @@
               <w:spacing w:line="400" w:lineRule="exact"/>
               <w:ind w:firstLine="480"/>
               <w:rPr>
-                <w:rFonts w:eastAsia="仿宋_GB2312"/>
+                <w:rFonts w:ascii="仿宋_GB2312" w:eastAsia="仿宋_GB2312"/>
                 <w:b/>
                 <w:szCs w:val="24"/>
               </w:rPr>
             </w:pPr>
             <w:r>
-              <w:t>行动决策</w:t>
-            </w:r>
-            <w:r>
-              <w:t xml:space="preserve"> Agent </w:t>
-            </w:r>
-            <w:r>
-              <w:t>根据当前时间、航班状态、机场状态和旅客位置，分析旅客所处的出行阶段及可能面临的时间风险。</w:t>
+              <w:rPr>
+                <w:rFonts w:ascii="仿宋_GB2312" w:eastAsia="仿宋_GB2312" w:hint="eastAsia"/>
+                <w:szCs w:val="24"/>
+              </w:rPr>
+              <w:t xml:space="preserve">行动决策 </w:t>
+            </w:r>
+            <w:r>
+              <w:rPr>
+                <w:rFonts w:eastAsia="仿宋_GB2312" w:cs="Times New Roman"/>
+                <w:szCs w:val="24"/>
+              </w:rPr>
+              <w:t>Agent</w:t>
+            </w:r>
+            <w:r>
+              <w:rPr>
+                <w:rFonts w:ascii="仿宋_GB2312" w:eastAsia="仿宋_GB2312" w:hint="eastAsia"/>
+                <w:szCs w:val="24"/>
+              </w:rPr>
+              <w:t xml:space="preserve"> 根据当前时间、航班状态、机场状态和旅客位置，分析旅客所处的出行阶段及可能面临的时间风险。</w:t>
             </w:r>
           </w:p>
         </w:tc>
@@ -4374,6 +4907,10 @@
               <w:t xml:space="preserve">4. </w:t>
             </w:r>
             <w:r>
+              <w:rPr>
+                <w:rFonts w:ascii="仿宋_GB2312" w:eastAsia="仿宋_GB2312" w:hint="eastAsia"/>
+                <w:szCs w:val="24"/>
+              </w:rPr>
               <w:t>行动建议生成</w:t>
             </w:r>
           </w:p>
@@ -4385,8 +4922,16 @@
           <w:p>
             <w:pPr>
               <w:ind w:firstLine="480"/>
+              <w:rPr>
+                <w:rFonts w:ascii="仿宋_GB2312" w:eastAsia="仿宋_GB2312"/>
+                <w:szCs w:val="24"/>
+              </w:rPr>
             </w:pPr>
             <w:r>
+              <w:rPr>
+                <w:rFonts w:ascii="仿宋_GB2312" w:eastAsia="仿宋_GB2312" w:hint="eastAsia"/>
+                <w:szCs w:val="24"/>
+              </w:rPr>
               <w:t>系统生成有优先级的下一步行动建议，如立即出发、办理值机或托运、前往安检或登机口、关注航班异常、联系航空公司等，并说明建议依据和风险等级。</w:t>
             </w:r>
           </w:p>
@@ -4405,6 +4950,10 @@
               <w:t xml:space="preserve">5. </w:t>
             </w:r>
             <w:r>
+              <w:rPr>
+                <w:rFonts w:ascii="仿宋_GB2312" w:eastAsia="仿宋_GB2312" w:hint="eastAsia"/>
+                <w:szCs w:val="24"/>
+              </w:rPr>
               <w:t>行程状态展示与更新</w:t>
             </w:r>
           </w:p>
@@ -4416,9 +4965,17 @@
           <w:p>
             <w:pPr>
               <w:ind w:firstLine="480"/>
+              <w:rPr>
+                <w:rFonts w:ascii="仿宋_GB2312" w:eastAsia="仿宋_GB2312"/>
+                <w:szCs w:val="24"/>
+              </w:rPr>
             </w:pPr>
             <w:r>
-              <w:t>前端以状态区、时间轴、倒计时和行动卡片等方式展示分析结果，支持定时或实时更新；需要城市导航时可跳转地图导航应用，机场内提供各节点的文字步行指引。</w:t>
+              <w:rPr>
+                <w:rFonts w:ascii="仿宋_GB2312" w:eastAsia="仿宋_GB2312" w:hint="eastAsia"/>
+                <w:szCs w:val="24"/>
+              </w:rPr>
+              <w:t>前端以状态区、时间轴和行动卡片等方式展示分析结果，支持定时或实时更新；需要城市导航时可跳转地图导航应用，机场内提供各节点的文字步行指引。</w:t>
             </w:r>
           </w:p>
         </w:tc>
@@ -4428,7 +4985,7 @@
       <w:pPr>
         <w:pStyle w:val="2"/>
       </w:pPr>
-      <w:bookmarkStart w:id="6" w:name="_Toc239756010"/>
+      <w:bookmarkStart w:id="8" w:name="_Toc239798797"/>
       <w:r>
         <w:rPr>
           <w:rFonts w:hint="eastAsia"/>
@@ -4451,7 +5008,7 @@
         </w:rPr>
         <w:t>实现难点及特色分析</w:t>
       </w:r>
-      <w:bookmarkEnd w:id="6"/>
+      <w:bookmarkEnd w:id="8"/>
     </w:p>
     <w:p>
       <w:pPr>
@@ -4460,7 +5017,7 @@
           <w:b w:val="0"/>
         </w:rPr>
       </w:pPr>
-      <w:bookmarkStart w:id="7" w:name="_Toc239756011"/>
+      <w:bookmarkStart w:id="9" w:name="_Toc239798798"/>
       <w:r>
         <w:rPr>
           <w:rFonts w:hint="eastAsia"/>
@@ -4476,32 +5033,36 @@
         </w:rPr>
         <w:t>项目实现难点</w:t>
       </w:r>
-      <w:bookmarkEnd w:id="7"/>
-    </w:p>
-    <w:p>
-      <w:pPr>
-        <w:ind w:firstLine="480"/>
-      </w:pPr>
-      <w:r>
-        <w:t>本项目的主要实现难点包括：一是多源状态获取与融合，航班、机场、交通与定位数据来源不同、格式和可信度不一，需要统一表达数据来源、更新时间和缺失状态；二是大模型</w:t>
-      </w:r>
-      <w:r>
-        <w:t xml:space="preserve"> Agent </w:t>
-      </w:r>
-      <w:r>
-        <w:t>的可靠约束，数据感知与行动决策均依赖大模型，需要通过提示词、技能和工具约束避免编造数据、遗漏关键时限或越过</w:t>
-      </w:r>
-      <w:r>
-        <w:t>“</w:t>
-      </w:r>
-      <w:r>
-        <w:t>不自动执行高影响操作</w:t>
-      </w:r>
-      <w:r>
-        <w:t>”</w:t>
-      </w:r>
-      <w:r>
-        <w:t>的边界；三是动态状态下的行动推理，需要综合旅客位置、剩余时间、机场内部节点和航班状态，持续给出旅客所处阶段与下一步行动；四是异常降级与可解释，外部接口不可用、定位失效或网络中断时，系统仍需稳定运行并明确提示数据限制。</w:t>
+      <w:bookmarkEnd w:id="9"/>
+    </w:p>
+    <w:p>
+      <w:pPr>
+        <w:ind w:firstLine="480"/>
+        <w:rPr>
+          <w:rFonts w:ascii="仿宋_GB2312" w:eastAsia="仿宋_GB2312"/>
+          <w:szCs w:val="24"/>
+        </w:rPr>
+      </w:pPr>
+      <w:r>
+        <w:rPr>
+          <w:rFonts w:ascii="仿宋_GB2312" w:eastAsia="仿宋_GB2312" w:hint="eastAsia"/>
+          <w:szCs w:val="24"/>
+        </w:rPr>
+        <w:t xml:space="preserve">本项目的主要实现难点包括：一是多源状态获取与融合，航班、机场、交通与定位数据来源不同、格式和可信度不一，需要统一表达数据来源、更新时间和缺失状态；二是大模型 </w:t>
+      </w:r>
+      <w:r>
+        <w:rPr>
+          <w:rFonts w:eastAsia="仿宋_GB2312" w:cs="Times New Roman"/>
+          <w:szCs w:val="24"/>
+        </w:rPr>
+        <w:t>Agent</w:t>
+      </w:r>
+      <w:r>
+        <w:rPr>
+          <w:rFonts w:ascii="仿宋_GB2312" w:eastAsia="仿宋_GB2312" w:hint="eastAsia"/>
+          <w:szCs w:val="24"/>
+        </w:rPr>
+        <w:t xml:space="preserve"> 的可靠约束，数据感知与行动决策均依赖大模型，需要通过提示词、技能和工具约束避免编造数据、遗漏关键时限或越过“不自动执行高影响操作”的边界；三是动态状态下的行动推理，需要综合旅客位置、剩余时间、机场内部节点和航班状态，持续给出旅客所处阶段与下一步行动；四是异常降级与可解释，外部接口不可用、定位失效或网络中断时，系统仍需稳定运行并明确提示数据限制。</w:t>
       </w:r>
     </w:p>
     <w:p>
@@ -4511,7 +5072,7 @@
           <w:b w:val="0"/>
         </w:rPr>
       </w:pPr>
-      <w:bookmarkStart w:id="8" w:name="_Toc239756012"/>
+      <w:bookmarkStart w:id="10" w:name="_Toc239798799"/>
       <w:r>
         <w:rPr>
           <w:rFonts w:hint="eastAsia"/>
@@ -4528,75 +5089,71 @@
         </w:rPr>
         <w:t>项目特色</w:t>
       </w:r>
-      <w:bookmarkEnd w:id="8"/>
-    </w:p>
-    <w:p>
-      <w:pPr>
-        <w:ind w:firstLine="480"/>
-      </w:pPr>
-      <w:r>
-        <w:t>本项目区别于同类型系统的特色包括：一是双</w:t>
-      </w:r>
-      <w:r>
-        <w:t xml:space="preserve"> Agent </w:t>
-      </w:r>
-      <w:r>
-        <w:t>分工协作，数据感知</w:t>
-      </w:r>
-      <w:r>
-        <w:t xml:space="preserve"> Agent </w:t>
-      </w:r>
-      <w:r>
-        <w:t>与行动决策</w:t>
-      </w:r>
-      <w:r>
-        <w:t xml:space="preserve"> Agent </w:t>
-      </w:r>
-      <w:r>
-        <w:t>分别承担</w:t>
-      </w:r>
-      <w:r>
-        <w:t>“</w:t>
-      </w:r>
-      <w:r>
-        <w:t>状态获取</w:t>
-      </w:r>
-      <w:r>
-        <w:t>”</w:t>
-      </w:r>
-      <w:r>
-        <w:t>与</w:t>
-      </w:r>
-      <w:r>
-        <w:t>“</w:t>
-      </w:r>
-      <w:r>
-        <w:t>行动决策</w:t>
-      </w:r>
-      <w:r>
-        <w:t>”</w:t>
-      </w:r>
-      <w:r>
-        <w:t>，思考方式不同、职责清晰；二是面向行动而非仅面向信息，系统直接回答旅客</w:t>
-      </w:r>
-      <w:r>
-        <w:t>“</w:t>
-      </w:r>
-      <w:r>
-        <w:t>下一步应该做什么</w:t>
-      </w:r>
-      <w:r>
-        <w:t>”</w:t>
-      </w:r>
-      <w:r>
-        <w:t>；三是建议可解释、可确认、可回退，每条建议展示依据、生成时间与数据来源，不自动执行改签、支付等高影响操作；四是轻量易演示，前端以状态、时间轴、倒计时和行动卡片呈现，城市导航通过跳转成熟地图应用实现，无需内嵌地图引擎。</w:t>
+      <w:bookmarkEnd w:id="10"/>
+    </w:p>
+    <w:p>
+      <w:pPr>
+        <w:ind w:firstLine="480"/>
+        <w:rPr>
+          <w:rFonts w:ascii="仿宋_GB2312" w:eastAsia="仿宋_GB2312"/>
+          <w:szCs w:val="24"/>
+        </w:rPr>
+      </w:pPr>
+      <w:r>
+        <w:rPr>
+          <w:rFonts w:ascii="仿宋_GB2312" w:eastAsia="仿宋_GB2312" w:hint="eastAsia"/>
+          <w:szCs w:val="24"/>
+        </w:rPr>
+        <w:t xml:space="preserve">本项目区别于同类型系统的特色包括：一是双 </w:t>
+      </w:r>
+      <w:r>
+        <w:rPr>
+          <w:rFonts w:eastAsia="仿宋_GB2312" w:cs="Times New Roman"/>
+          <w:szCs w:val="24"/>
+        </w:rPr>
+        <w:t xml:space="preserve">Agent </w:t>
+      </w:r>
+      <w:r>
+        <w:rPr>
+          <w:rFonts w:ascii="仿宋_GB2312" w:eastAsia="仿宋_GB2312" w:hint="eastAsia"/>
+          <w:szCs w:val="24"/>
+        </w:rPr>
+        <w:t xml:space="preserve">分工协作，数据感知 </w:t>
+      </w:r>
+      <w:r>
+        <w:rPr>
+          <w:rFonts w:eastAsia="仿宋_GB2312" w:cs="Times New Roman"/>
+          <w:szCs w:val="24"/>
+        </w:rPr>
+        <w:t>Agent</w:t>
+      </w:r>
+      <w:r>
+        <w:rPr>
+          <w:rFonts w:ascii="仿宋_GB2312" w:eastAsia="仿宋_GB2312" w:hint="eastAsia"/>
+          <w:szCs w:val="24"/>
+        </w:rPr>
+        <w:t xml:space="preserve"> 与行动决策</w:t>
+      </w:r>
+      <w:r>
+        <w:rPr>
+          <w:rFonts w:eastAsia="仿宋_GB2312" w:cs="Times New Roman"/>
+          <w:szCs w:val="24"/>
+        </w:rPr>
+        <w:t xml:space="preserve"> Agent</w:t>
+      </w:r>
+      <w:r>
+        <w:rPr>
+          <w:rFonts w:ascii="仿宋_GB2312" w:eastAsia="仿宋_GB2312" w:hint="eastAsia"/>
+          <w:szCs w:val="24"/>
+        </w:rPr>
+        <w:t xml:space="preserve"> 分别承担“状态获取”与“行动决策”，思考方式不同、职责清晰；二是面向行动而非仅面向信息，系统直接回答旅客“下一步应该做什么”；三是建议可解释、可确认、可回退，每条建议展示依据、生成时间与数据来源，不自动执行改签、支付等高影响操作；四是轻量易演示，前端以状态、时间轴、倒计时和行动卡片呈现，城市导航通过跳转成熟地图应用实现，无需内嵌地图引擎。</w:t>
       </w:r>
     </w:p>
     <w:p>
       <w:pPr>
         <w:pStyle w:val="2"/>
       </w:pPr>
-      <w:bookmarkStart w:id="9" w:name="_Toc239756013"/>
+      <w:bookmarkStart w:id="11" w:name="_Toc239798800"/>
       <w:r>
         <w:rPr>
           <w:rFonts w:hint="eastAsia"/>
@@ -4618,7 +5175,7 @@
         </w:rPr>
         <w:t>参考资料</w:t>
       </w:r>
-      <w:bookmarkEnd w:id="9"/>
+      <w:bookmarkEnd w:id="11"/>
     </w:p>
     <w:p>
       <w:pPr>
@@ -4627,52 +5184,20 @@
         <w:ind w:firstLineChars="0" w:firstLine="540"/>
         <w:textAlignment w:val="baseline"/>
         <w:rPr>
-          <w:rFonts w:ascii="楷体" w:eastAsia="楷体" w:hAnsi="楷体" w:cs="楷体" w:hint="eastAsia"/>
+          <w:rFonts w:ascii="仿宋_GB2312" w:eastAsia="仿宋_GB2312" w:hAnsi="楷体" w:cs="楷体" w:hint="eastAsia"/>
           <w:b/>
           <w:i/>
           <w:color w:val="000000"/>
           <w:kern w:val="0"/>
-          <w:szCs w:val="20"/>
-        </w:rPr>
-      </w:pPr>
-      <w:r>
-        <w:t xml:space="preserve">[1] </w:t>
-      </w:r>
-      <w:r>
-        <w:t>中国民用航空局</w:t>
-      </w:r>
-      <w:r>
-        <w:t xml:space="preserve">. </w:t>
-      </w:r>
-      <w:r>
-        <w:t>关于推动</w:t>
-      </w:r>
-      <w:r>
-        <w:t>“</w:t>
-      </w:r>
-      <w:r>
-        <w:t>人工智能</w:t>
-      </w:r>
-      <w:r>
-        <w:t>+</w:t>
-      </w:r>
-      <w:r>
-        <w:t>民航</w:t>
-      </w:r>
-      <w:r>
-        <w:t>”</w:t>
-      </w:r>
-      <w:r>
-        <w:t>高质量发展的实施意见及其附件《民航人工智能应用场景参考指引》</w:t>
-      </w:r>
-      <w:r>
-        <w:t xml:space="preserve">. </w:t>
-      </w:r>
-      <w:r>
-        <w:t>内部参考资料</w:t>
-      </w:r>
-      <w:r>
-        <w:t xml:space="preserve">. </w:t>
+          <w:szCs w:val="24"/>
+        </w:rPr>
+      </w:pPr>
+      <w:r>
+        <w:rPr>
+          <w:rFonts w:ascii="仿宋_GB2312" w:eastAsia="仿宋_GB2312" w:hint="eastAsia"/>
+          <w:szCs w:val="24"/>
+        </w:rPr>
+        <w:t xml:space="preserve">[1] 中国民用航空局. 关于推动“人工智能+民航”高质量发展的实施意见及其附件《民航人工智能应用场景参考指引》. 内部参考资料. </w:t>
       </w:r>
     </w:p>
     <w:p>
@@ -4682,52 +5207,62 @@
         <w:ind w:firstLineChars="0" w:firstLine="540"/>
         <w:textAlignment w:val="baseline"/>
         <w:rPr>
-          <w:rFonts w:ascii="楷体" w:eastAsia="楷体" w:hAnsi="楷体" w:cs="楷体" w:hint="eastAsia"/>
+          <w:rFonts w:ascii="仿宋_GB2312" w:eastAsia="仿宋_GB2312" w:hAnsi="楷体" w:cs="楷体" w:hint="eastAsia"/>
           <w:b/>
           <w:i/>
           <w:color w:val="000000"/>
           <w:kern w:val="0"/>
-          <w:szCs w:val="20"/>
-        </w:rPr>
-      </w:pPr>
-      <w:r>
-        <w:t xml:space="preserve">[2] </w:t>
-      </w:r>
-      <w:r>
-        <w:t>本项目组</w:t>
-      </w:r>
-      <w:r>
-        <w:t xml:space="preserve">. </w:t>
-      </w:r>
-      <w:r>
-        <w:t>基于</w:t>
-      </w:r>
-      <w:r>
+          <w:szCs w:val="24"/>
+        </w:rPr>
+      </w:pPr>
+      <w:r>
+        <w:rPr>
+          <w:rFonts w:ascii="仿宋_GB2312" w:eastAsia="仿宋_GB2312" w:hint="eastAsia"/>
+          <w:szCs w:val="24"/>
+        </w:rPr>
+        <w:t>[2] 本项目组. 基于</w:t>
+      </w:r>
+      <w:r>
+        <w:rPr>
+          <w:rFonts w:eastAsia="仿宋_GB2312" w:cs="Times New Roman"/>
+          <w:szCs w:val="24"/>
+        </w:rPr>
         <w:t>Agent</w:t>
       </w:r>
       <w:r>
-        <w:t>的民航旅客状态感知与行动决策系统</w:t>
-      </w:r>
-      <w:r>
-        <w:t>——</w:t>
-      </w:r>
-      <w:r>
-        <w:t>行业和领域调研分析报告</w:t>
-      </w:r>
-      <w:r>
-        <w:t>. 2026</w:t>
-      </w:r>
-      <w:r>
+        <w:rPr>
+          <w:rFonts w:ascii="仿宋_GB2312" w:eastAsia="仿宋_GB2312" w:hint="eastAsia"/>
+          <w:szCs w:val="24"/>
+        </w:rPr>
+        <w:t xml:space="preserve">的民航旅客状态感知与行动决策系统——行业和领域调研分析报告. </w:t>
+      </w:r>
+      <w:r>
+        <w:rPr>
+          <w:rFonts w:eastAsia="仿宋_GB2312" w:cs="Times New Roman"/>
+          <w:szCs w:val="24"/>
+        </w:rPr>
+        <w:t>2026</w:t>
+      </w:r>
+      <w:r>
+        <w:rPr>
+          <w:rFonts w:ascii="仿宋_GB2312" w:eastAsia="仿宋_GB2312" w:hint="eastAsia"/>
+          <w:szCs w:val="24"/>
+        </w:rPr>
         <w:t>年</w:t>
       </w:r>
       <w:r>
+        <w:rPr>
+          <w:rFonts w:eastAsia="仿宋_GB2312" w:cs="Times New Roman"/>
+          <w:szCs w:val="24"/>
+        </w:rPr>
         <w:t>8</w:t>
       </w:r>
       <w:r>
-        <w:t>月</w:t>
-      </w:r>
-      <w:r>
-        <w:t xml:space="preserve">. </w:t>
+        <w:rPr>
+          <w:rFonts w:ascii="仿宋_GB2312" w:eastAsia="仿宋_GB2312" w:hint="eastAsia"/>
+          <w:szCs w:val="24"/>
+        </w:rPr>
+        <w:t xml:space="preserve">月. </w:t>
       </w:r>
     </w:p>
     <w:p>
@@ -4737,52 +5272,48 @@
         <w:ind w:firstLineChars="0" w:firstLine="540"/>
         <w:textAlignment w:val="baseline"/>
         <w:rPr>
-          <w:rFonts w:ascii="楷体" w:eastAsia="楷体" w:hAnsi="楷体" w:cs="楷体" w:hint="eastAsia"/>
+          <w:rFonts w:ascii="仿宋_GB2312" w:eastAsia="仿宋_GB2312" w:hAnsi="楷体" w:cs="楷体" w:hint="eastAsia"/>
           <w:b/>
           <w:i/>
           <w:color w:val="000000"/>
           <w:kern w:val="0"/>
-          <w:szCs w:val="20"/>
-        </w:rPr>
-      </w:pPr>
-      <w:r>
-        <w:t xml:space="preserve">[3] </w:t>
-      </w:r>
-      <w:r>
-        <w:t>本项目组</w:t>
-      </w:r>
-      <w:r>
-        <w:t xml:space="preserve">. </w:t>
-      </w:r>
-      <w:r>
-        <w:t>基于</w:t>
-      </w:r>
-      <w:r>
-        <w:t>Agent</w:t>
-      </w:r>
-      <w:r>
-        <w:t>的民航旅客状态感知与行动决策系统</w:t>
-      </w:r>
-      <w:r>
-        <w:t>——</w:t>
-      </w:r>
-      <w:r>
-        <w:t>软件系统的需求构思及描述</w:t>
-      </w:r>
-      <w:r>
-        <w:t>. 2026</w:t>
-      </w:r>
-      <w:r>
+          <w:szCs w:val="24"/>
+        </w:rPr>
+      </w:pPr>
+      <w:r>
+        <w:rPr>
+          <w:rFonts w:ascii="仿宋_GB2312" w:eastAsia="仿宋_GB2312" w:hint="eastAsia"/>
+          <w:szCs w:val="24"/>
+        </w:rPr>
+        <w:t xml:space="preserve">[3] 本项目组. 基于Agent的民航旅客状态感知与行动决策系统——软件系统的需求构思及描述. </w:t>
+      </w:r>
+      <w:r>
+        <w:rPr>
+          <w:rFonts w:eastAsia="仿宋_GB2312" w:cs="Times New Roman"/>
+          <w:szCs w:val="24"/>
+        </w:rPr>
+        <w:t>2026</w:t>
+      </w:r>
+      <w:r>
+        <w:rPr>
+          <w:rFonts w:ascii="仿宋_GB2312" w:eastAsia="仿宋_GB2312" w:hint="eastAsia"/>
+          <w:szCs w:val="24"/>
+        </w:rPr>
         <w:t>年</w:t>
       </w:r>
       <w:r>
+        <w:rPr>
+          <w:rFonts w:eastAsia="仿宋_GB2312" w:cs="Times New Roman"/>
+          <w:szCs w:val="24"/>
+        </w:rPr>
         <w:t>8</w:t>
       </w:r>
       <w:r>
-        <w:t>月</w:t>
-      </w:r>
-      <w:r>
-        <w:t xml:space="preserve">. </w:t>
+        <w:rPr>
+          <w:rFonts w:ascii="仿宋_GB2312" w:eastAsia="仿宋_GB2312" w:hint="eastAsia"/>
+          <w:szCs w:val="24"/>
+        </w:rPr>
+        <w:t xml:space="preserve">月. </w:t>
       </w:r>
     </w:p>
     <w:p>
@@ -4792,41 +5323,63 @@
         <w:ind w:firstLineChars="0" w:firstLine="540"/>
         <w:textAlignment w:val="baseline"/>
         <w:rPr>
-          <w:rFonts w:ascii="楷体" w:eastAsia="楷体" w:hAnsi="楷体" w:cs="楷体" w:hint="eastAsia"/>
+          <w:rFonts w:ascii="仿宋_GB2312" w:eastAsia="仿宋_GB2312" w:hAnsi="楷体" w:cs="楷体" w:hint="eastAsia"/>
           <w:b/>
           <w:i/>
           <w:color w:val="000000"/>
           <w:kern w:val="0"/>
-          <w:szCs w:val="20"/>
-        </w:rPr>
-      </w:pPr>
-      <w:r>
+          <w:szCs w:val="24"/>
+        </w:rPr>
+      </w:pPr>
+      <w:r>
+        <w:rPr>
+          <w:rFonts w:ascii="仿宋_GB2312" w:eastAsia="仿宋_GB2312" w:hint="eastAsia"/>
+          <w:szCs w:val="24"/>
+        </w:rPr>
         <w:lastRenderedPageBreak/>
-        <w:t xml:space="preserve">[4] </w:t>
-      </w:r>
-      <w:r>
-        <w:t>本项目课程汇报材料：基于智能</w:t>
-      </w:r>
-      <w:r>
+        <w:t>[4] 本项目课程汇报材料：基于智能</w:t>
+      </w:r>
+      <w:r>
+        <w:rPr>
+          <w:rFonts w:eastAsia="仿宋_GB2312" w:cs="Times New Roman"/>
+          <w:szCs w:val="24"/>
+        </w:rPr>
         <w:t>Agent</w:t>
       </w:r>
       <w:r>
-        <w:t>的民航旅客起飞前行程规划与延误风险预警系统</w:t>
-      </w:r>
-      <w:r>
-        <w:t>. 2026</w:t>
-      </w:r>
-      <w:r>
+        <w:rPr>
+          <w:rFonts w:ascii="仿宋_GB2312" w:eastAsia="仿宋_GB2312" w:hint="eastAsia"/>
+          <w:szCs w:val="24"/>
+        </w:rPr>
+        <w:t>的民航旅客起飞前行程规划与延误风险预警系统.</w:t>
+      </w:r>
+      <w:r>
+        <w:rPr>
+          <w:rFonts w:eastAsia="仿宋_GB2312" w:cs="Times New Roman"/>
+          <w:szCs w:val="24"/>
+        </w:rPr>
+        <w:t xml:space="preserve"> 2026</w:t>
+      </w:r>
+      <w:r>
+        <w:rPr>
+          <w:rFonts w:ascii="仿宋_GB2312" w:eastAsia="仿宋_GB2312" w:hint="eastAsia"/>
+          <w:szCs w:val="24"/>
+        </w:rPr>
         <w:t>年</w:t>
       </w:r>
       <w:r>
+        <w:rPr>
+          <w:rFonts w:eastAsia="仿宋_GB2312" w:cs="Times New Roman"/>
+          <w:szCs w:val="24"/>
+        </w:rPr>
         <w:t>9</w:t>
       </w:r>
       <w:r>
-        <w:t>月</w:t>
-      </w:r>
-      <w:r>
-        <w:t xml:space="preserve">. </w:t>
+        <w:rPr>
+          <w:rFonts w:ascii="仿宋_GB2312" w:eastAsia="仿宋_GB2312" w:hint="eastAsia"/>
+          <w:szCs w:val="24"/>
+        </w:rPr>
+        <w:t xml:space="preserve">月. </w:t>
       </w:r>
     </w:p>
     <w:p>
@@ -4836,34 +5389,48 @@
         <w:ind w:firstLineChars="0" w:firstLine="540"/>
         <w:textAlignment w:val="baseline"/>
         <w:rPr>
-          <w:rFonts w:ascii="楷体" w:eastAsia="楷体" w:hAnsi="楷体" w:cs="楷体" w:hint="eastAsia"/>
+          <w:rFonts w:ascii="仿宋_GB2312" w:eastAsia="仿宋_GB2312" w:hAnsi="楷体" w:cs="楷体" w:hint="eastAsia"/>
           <w:b/>
           <w:i/>
           <w:color w:val="000000"/>
           <w:kern w:val="0"/>
-          <w:szCs w:val="20"/>
-        </w:rPr>
-      </w:pPr>
-      <w:r>
-        <w:t xml:space="preserve">[5] </w:t>
-      </w:r>
-      <w:r>
-        <w:t>高德开放平台</w:t>
-      </w:r>
-      <w:r>
+          <w:szCs w:val="24"/>
+        </w:rPr>
+      </w:pPr>
+      <w:r>
+        <w:rPr>
+          <w:rFonts w:ascii="仿宋_GB2312" w:eastAsia="仿宋_GB2312" w:hint="eastAsia"/>
+          <w:szCs w:val="24"/>
+        </w:rPr>
+        <w:t>[5] 高德开放平台. 高德地图</w:t>
+      </w:r>
+      <w:r>
+        <w:rPr>
+          <w:rFonts w:eastAsia="仿宋_GB2312" w:cs="Times New Roman"/>
+          <w:szCs w:val="24"/>
+        </w:rPr>
+        <w:t xml:space="preserve"> URI API</w:t>
+      </w:r>
+      <w:r>
+        <w:rPr>
+          <w:rFonts w:ascii="仿宋_GB2312" w:eastAsia="仿宋_GB2312" w:hint="eastAsia"/>
+          <w:szCs w:val="24"/>
+        </w:rPr>
+        <w:t xml:space="preserve"> 说明. </w:t>
+      </w:r>
+      <w:r>
+        <w:rPr>
+          <w:rFonts w:eastAsia="仿宋_GB2312" w:cs="Times New Roman"/>
+          <w:szCs w:val="24"/>
+        </w:rPr>
+        <w:t>https://uri.amap.com</w:t>
+      </w:r>
+      <w:r>
+        <w:rPr>
+          <w:rFonts w:ascii="仿宋_GB2312" w:eastAsia="仿宋_GB2312" w:hint="eastAsia"/>
+          <w:szCs w:val="24"/>
+        </w:rPr>
         <w:t xml:space="preserve">. </w:t>
-      </w:r>
-      <w:r>
-        <w:t>高德地图</w:t>
-      </w:r>
-      <w:r>
-        <w:t xml:space="preserve"> URI API </w:t>
-      </w:r>
-      <w:r>
-        <w:t>说明</w:t>
-      </w:r>
-      <w:r>
-        <w:t xml:space="preserve">. https://uri.amap.com. </w:t>
       </w:r>
     </w:p>
     <w:p>
@@ -4873,34 +5440,62 @@
         <w:ind w:firstLineChars="0" w:firstLine="540"/>
         <w:textAlignment w:val="baseline"/>
         <w:rPr>
-          <w:rFonts w:ascii="楷体" w:eastAsia="楷体" w:hAnsi="楷体" w:cs="楷体" w:hint="eastAsia"/>
+          <w:rFonts w:ascii="仿宋_GB2312" w:eastAsia="仿宋_GB2312" w:hAnsi="楷体" w:cs="楷体" w:hint="eastAsia"/>
           <w:b/>
           <w:i/>
           <w:color w:val="000000"/>
           <w:kern w:val="0"/>
-          <w:szCs w:val="20"/>
-        </w:rPr>
-      </w:pPr>
-      <w:r>
-        <w:t xml:space="preserve">[6] Gin </w:t>
-      </w:r>
-      <w:r>
-        <w:t>官方文档、</w:t>
-      </w:r>
-      <w:r>
-        <w:t xml:space="preserve">Vue3 </w:t>
-      </w:r>
-      <w:r>
-        <w:t>与</w:t>
-      </w:r>
-      <w:r>
-        <w:t xml:space="preserve"> TypeScript </w:t>
-      </w:r>
-      <w:r>
-        <w:t>官方文档（用于后续系统实现参考）</w:t>
-      </w:r>
-      <w:r>
-        <w:t xml:space="preserve">. </w:t>
+          <w:szCs w:val="24"/>
+        </w:rPr>
+      </w:pPr>
+      <w:r>
+        <w:rPr>
+          <w:rFonts w:ascii="仿宋_GB2312" w:eastAsia="仿宋_GB2312" w:hint="eastAsia"/>
+          <w:szCs w:val="24"/>
+        </w:rPr>
+        <w:t xml:space="preserve">[6] </w:t>
+      </w:r>
+      <w:r>
+        <w:rPr>
+          <w:rFonts w:eastAsia="仿宋_GB2312" w:cs="Times New Roman"/>
+          <w:szCs w:val="24"/>
+        </w:rPr>
+        <w:t>Gin</w:t>
+      </w:r>
+      <w:r>
+        <w:rPr>
+          <w:rFonts w:ascii="仿宋_GB2312" w:eastAsia="仿宋_GB2312" w:hint="eastAsia"/>
+          <w:szCs w:val="24"/>
+        </w:rPr>
+        <w:t xml:space="preserve"> 官方文档、</w:t>
+      </w:r>
+      <w:r>
+        <w:rPr>
+          <w:rFonts w:eastAsia="仿宋_GB2312" w:cs="Times New Roman"/>
+          <w:szCs w:val="24"/>
+        </w:rPr>
+        <w:t>Vue3</w:t>
+      </w:r>
+      <w:r>
+        <w:rPr>
+          <w:rFonts w:ascii="仿宋_GB2312" w:eastAsia="仿宋_GB2312" w:hint="eastAsia"/>
+          <w:szCs w:val="24"/>
+        </w:rPr>
+        <w:t xml:space="preserve"> 与 </w:t>
+      </w:r>
+      <w:r>
+        <w:rPr>
+          <w:rFonts w:eastAsia="仿宋_GB2312" w:cs="Times New Roman"/>
+          <w:szCs w:val="24"/>
+        </w:rPr>
+        <w:t>TypeScript</w:t>
+      </w:r>
+      <w:r>
+        <w:rPr>
+          <w:rFonts w:ascii="仿宋_GB2312" w:eastAsia="仿宋_GB2312" w:hint="eastAsia"/>
+          <w:szCs w:val="24"/>
+        </w:rPr>
+        <w:t xml:space="preserve"> 官方文档（用于后续系统实现参考）. </w:t>
       </w:r>
     </w:p>
     <w:p>
@@ -4909,10 +5504,10 @@
         <w:ind w:firstLine="480"/>
         <w:jc w:val="left"/>
         <w:rPr>
-          <w:rFonts w:cs="Times New Roman"/>
+          <w:rFonts w:ascii="仿宋_GB2312" w:eastAsia="仿宋_GB2312" w:cs="Times New Roman"/>
           <w:color w:val="0070C0"/>
           <w:kern w:val="0"/>
-          <w:szCs w:val="21"/>
+          <w:szCs w:val="24"/>
           <w:lang w:bidi="ar"/>
         </w:rPr>
       </w:pPr>
@@ -4923,18 +5518,18 @@
         <w:ind w:firstLine="482"/>
         <w:jc w:val="left"/>
         <w:rPr>
-          <w:rFonts w:cs="Times New Roman"/>
+          <w:rFonts w:ascii="仿宋_GB2312" w:eastAsia="仿宋_GB2312" w:cs="Times New Roman"/>
           <w:b/>
           <w:bCs/>
-          <w:szCs w:val="21"/>
-        </w:rPr>
-      </w:pPr>
-      <w:r>
-        <w:rPr>
-          <w:rFonts w:cs="Times New Roman"/>
+          <w:szCs w:val="24"/>
+        </w:rPr>
+      </w:pPr>
+      <w:r>
+        <w:rPr>
+          <w:rFonts w:ascii="仿宋_GB2312" w:eastAsia="仿宋_GB2312" w:cs="Times New Roman" w:hint="eastAsia"/>
           <w:b/>
           <w:bCs/>
-          <w:szCs w:val="21"/>
+          <w:szCs w:val="24"/>
         </w:rPr>
         <w:br w:type="page"/>
       </w:r>
@@ -4943,7 +5538,7 @@
       <w:pPr>
         <w:pStyle w:val="1"/>
       </w:pPr>
-      <w:bookmarkStart w:id="10" w:name="_Toc239756014"/>
+      <w:bookmarkStart w:id="12" w:name="_Toc239798801"/>
       <w:r>
         <w:rPr>
           <w:rFonts w:hint="eastAsia"/>
@@ -4972,13 +5567,13 @@
         </w:rPr>
         <w:t>软件项目需求描述</w:t>
       </w:r>
-      <w:bookmarkEnd w:id="10"/>
+      <w:bookmarkEnd w:id="12"/>
     </w:p>
     <w:p>
       <w:pPr>
         <w:pStyle w:val="2"/>
       </w:pPr>
-      <w:bookmarkStart w:id="11" w:name="_Toc239756015"/>
+      <w:bookmarkStart w:id="13" w:name="_Toc239798802"/>
       <w:r>
         <w:rPr>
           <w:rFonts w:hint="eastAsia"/>
@@ -5012,48 +5607,46 @@
         </w:rPr>
         <w:t>模型</w:t>
       </w:r>
-      <w:bookmarkEnd w:id="11"/>
-    </w:p>
-    <w:p>
-      <w:pPr>
-        <w:ind w:firstLine="480"/>
-        <w:rPr>
-          <w:rFonts w:cs="Times New Roman"/>
+      <w:bookmarkEnd w:id="13"/>
+    </w:p>
+    <w:p>
+      <w:pPr>
+        <w:ind w:firstLine="480"/>
+        <w:rPr>
+          <w:rFonts w:ascii="仿宋_GB2312" w:eastAsia="仿宋_GB2312" w:cs="Times New Roman"/>
           <w:color w:val="0070C0"/>
-          <w:szCs w:val="21"/>
-        </w:rPr>
-      </w:pPr>
-      <w:r>
-        <w:t>系统的外部参与者包括旅客、航班</w:t>
-      </w:r>
-      <w:r>
-        <w:t>/</w:t>
-      </w:r>
-      <w:r>
-        <w:t>机场</w:t>
-      </w:r>
-      <w:r>
-        <w:t>/</w:t>
-      </w:r>
-      <w:r>
-        <w:t>路线数据源与地图导航应用。旅客可以创建行程、更新位置、查看行程状态与行动建议（含建议依据与数据来源），并跳转地图导航；系统通过数据感知</w:t>
-      </w:r>
-      <w:r>
-        <w:t xml:space="preserve"> Agent </w:t>
-      </w:r>
-      <w:r>
-        <w:t>从航班、机场与路线数据源获取数据，支撑行程状态与行动建议的生成。系统用例模型如图</w:t>
-      </w:r>
-      <w:r>
-        <w:t>2-1</w:t>
-      </w:r>
-      <w:r>
-        <w:t>所示。</w:t>
-      </w:r>
-    </w:p>
-    <w:p>
-      <w:pPr>
-        <w:ind w:firstLine="480"/>
+          <w:szCs w:val="24"/>
+        </w:rPr>
+      </w:pPr>
+      <w:r>
+        <w:rPr>
+          <w:rFonts w:ascii="仿宋_GB2312" w:eastAsia="仿宋_GB2312" w:hint="eastAsia"/>
+          <w:szCs w:val="24"/>
+        </w:rPr>
+        <w:t xml:space="preserve">系统的外部参与者包括旅客和数据来源。旅客直接使用“获取个人行程信息数据”“获取行程安排建议”“获取行程延误风险”和“导航到机场”四个用例；数据来源参与“数据处理分析”用例，为系统提供航班、机场、路线等最新数据。数据处理分析通过 </w:t>
+      </w:r>
+      <w:r>
+        <w:rPr>
+          <w:rFonts w:eastAsia="仿宋_GB2312" w:cs="Times New Roman"/>
+          <w:szCs w:val="24"/>
+        </w:rPr>
+        <w:t>&lt;&lt;extend&gt;&gt;</w:t>
+      </w:r>
+      <w:r>
+        <w:rPr>
+          <w:rFonts w:ascii="仿宋_GB2312" w:eastAsia="仿宋_GB2312" w:hint="eastAsia"/>
+          <w:szCs w:val="24"/>
+        </w:rPr>
+        <w:t xml:space="preserve"> 扩展旅客直接使用的四个用例，行程信息、建议、风险和导航均以经处理的数据为依据。系统用例模型如图2-1所示。</w:t>
+      </w:r>
+    </w:p>
+    <w:p>
+      <w:pPr>
+        <w:ind w:firstLine="480"/>
+        <w:rPr>
+          <w:rFonts w:ascii="仿宋_GB2312" w:eastAsia="仿宋_GB2312"/>
+          <w:szCs w:val="24"/>
+        </w:rPr>
       </w:pPr>
     </w:p>
     <w:p>
@@ -5072,16 +5665,92 @@
         <w:spacing w:after="312"/>
         <w:ind w:firstLine="480"/>
         <w:jc w:val="center"/>
-      </w:pPr>
-      <w:r>
         <w:rPr>
           <w:noProof/>
         </w:rPr>
+      </w:pPr>
+      <w:r>
+        <w:rPr>
+          <w:rFonts w:hint="eastAsia"/>
+          <w:noProof/>
+        </w:rPr>
+        <mc:AlternateContent>
+          <mc:Choice Requires="wps">
+            <w:drawing>
+              <wp:anchor distT="0" distB="0" distL="114300" distR="114300" simplePos="0" relativeHeight="251660288" behindDoc="0" locked="0" layoutInCell="1" allowOverlap="1" wp14:anchorId="65B1F3CB" wp14:editId="06AFF981">
+                <wp:simplePos x="0" y="0"/>
+                <wp:positionH relativeFrom="column">
+                  <wp:posOffset>3907834</wp:posOffset>
+                </wp:positionH>
+                <wp:positionV relativeFrom="paragraph">
+                  <wp:posOffset>1440114</wp:posOffset>
+                </wp:positionV>
+                <wp:extent cx="274032" cy="415374"/>
+                <wp:effectExtent l="0" t="0" r="31115" b="22860"/>
+                <wp:wrapNone/>
+                <wp:docPr id="1926718266" name="直接连接符 1"/>
+                <wp:cNvGraphicFramePr/>
+                <a:graphic xmlns:a="http://schemas.openxmlformats.org/drawingml/2006/main">
+                  <a:graphicData uri="http://schemas.microsoft.com/office/word/2010/wordprocessingShape">
+                    <wps:wsp>
+                      <wps:cNvCnPr/>
+                      <wps:spPr>
+                        <a:xfrm>
+                          <a:off x="0" y="0"/>
+                          <a:ext cx="274032" cy="415374"/>
+                        </a:xfrm>
+                        <a:prstGeom prst="line">
+                          <a:avLst/>
+                        </a:prstGeom>
+                      </wps:spPr>
+                      <wps:style>
+                        <a:lnRef idx="1">
+                          <a:schemeClr val="accent1"/>
+                        </a:lnRef>
+                        <a:fillRef idx="0">
+                          <a:schemeClr val="accent1"/>
+                        </a:fillRef>
+                        <a:effectRef idx="0">
+                          <a:schemeClr val="accent1"/>
+                        </a:effectRef>
+                        <a:fontRef idx="minor">
+                          <a:schemeClr val="tx1"/>
+                        </a:fontRef>
+                      </wps:style>
+                      <wps:bodyPr/>
+                    </wps:wsp>
+                  </a:graphicData>
+                </a:graphic>
+              </wp:anchor>
+            </w:drawing>
+          </mc:Choice>
+          <mc:Fallback>
+            <w:pict>
+              <v:line w14:anchorId="69E26BEE" id="直接连接符 1" o:spid="_x0000_s1026" style="position:absolute;z-index:251660288;visibility:visible;mso-wrap-style:square;mso-wrap-distance-left:9pt;mso-wrap-distance-top:0;mso-wrap-distance-right:9pt;mso-wrap-distance-bottom:0;mso-position-horizontal:absolute;mso-position-horizontal-relative:text;mso-position-vertical:absolute;mso-position-vertical-relative:text" from="307.7pt,113.4pt" to="329.3pt,146.1pt" o:gfxdata="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" strokecolor="#4472c4 [3204]" strokeweight=".5pt">
+                <v:stroke joinstyle="miter"/>
+              </v:line>
+            </w:pict>
+          </mc:Fallback>
+        </mc:AlternateContent>
+      </w:r>
+    </w:p>
+    <w:p>
+      <w:pPr>
+        <w:keepNext/>
+        <w:spacing w:after="312"/>
+        <w:ind w:firstLine="480"/>
+        <w:jc w:val="center"/>
+      </w:pPr>
+      <w:r>
+        <w:rPr>
+          <w:rFonts w:hint="eastAsia"/>
+          <w:noProof/>
+        </w:rPr>
         <w:drawing>
-          <wp:inline distT="0" distB="0" distL="0" distR="0" wp14:anchorId="37E37C02" wp14:editId="2D191EF0">
-            <wp:extent cx="5212080" cy="4009292"/>
-            <wp:effectExtent l="0" t="0" r="0" b="0"/>
-            <wp:docPr id="34" name="Picture 34"/>
+          <wp:inline distT="0" distB="0" distL="0" distR="0" wp14:anchorId="3C822A4C" wp14:editId="2DE8F013">
+            <wp:extent cx="4077817" cy="2969703"/>
+            <wp:effectExtent l="0" t="0" r="0" b="2540"/>
+            <wp:docPr id="1770973580" name="图片 1"/>
             <wp:cNvGraphicFramePr>
               <a:graphicFrameLocks xmlns:a="http://schemas.openxmlformats.org/drawingml/2006/main" noChangeAspect="1"/>
             </wp:cNvGraphicFramePr>
@@ -5089,23 +5758,41 @@
               <a:graphicData uri="http://schemas.openxmlformats.org/drawingml/2006/picture">
                 <pic:pic xmlns:pic="http://schemas.openxmlformats.org/drawingml/2006/picture">
                   <pic:nvPicPr>
-                    <pic:cNvPr id="0" name="fig2_1_usecase.png"/>
-                    <pic:cNvPicPr/>
+                    <pic:cNvPr id="0" name="Picture 1"/>
+                    <pic:cNvPicPr>
+                      <a:picLocks noChangeAspect="1" noChangeArrowheads="1"/>
+                    </pic:cNvPicPr>
                   </pic:nvPicPr>
-                  <pic:blipFill>
-                    <a:blip r:embed="rId17"/>
+                  <pic:blipFill rotWithShape="1">
+                    <a:blip r:embed="rId17" cstate="print">
+                      <a:extLst>
+                        <a:ext uri="{28A0092B-C50C-407E-A947-70E740481C1C}">
+                          <a14:useLocalDpi xmlns:a14="http://schemas.microsoft.com/office/drawing/2010/main" val="0"/>
+                        </a:ext>
+                      </a:extLst>
+                    </a:blip>
+                    <a:srcRect l="3392" t="6563" r="2435" b="9977"/>
                     <a:stretch>
                       <a:fillRect/>
                     </a:stretch>
                   </pic:blipFill>
-                  <pic:spPr>
+                  <pic:spPr bwMode="auto">
                     <a:xfrm>
                       <a:off x="0" y="0"/>
-                      <a:ext cx="5212080" cy="4009292"/>
+                      <a:ext cx="4105726" cy="2990028"/>
                     </a:xfrm>
                     <a:prstGeom prst="rect">
                       <a:avLst/>
                     </a:prstGeom>
+                    <a:noFill/>
+                    <a:ln>
+                      <a:noFill/>
+                    </a:ln>
+                    <a:extLst>
+                      <a:ext uri="{53640926-AAD7-44D8-BBD7-CCE9431645EC}">
+                        <a14:shadowObscured xmlns:a14="http://schemas.microsoft.com/office/drawing/2010/main"/>
+                      </a:ext>
+                    </a:extLst>
                   </pic:spPr>
                 </pic:pic>
               </a:graphicData>
@@ -5120,7 +5807,7 @@
         <w:spacing w:after="312"/>
         <w:ind w:firstLine="360"/>
       </w:pPr>
-      <w:bookmarkStart w:id="12" w:name="_Toc239756026"/>
+      <w:bookmarkStart w:id="14" w:name="_Toc239798814"/>
       <w:r>
         <w:t>图</w:t>
       </w:r>
@@ -5130,7 +5817,7 @@
       <w:r>
         <w:t>系统用例模型</w:t>
       </w:r>
-      <w:bookmarkEnd w:id="12"/>
+      <w:bookmarkEnd w:id="14"/>
     </w:p>
     <w:p>
       <w:pPr>
@@ -5178,66 +5865,419 @@
       <w:pPr>
         <w:pStyle w:val="2"/>
       </w:pPr>
-      <w:bookmarkStart w:id="13" w:name="_Toc239756016"/>
-      <w:r>
+      <w:bookmarkStart w:id="15" w:name="_Toc239798803"/>
+      <w:r>
+        <w:rPr>
+          <w:rFonts w:hint="eastAsia"/>
+        </w:rPr>
         <w:lastRenderedPageBreak/>
+        <w:t xml:space="preserve">2.2 </w:t>
+      </w:r>
+      <w:r>
+        <w:rPr>
+          <w:rFonts w:hint="eastAsia"/>
+        </w:rPr>
+        <w:t>软件需求的用例描述及分析顺序图</w:t>
+      </w:r>
+      <w:bookmarkEnd w:id="15"/>
+    </w:p>
+    <w:p>
+      <w:pPr>
+        <w:ind w:firstLine="480"/>
+        <w:rPr>
+          <w:rFonts w:ascii="仿宋_GB2312" w:eastAsia="仿宋_GB2312" w:cs="Times New Roman"/>
+          <w:color w:val="0070C0"/>
+          <w:szCs w:val="24"/>
+        </w:rPr>
+      </w:pPr>
+      <w:r>
+        <w:rPr>
+          <w:rFonts w:ascii="仿宋_GB2312" w:eastAsia="仿宋_GB2312" w:hint="eastAsia"/>
+          <w:szCs w:val="24"/>
+        </w:rPr>
+        <w:t>系统的主要用例包括旅客直接使用的“获取个人行程信息数据”“获取行程安排建议”“获取行程延误风险”“导航到机场”，以及由数据来源参与的“数据处理分析”。数据处理分析是扩展用例，为前四个用例提供数据支撑。本节按上述五个用例分别描述业务目标、执行者、触发条件、前置条件、基本交互动作、扩展交互动作及非功能要求；对应顺序图暂以占位符标记，待后续设计阶段统一补绘。</w:t>
+      </w:r>
+    </w:p>
+    <w:p>
+      <w:pPr>
+        <w:pStyle w:val="3"/>
+      </w:pPr>
+      <w:bookmarkStart w:id="16" w:name="_Toc239798804"/>
+      <w:r>
+        <w:rPr>
+          <w:rFonts w:hint="eastAsia"/>
+        </w:rPr>
+        <w:t xml:space="preserve">2.2.1 </w:t>
+      </w:r>
+      <w:r>
+        <w:rPr>
+          <w:rFonts w:hint="eastAsia"/>
+        </w:rPr>
+        <w:t>用例名：获取个人行程信息数据</w:t>
+      </w:r>
+      <w:bookmarkEnd w:id="16"/>
+    </w:p>
+    <w:p>
+      <w:pPr>
+        <w:pStyle w:val="4"/>
+      </w:pPr>
+      <w:r>
+        <w:t xml:space="preserve">2.2.1.1 </w:t>
+      </w:r>
+      <w:r>
+        <w:t>获取个人行程信息数据用例描述</w:t>
+      </w:r>
+    </w:p>
+    <w:p>
+      <w:pPr>
+        <w:ind w:firstLine="480"/>
+        <w:rPr>
+          <w:rFonts w:ascii="仿宋_GB2312" w:eastAsia="仿宋_GB2312" w:cs="Times New Roman"/>
+          <w:szCs w:val="24"/>
+        </w:rPr>
+      </w:pPr>
+      <w:r>
+        <w:rPr>
+          <w:rFonts w:ascii="仿宋_GB2312" w:eastAsia="仿宋_GB2312" w:hint="eastAsia"/>
+          <w:szCs w:val="24"/>
+        </w:rPr>
+        <w:t>业务目标：旅客获取当前航班、机场、路线和旅客自身位置等个人行程信息，并了解数据的来源与更新时间。</w:t>
+      </w:r>
+    </w:p>
+    <w:p>
+      <w:pPr>
+        <w:ind w:firstLine="480"/>
+        <w:rPr>
+          <w:rFonts w:ascii="仿宋_GB2312" w:eastAsia="仿宋_GB2312" w:cs="Times New Roman"/>
+          <w:szCs w:val="24"/>
+        </w:rPr>
+      </w:pPr>
+      <w:r>
+        <w:rPr>
+          <w:rFonts w:ascii="仿宋_GB2312" w:eastAsia="仿宋_GB2312" w:hint="eastAsia"/>
+          <w:szCs w:val="24"/>
+        </w:rPr>
+        <w:t>执行者：旅客（发起者）；数据来源（通过“数据处理分析”参与）。</w:t>
+      </w:r>
+    </w:p>
+    <w:p>
+      <w:pPr>
+        <w:ind w:firstLine="480"/>
+        <w:rPr>
+          <w:rFonts w:ascii="仿宋_GB2312" w:eastAsia="仿宋_GB2312" w:cs="Times New Roman"/>
+          <w:szCs w:val="24"/>
+        </w:rPr>
+      </w:pPr>
+      <w:r>
+        <w:rPr>
+          <w:rFonts w:ascii="仿宋_GB2312" w:eastAsia="仿宋_GB2312" w:hint="eastAsia"/>
+          <w:szCs w:val="24"/>
+        </w:rPr>
+        <w:t>触发条件：旅客进入行程页面，或主动刷新个人行程信息。</w:t>
+      </w:r>
+    </w:p>
+    <w:p>
+      <w:pPr>
+        <w:ind w:firstLine="480"/>
+        <w:rPr>
+          <w:rFonts w:ascii="仿宋_GB2312" w:eastAsia="仿宋_GB2312" w:cs="Times New Roman"/>
+          <w:szCs w:val="24"/>
+        </w:rPr>
+      </w:pPr>
+      <w:r>
+        <w:rPr>
+          <w:rFonts w:ascii="仿宋_GB2312" w:eastAsia="仿宋_GB2312" w:hint="eastAsia"/>
+          <w:szCs w:val="24"/>
+        </w:rPr>
+        <w:t>前置条件：系统服务可用；已存在可查询的行程；数据来源可访问或已有最近一次有效数据。</w:t>
+      </w:r>
+    </w:p>
+    <w:p>
+      <w:pPr>
+        <w:ind w:firstLine="480"/>
+        <w:rPr>
+          <w:rFonts w:ascii="仿宋_GB2312" w:eastAsia="仿宋_GB2312" w:cs="Times New Roman"/>
+          <w:szCs w:val="24"/>
+        </w:rPr>
+      </w:pPr>
+      <w:r>
+        <w:rPr>
+          <w:rFonts w:ascii="仿宋_GB2312" w:eastAsia="仿宋_GB2312" w:hint="eastAsia"/>
+          <w:szCs w:val="24"/>
+        </w:rPr>
+        <w:t>基本交互动作：</w:t>
+      </w:r>
+    </w:p>
+    <w:p>
+      <w:pPr>
+        <w:ind w:firstLine="480"/>
+        <w:rPr>
+          <w:rFonts w:ascii="仿宋_GB2312" w:eastAsia="仿宋_GB2312" w:cs="Times New Roman"/>
+          <w:szCs w:val="24"/>
+        </w:rPr>
+      </w:pPr>
+      <w:r>
+        <w:rPr>
+          <w:rFonts w:eastAsia="仿宋_GB2312" w:cs="Times New Roman"/>
+          <w:szCs w:val="24"/>
+        </w:rPr>
+        <w:t>1.</w:t>
+      </w:r>
+      <w:r>
+        <w:rPr>
+          <w:rFonts w:ascii="仿宋_GB2312" w:eastAsia="仿宋_GB2312" w:hint="eastAsia"/>
+          <w:szCs w:val="24"/>
+        </w:rPr>
+        <w:t xml:space="preserve"> 旅客请求查看个人行程信息（或输入航班号/出行日期请求创建行程）。</w:t>
+      </w:r>
+    </w:p>
+    <w:p>
+      <w:pPr>
+        <w:ind w:firstLine="480"/>
+        <w:rPr>
+          <w:rFonts w:ascii="仿宋_GB2312" w:eastAsia="仿宋_GB2312" w:cs="Times New Roman"/>
+          <w:szCs w:val="24"/>
+        </w:rPr>
+      </w:pPr>
+      <w:r>
+        <w:rPr>
+          <w:rFonts w:eastAsia="仿宋_GB2312" w:cs="Times New Roman"/>
+          <w:szCs w:val="24"/>
+        </w:rPr>
         <w:t>2.</w:t>
       </w:r>
       <w:r>
+        <w:rPr>
+          <w:rFonts w:ascii="仿宋_GB2312" w:eastAsia="仿宋_GB2312" w:hint="eastAsia"/>
+          <w:szCs w:val="24"/>
+        </w:rPr>
+        <w:t xml:space="preserve"> 系统识别当前行程及其涉及的航班、机场、路线和旅客位置。</w:t>
+      </w:r>
+    </w:p>
+    <w:p>
+      <w:pPr>
+        <w:ind w:firstLine="480"/>
+        <w:rPr>
+          <w:rFonts w:ascii="仿宋_GB2312" w:eastAsia="仿宋_GB2312" w:cs="Times New Roman"/>
+          <w:szCs w:val="24"/>
+        </w:rPr>
+      </w:pPr>
+      <w:r>
+        <w:rPr>
+          <w:rFonts w:eastAsia="仿宋_GB2312" w:cs="Times New Roman"/>
+          <w:szCs w:val="24"/>
+        </w:rPr>
+        <w:t>3.</w:t>
+      </w:r>
+      <w:r>
+        <w:rPr>
+          <w:rFonts w:ascii="仿宋_GB2312" w:eastAsia="仿宋_GB2312" w:hint="eastAsia"/>
+          <w:szCs w:val="24"/>
+        </w:rPr>
+        <w:t xml:space="preserve"> 数据处理分析获取并标准化相关数据，记录数据来源与更新时间。</w:t>
+      </w:r>
+    </w:p>
+    <w:p>
+      <w:pPr>
+        <w:ind w:firstLine="480"/>
+        <w:rPr>
+          <w:rFonts w:ascii="仿宋_GB2312" w:eastAsia="仿宋_GB2312" w:cs="Times New Roman"/>
+          <w:szCs w:val="24"/>
+        </w:rPr>
+      </w:pPr>
+      <w:r>
+        <w:rPr>
+          <w:rFonts w:eastAsia="仿宋_GB2312" w:cs="Times New Roman"/>
+          <w:szCs w:val="24"/>
+        </w:rPr>
+        <w:t>4.</w:t>
+      </w:r>
+      <w:r>
+        <w:rPr>
+          <w:rFonts w:ascii="仿宋_GB2312" w:eastAsia="仿宋_GB2312" w:hint="eastAsia"/>
+          <w:szCs w:val="24"/>
+        </w:rPr>
+        <w:t xml:space="preserve"> 系统返回并展示个人行程信息、缺失或降级状态。</w:t>
+      </w:r>
+    </w:p>
+    <w:p>
+      <w:pPr>
+        <w:ind w:firstLine="480"/>
+        <w:rPr>
+          <w:rFonts w:ascii="仿宋_GB2312" w:eastAsia="仿宋_GB2312" w:cs="Times New Roman"/>
+          <w:szCs w:val="24"/>
+        </w:rPr>
+      </w:pPr>
+      <w:r>
+        <w:rPr>
+          <w:rFonts w:ascii="仿宋_GB2312" w:eastAsia="仿宋_GB2312" w:hint="eastAsia"/>
+          <w:szCs w:val="24"/>
+        </w:rPr>
+        <w:t>扩展交互动作：</w:t>
+      </w:r>
+    </w:p>
+    <w:p>
+      <w:pPr>
+        <w:ind w:firstLine="480"/>
+        <w:rPr>
+          <w:rFonts w:ascii="仿宋_GB2312" w:eastAsia="仿宋_GB2312" w:cs="Times New Roman"/>
+          <w:szCs w:val="24"/>
+        </w:rPr>
+      </w:pPr>
+      <w:r>
+        <w:rPr>
+          <w:rFonts w:eastAsia="仿宋_GB2312" w:cs="Times New Roman"/>
+          <w:szCs w:val="24"/>
+        </w:rPr>
         <w:t>2</w:t>
       </w:r>
       <w:r>
-        <w:t xml:space="preserve"> </w:t>
-      </w:r>
-      <w:r>
-        <w:rPr>
-          <w:rFonts w:hint="eastAsia"/>
-        </w:rPr>
-        <w:t>软件需求的</w:t>
-      </w:r>
-      <w:r>
-        <w:rPr>
-          <w:rFonts w:hint="eastAsia"/>
-        </w:rPr>
-        <w:t>用例描述及分析顺序图</w:t>
-      </w:r>
-      <w:bookmarkEnd w:id="13"/>
-    </w:p>
-    <w:p>
-      <w:pPr>
-        <w:ind w:firstLine="480"/>
-        <w:rPr>
-          <w:rFonts w:cs="Times New Roman"/>
-          <w:color w:val="0070C0"/>
-          <w:szCs w:val="21"/>
-        </w:rPr>
-      </w:pPr>
-      <w:r>
-        <w:t>系统的主要用例包括创建行程并生成初始建议、更新旅客位置并重新分析、定时刷新与实时推送、查看行动建议并跳转导航。每个用例均包含用例描述与对应顺序图，顺序图中使用边界类、控制类和实体类标注参与交互的各类对象。</w:t>
-      </w:r>
-    </w:p>
-    <w:p>
-      <w:pPr>
-        <w:pStyle w:val="3"/>
-      </w:pPr>
-      <w:bookmarkStart w:id="14" w:name="_Toc239756017"/>
-      <w:r>
-        <w:t xml:space="preserve">2.2.1 </w:t>
-      </w:r>
-      <w:r>
-        <w:t>用例名：创建行程并生成初始建议</w:t>
-      </w:r>
-      <w:bookmarkEnd w:id="14"/>
+        <w:rPr>
+          <w:rFonts w:eastAsia="仿宋_GB2312" w:cs="Times New Roman"/>
+          <w:szCs w:val="24"/>
+        </w:rPr>
+        <w:t>a</w:t>
+      </w:r>
+      <w:r>
+        <w:rPr>
+          <w:rFonts w:eastAsia="仿宋_GB2312" w:cs="Times New Roman"/>
+          <w:szCs w:val="24"/>
+        </w:rPr>
+        <w:t>1</w:t>
+      </w:r>
+      <w:r>
+        <w:rPr>
+          <w:rFonts w:eastAsia="仿宋_GB2312" w:cs="Times New Roman"/>
+          <w:szCs w:val="24"/>
+        </w:rPr>
+        <w:t>.</w:t>
+      </w:r>
+      <w:r>
+        <w:rPr>
+          <w:rFonts w:ascii="仿宋_GB2312" w:eastAsia="仿宋_GB2312" w:hint="eastAsia"/>
+          <w:szCs w:val="24"/>
+        </w:rPr>
+        <w:t xml:space="preserve"> 数据来源不可用：使用最近一次有效数据并明确标注数据时间和降级状态。</w:t>
+      </w:r>
+    </w:p>
+    <w:p>
+      <w:pPr>
+        <w:ind w:firstLine="480"/>
+        <w:rPr>
+          <w:rFonts w:ascii="仿宋_GB2312" w:eastAsia="仿宋_GB2312" w:cs="Times New Roman"/>
+          <w:szCs w:val="24"/>
+        </w:rPr>
+      </w:pPr>
+      <w:r>
+        <w:rPr>
+          <w:rFonts w:eastAsia="仿宋_GB2312" w:cs="Times New Roman"/>
+          <w:szCs w:val="24"/>
+        </w:rPr>
+        <w:t>2a</w:t>
+      </w:r>
+      <w:r>
+        <w:rPr>
+          <w:rFonts w:eastAsia="仿宋_GB2312" w:cs="Times New Roman"/>
+          <w:szCs w:val="24"/>
+        </w:rPr>
+        <w:t>2</w:t>
+      </w:r>
+      <w:r>
+        <w:rPr>
+          <w:rFonts w:eastAsia="仿宋_GB2312" w:cs="Times New Roman"/>
+          <w:szCs w:val="24"/>
+        </w:rPr>
+        <w:t>.</w:t>
+      </w:r>
+      <w:r>
+        <w:rPr>
+          <w:rFonts w:ascii="仿宋_GB2312" w:eastAsia="仿宋_GB2312" w:hint="eastAsia"/>
+          <w:szCs w:val="24"/>
+        </w:rPr>
+        <w:t xml:space="preserve"> 定位不可用：允许旅客查看已有行程信息，并提示当前定位信息不可用。</w:t>
+      </w:r>
+    </w:p>
+    <w:p>
+      <w:pPr>
+        <w:ind w:firstLine="480"/>
+        <w:rPr>
+          <w:rFonts w:ascii="仿宋_GB2312" w:eastAsia="仿宋_GB2312" w:cs="Times New Roman"/>
+          <w:szCs w:val="24"/>
+        </w:rPr>
+      </w:pPr>
+      <w:r>
+        <w:rPr>
+          <w:rFonts w:ascii="仿宋_GB2312" w:eastAsia="仿宋_GB2312" w:hint="eastAsia"/>
+          <w:szCs w:val="24"/>
+        </w:rPr>
+        <w:t>后置条件：旅客获取到带数据来源、更新时间和有效性的个人行程信息。</w:t>
+      </w:r>
+    </w:p>
+    <w:p>
+      <w:pPr>
+        <w:ind w:firstLine="480"/>
+        <w:rPr>
+          <w:rFonts w:ascii="仿宋_GB2312" w:eastAsia="仿宋_GB2312" w:cs="Times New Roman"/>
+          <w:szCs w:val="24"/>
+        </w:rPr>
+      </w:pPr>
+      <w:r>
+        <w:rPr>
+          <w:rFonts w:ascii="仿宋_GB2312" w:eastAsia="仿宋_GB2312" w:hint="eastAsia"/>
+          <w:szCs w:val="24"/>
+        </w:rPr>
+        <w:t>业务规则：系统只展示有依据的数据，不虚构航班、机场、路线或位置状态。</w:t>
+      </w:r>
+    </w:p>
+    <w:p>
+      <w:pPr>
+        <w:ind w:firstLine="480"/>
+        <w:rPr>
+          <w:rFonts w:ascii="仿宋_GB2312" w:eastAsia="仿宋_GB2312" w:cs="Times New Roman"/>
+          <w:szCs w:val="24"/>
+        </w:rPr>
+      </w:pPr>
+      <w:r>
+        <w:rPr>
+          <w:rFonts w:ascii="仿宋_GB2312" w:eastAsia="仿宋_GB2312" w:hint="eastAsia"/>
+          <w:szCs w:val="24"/>
+        </w:rPr>
+        <w:lastRenderedPageBreak/>
+        <w:t>性能需求：</w:t>
+      </w:r>
+      <w:r>
+        <w:rPr>
+          <w:rFonts w:ascii="仿宋_GB2312" w:eastAsia="仿宋_GB2312"/>
+          <w:szCs w:val="24"/>
+        </w:rPr>
+        <w:t>请求应在可接受时间内返回；外部数据查询应设置超时。</w:t>
+      </w:r>
+    </w:p>
+    <w:p>
+      <w:pPr>
+        <w:ind w:firstLine="480"/>
+        <w:rPr>
+          <w:rFonts w:ascii="仿宋_GB2312" w:eastAsia="仿宋_GB2312" w:cs="Times New Roman"/>
+          <w:szCs w:val="24"/>
+        </w:rPr>
+      </w:pPr>
+      <w:r>
+        <w:rPr>
+          <w:rFonts w:ascii="仿宋_GB2312" w:eastAsia="仿宋_GB2312" w:hint="eastAsia"/>
+          <w:szCs w:val="24"/>
+        </w:rPr>
+        <w:t>可靠性需求：单个数据源失败不影响其他行程信息展示。</w:t>
+      </w:r>
     </w:p>
     <w:p>
       <w:pPr>
         <w:pStyle w:val="4"/>
       </w:pPr>
       <w:r>
-        <w:t xml:space="preserve">2.2.1.1 </w:t>
-      </w:r>
-      <w:r>
-        <w:t>创建行程用例描述</w:t>
+        <w:t xml:space="preserve">2.2.1.2 </w:t>
+      </w:r>
+      <w:r>
+        <w:t>获取个人行程信息数据用例顺序图</w:t>
       </w:r>
     </w:p>
     <w:p>
@@ -5249,348 +6289,15 @@
         </w:rPr>
       </w:pPr>
       <w:r>
-        <w:t>业务目标：旅客提交航班与出行信息，系统建立行程并给出初始的行程状态与行动建议。</w:t>
-      </w:r>
-    </w:p>
-    <w:p>
-      <w:pPr>
-        <w:ind w:firstLine="480"/>
-        <w:rPr>
-          <w:rFonts w:cs="Times New Roman"/>
-          <w:szCs w:val="21"/>
-        </w:rPr>
-      </w:pPr>
-      <w:r>
-        <w:t>执行者：旅客（发起者）。</w:t>
-      </w:r>
-    </w:p>
-    <w:p>
-      <w:pPr>
-        <w:ind w:firstLine="480"/>
-        <w:rPr>
-          <w:rFonts w:cs="Times New Roman"/>
-          <w:szCs w:val="21"/>
-        </w:rPr>
-      </w:pPr>
-      <w:r>
-        <w:t>触发条件：旅客在客户端输入航班号、出行日期等信息并提交创建请求。</w:t>
-      </w:r>
-    </w:p>
-    <w:p>
-      <w:pPr>
-        <w:ind w:firstLine="480"/>
-        <w:rPr>
-          <w:rFonts w:cs="Times New Roman"/>
-          <w:szCs w:val="21"/>
-        </w:rPr>
-      </w:pPr>
-      <w:r>
-        <w:t>前置条件：系统服务可用；客户端可获取航班、机场、路线等数据，数据源不可用时允许降级。</w:t>
-      </w:r>
-    </w:p>
-    <w:p>
-      <w:pPr>
-        <w:ind w:firstLine="480"/>
-        <w:rPr>
-          <w:rFonts w:cs="Times New Roman"/>
-          <w:szCs w:val="21"/>
-        </w:rPr>
-      </w:pPr>
-      <w:r>
-        <w:t>基本交互动作：</w:t>
-      </w:r>
-    </w:p>
-    <w:p>
-      <w:pPr>
-        <w:ind w:firstLine="480"/>
-        <w:rPr>
-          <w:rFonts w:cs="Times New Roman"/>
-          <w:szCs w:val="21"/>
-        </w:rPr>
-      </w:pPr>
-      <w:r>
-        <w:t xml:space="preserve">1. </w:t>
-      </w:r>
-      <w:r>
-        <w:t>旅客输入航班号、出行日期与起降机场等信息并提交。</w:t>
-      </w:r>
-    </w:p>
-    <w:p>
-      <w:pPr>
-        <w:ind w:firstLine="480"/>
-        <w:rPr>
-          <w:rFonts w:cs="Times New Roman"/>
-          <w:szCs w:val="21"/>
-        </w:rPr>
-      </w:pPr>
-      <w:r>
-        <w:t xml:space="preserve">2. </w:t>
-      </w:r>
-      <w:r>
-        <w:t>系统创建行程并保存航班、旅客等基本信息。</w:t>
-      </w:r>
-    </w:p>
-    <w:p>
-      <w:pPr>
-        <w:ind w:firstLine="480"/>
-        <w:rPr>
-          <w:rFonts w:cs="Times New Roman"/>
-          <w:szCs w:val="21"/>
-        </w:rPr>
-      </w:pPr>
-      <w:r>
-        <w:t xml:space="preserve">3. </w:t>
-      </w:r>
-      <w:r>
-        <w:t>数据感知</w:t>
-      </w:r>
-      <w:r>
-        <w:t xml:space="preserve"> Agent </w:t>
-      </w:r>
-      <w:r>
-        <w:t>调用数据技能与工具获取航班、机场、路线等数据，整理生成行程状态。</w:t>
-      </w:r>
-    </w:p>
-    <w:p>
-      <w:pPr>
-        <w:ind w:firstLine="480"/>
-        <w:rPr>
-          <w:rFonts w:cs="Times New Roman"/>
-          <w:szCs w:val="21"/>
-        </w:rPr>
-      </w:pPr>
-      <w:r>
-        <w:t xml:space="preserve">4. </w:t>
-      </w:r>
-      <w:r>
-        <w:t>行动决策</w:t>
-      </w:r>
-      <w:r>
-        <w:t xml:space="preserve"> Agent </w:t>
-      </w:r>
-      <w:r>
-        <w:t>根据当前时间、位置与行程状态分析出行阶段和风险，生成初始行动建议。</w:t>
-      </w:r>
-    </w:p>
-    <w:p>
-      <w:pPr>
-        <w:ind w:firstLine="480"/>
-        <w:rPr>
-          <w:rFonts w:cs="Times New Roman"/>
-          <w:szCs w:val="21"/>
-        </w:rPr>
-      </w:pPr>
-      <w:r>
-        <w:t xml:space="preserve">5. </w:t>
-      </w:r>
-      <w:r>
-        <w:t>客户端展示行程状态、风险等级与行动建议。</w:t>
-      </w:r>
-    </w:p>
-    <w:p>
-      <w:pPr>
-        <w:ind w:firstLine="480"/>
-        <w:rPr>
-          <w:rFonts w:cs="Times New Roman"/>
-          <w:szCs w:val="21"/>
-        </w:rPr>
-      </w:pPr>
-      <w:r>
-        <w:t>扩展交互动作：</w:t>
-      </w:r>
-    </w:p>
-    <w:p>
-      <w:pPr>
-        <w:ind w:firstLine="480"/>
-        <w:rPr>
-          <w:rFonts w:cs="Times New Roman"/>
-          <w:szCs w:val="21"/>
-        </w:rPr>
-      </w:pPr>
-      <w:r>
-        <w:t xml:space="preserve">2a. </w:t>
-      </w:r>
-      <w:r>
-        <w:t>航班信息不存在或格式不正确：系统提示旅客核对并重新输入。</w:t>
-      </w:r>
-    </w:p>
-    <w:p>
-      <w:pPr>
-        <w:ind w:firstLine="480"/>
-        <w:rPr>
-          <w:rFonts w:cs="Times New Roman"/>
-          <w:szCs w:val="21"/>
-        </w:rPr>
-      </w:pPr>
-      <w:r>
-        <w:t xml:space="preserve">3a. </w:t>
-      </w:r>
-      <w:r>
-        <w:t>航班、机场或路线数据暂时不可用：使用最近一次有效数据并明确标注数据时间与降级状态。</w:t>
-      </w:r>
-    </w:p>
-    <w:p>
-      <w:pPr>
-        <w:ind w:firstLine="480"/>
-        <w:rPr>
-          <w:rFonts w:cs="Times New Roman"/>
-          <w:szCs w:val="21"/>
-        </w:rPr>
-      </w:pPr>
-      <w:r>
-        <w:t xml:space="preserve">4a. </w:t>
-      </w:r>
-      <w:r>
-        <w:t>未授权定位或定位失败：允许旅客手动填写或选择当前位置。</w:t>
-      </w:r>
-    </w:p>
-    <w:p>
-      <w:pPr>
-        <w:ind w:firstLine="480"/>
-        <w:rPr>
-          <w:rFonts w:cs="Times New Roman"/>
-          <w:szCs w:val="21"/>
-        </w:rPr>
-      </w:pPr>
-      <w:r>
-        <w:t>后置条件：行程已创建并保存，客户端展示最新行程状态与初始行动建议。</w:t>
-      </w:r>
-    </w:p>
-    <w:p>
-      <w:pPr>
-        <w:ind w:firstLine="480"/>
-        <w:rPr>
-          <w:rFonts w:cs="Times New Roman"/>
-          <w:szCs w:val="21"/>
-        </w:rPr>
-      </w:pPr>
-      <w:r>
-        <w:t>业务规则：值机、登机等关键时间作为不可违反的约束参与建议生成；系统</w:t>
-      </w:r>
-      <w:r>
-        <w:lastRenderedPageBreak/>
-        <w:t>不自动执行改签、支付等高影响操作。</w:t>
-      </w:r>
-    </w:p>
-    <w:p>
-      <w:pPr>
-        <w:ind w:firstLine="480"/>
-        <w:rPr>
-          <w:rFonts w:cs="Times New Roman"/>
-          <w:szCs w:val="21"/>
-        </w:rPr>
-      </w:pPr>
-      <w:r>
-        <w:t>性能需求：提交行程后系统应及时完成创建并返回初始分析结果；外部查询设置超时，单个数据源失败不影响整体流程。</w:t>
-      </w:r>
-    </w:p>
-    <w:p>
-      <w:pPr>
-        <w:ind w:firstLine="480"/>
-        <w:rPr>
-          <w:rFonts w:cs="Times New Roman"/>
-          <w:szCs w:val="21"/>
-        </w:rPr>
-      </w:pPr>
-      <w:r>
-        <w:t>可靠性需求：数据缺失、接口异常或输入不完整时给出明确提示而不崩溃，并展示数据更新时间与来源。</w:t>
-      </w:r>
-    </w:p>
-    <w:p>
-      <w:pPr>
-        <w:ind w:firstLine="480"/>
-        <w:rPr>
-          <w:rFonts w:cs="Times New Roman"/>
-          <w:szCs w:val="21"/>
-        </w:rPr>
-      </w:pPr>
-    </w:p>
-    <w:p>
-      <w:pPr>
-        <w:pStyle w:val="4"/>
-      </w:pPr>
-      <w:r>
-        <w:t xml:space="preserve">2.2.1.2 </w:t>
-      </w:r>
-      <w:r>
-        <w:t>创建行程用例顺序图</w:t>
-      </w:r>
-    </w:p>
-    <w:p>
-      <w:pPr>
-        <w:ind w:firstLine="480"/>
-        <w:rPr>
-          <w:rFonts w:cs="Times New Roman"/>
-          <w:color w:val="0070C0"/>
-          <w:szCs w:val="21"/>
-        </w:rPr>
-      </w:pPr>
-      <w:r>
-        <w:t>本顺序图描述创建行程并生成初始建议的交互过程：旅客通过行程管理界面提交航班信息；行程服务调用数据感知</w:t>
-      </w:r>
-      <w:r>
-        <w:t xml:space="preserve"> Agent </w:t>
-      </w:r>
-      <w:r>
-        <w:t>获取航班、机场与路线数据并整理为行程状态，再调用行动决策</w:t>
-      </w:r>
-      <w:r>
-        <w:t xml:space="preserve"> Agent </w:t>
-      </w:r>
-      <w:r>
-        <w:t>生成初始行动建议；行程状态与行动建议保存后返回界面展示。图中行程管理界面为边界类，行程服务、数据感知</w:t>
-      </w:r>
-      <w:r>
-        <w:t xml:space="preserve"> Agent</w:t>
-      </w:r>
-      <w:r>
-        <w:t>、行动决策</w:t>
-      </w:r>
-      <w:r>
-        <w:t xml:space="preserve"> Agent </w:t>
-      </w:r>
-      <w:r>
-        <w:t>为控制类，行程状态为实体类。</w:t>
-      </w:r>
-    </w:p>
-    <w:p>
-      <w:pPr>
-        <w:ind w:firstLine="480"/>
-        <w:rPr>
-          <w:rFonts w:cs="Times New Roman"/>
-          <w:color w:val="0070C0"/>
-          <w:szCs w:val="21"/>
-        </w:rPr>
-      </w:pPr>
-    </w:p>
-    <w:p>
-      <w:pPr>
-        <w:ind w:firstLine="480"/>
-        <w:jc w:val="center"/>
-        <w:rPr>
-          <w:rFonts w:cs="Times New Roman"/>
-          <w:color w:val="FF0000"/>
-          <w:szCs w:val="21"/>
-        </w:rPr>
-      </w:pPr>
-    </w:p>
-    <w:p>
-      <w:pPr>
-        <w:keepNext/>
-        <w:spacing w:after="312"/>
-        <w:ind w:firstLine="480"/>
-        <w:jc w:val="center"/>
-      </w:pPr>
-      <w:r>
-        <w:rPr>
+        <w:rPr>
+          <w:rFonts w:hint="eastAsia"/>
           <w:noProof/>
         </w:rPr>
-        <w:lastRenderedPageBreak/>
         <w:drawing>
-          <wp:inline distT="0" distB="0" distL="0" distR="0" wp14:anchorId="37C4983B" wp14:editId="0C10EE5F">
-            <wp:extent cx="5212080" cy="4035159"/>
-            <wp:effectExtent l="0" t="0" r="0" b="0"/>
-            <wp:docPr id="33" name="Picture 33"/>
+          <wp:inline distT="0" distB="0" distL="0" distR="0" wp14:anchorId="0EA41D85" wp14:editId="34F7C02A">
+            <wp:extent cx="5274310" cy="5594985"/>
+            <wp:effectExtent l="0" t="0" r="2540" b="5715"/>
+            <wp:docPr id="1582890289" name="图片 2"/>
             <wp:cNvGraphicFramePr>
               <a:graphicFrameLocks xmlns:a="http://schemas.openxmlformats.org/drawingml/2006/main" noChangeAspect="1"/>
             </wp:cNvGraphicFramePr>
@@ -5598,23 +6305,36 @@
               <a:graphicData uri="http://schemas.openxmlformats.org/drawingml/2006/picture">
                 <pic:pic xmlns:pic="http://schemas.openxmlformats.org/drawingml/2006/picture">
                   <pic:nvPicPr>
-                    <pic:cNvPr id="0" name="fig2_2_seq_create.png"/>
-                    <pic:cNvPicPr/>
+                    <pic:cNvPr id="0" name="Picture 1"/>
+                    <pic:cNvPicPr>
+                      <a:picLocks noChangeAspect="1" noChangeArrowheads="1"/>
+                    </pic:cNvPicPr>
                   </pic:nvPicPr>
                   <pic:blipFill>
-                    <a:blip r:embed="rId18"/>
+                    <a:blip r:embed="rId18">
+                      <a:extLst>
+                        <a:ext uri="{28A0092B-C50C-407E-A947-70E740481C1C}">
+                          <a14:useLocalDpi xmlns:a14="http://schemas.microsoft.com/office/drawing/2010/main" val="0"/>
+                        </a:ext>
+                      </a:extLst>
+                    </a:blip>
+                    <a:srcRect/>
                     <a:stretch>
                       <a:fillRect/>
                     </a:stretch>
                   </pic:blipFill>
-                  <pic:spPr>
+                  <pic:spPr bwMode="auto">
                     <a:xfrm>
                       <a:off x="0" y="0"/>
-                      <a:ext cx="5212080" cy="4035159"/>
+                      <a:ext cx="5274310" cy="5594985"/>
                     </a:xfrm>
                     <a:prstGeom prst="rect">
                       <a:avLst/>
                     </a:prstGeom>
+                    <a:noFill/>
+                    <a:ln>
+                      <a:noFill/>
+                    </a:ln>
                   </pic:spPr>
                 </pic:pic>
               </a:graphicData>
@@ -5625,46 +6345,16 @@
     </w:p>
     <w:p>
       <w:pPr>
-        <w:pStyle w:val="af2"/>
-        <w:spacing w:after="312"/>
-        <w:ind w:firstLine="360"/>
-      </w:pPr>
-      <w:bookmarkStart w:id="15" w:name="_Toc239756027"/>
-      <w:r>
-        <w:t>图</w:t>
-      </w:r>
-      <w:r>
-        <w:t xml:space="preserve">2-2 </w:t>
-      </w:r>
-      <w:r>
-        <w:t>系统</w:t>
-      </w:r>
-      <w:r>
-        <w:t>“</w:t>
-      </w:r>
-      <w:r>
-        <w:t>创建行程并生成初始建议</w:t>
-      </w:r>
-      <w:r>
-        <w:t>”</w:t>
-      </w:r>
-      <w:r>
-        <w:t>用例的顺序图</w:t>
-      </w:r>
-      <w:bookmarkEnd w:id="15"/>
-    </w:p>
-    <w:p>
-      <w:pPr>
         <w:pStyle w:val="3"/>
       </w:pPr>
-      <w:bookmarkStart w:id="16" w:name="_Toc239756018"/>
+      <w:bookmarkStart w:id="17" w:name="_Toc239798805"/>
       <w:r>
         <w:t xml:space="preserve">2.2.2 </w:t>
       </w:r>
       <w:r>
-        <w:t>用例名：更新旅客位置并重新分析</w:t>
-      </w:r>
-      <w:bookmarkEnd w:id="16"/>
+        <w:t>用例名：获取行程安排建议</w:t>
+      </w:r>
+      <w:bookmarkEnd w:id="17"/>
     </w:p>
     <w:p>
       <w:pPr>
@@ -5674,66 +6364,87 @@
         <w:t xml:space="preserve">2.2.2.1 </w:t>
       </w:r>
       <w:r>
-        <w:t>更新位置用例描述</w:t>
-      </w:r>
-    </w:p>
-    <w:p>
-      <w:pPr>
-        <w:ind w:firstLine="480"/>
-        <w:rPr>
-          <w:rFonts w:cs="Times New Roman"/>
-          <w:szCs w:val="21"/>
-        </w:rPr>
-      </w:pPr>
-      <w:r>
-        <w:t>业务目标：旅客更新当前位置后，系统重新获取路线等状态，并刷新出行阶段、风险与行动建议。</w:t>
-      </w:r>
-    </w:p>
-    <w:p>
-      <w:pPr>
-        <w:ind w:firstLine="480"/>
-        <w:rPr>
-          <w:rFonts w:cs="Times New Roman"/>
-          <w:szCs w:val="21"/>
-        </w:rPr>
-      </w:pPr>
-      <w:r>
-        <w:t>执行者：旅客（发起者）。</w:t>
-      </w:r>
-    </w:p>
-    <w:p>
-      <w:pPr>
-        <w:ind w:firstLine="480"/>
-        <w:rPr>
-          <w:rFonts w:cs="Times New Roman"/>
-          <w:szCs w:val="21"/>
-        </w:rPr>
-      </w:pPr>
-      <w:r>
-        <w:t>触发条件：旅客授权定位、手动修改位置，或系统检测到位置发生明显变化。</w:t>
-      </w:r>
-    </w:p>
-    <w:p>
-      <w:pPr>
-        <w:ind w:firstLine="480"/>
-        <w:rPr>
-          <w:rFonts w:cs="Times New Roman"/>
-          <w:szCs w:val="21"/>
-        </w:rPr>
-      </w:pPr>
-      <w:r>
-        <w:t>前置条件：已存在行程和可用的行程状态；客户端能够获取位置，或旅客能够手动输入位置。</w:t>
-      </w:r>
-    </w:p>
-    <w:p>
-      <w:pPr>
-        <w:ind w:firstLine="480"/>
-        <w:rPr>
-          <w:rFonts w:cs="Times New Roman"/>
-          <w:szCs w:val="21"/>
-        </w:rPr>
-      </w:pPr>
-      <w:r>
+        <w:t>获取行程安排建议用例描述</w:t>
+      </w:r>
+    </w:p>
+    <w:p>
+      <w:pPr>
+        <w:ind w:firstLine="480"/>
+        <w:rPr>
+          <w:rFonts w:ascii="仿宋_GB2312" w:eastAsia="仿宋_GB2312" w:cs="Times New Roman"/>
+          <w:szCs w:val="24"/>
+        </w:rPr>
+      </w:pPr>
+      <w:r>
+        <w:rPr>
+          <w:rFonts w:ascii="仿宋_GB2312" w:eastAsia="仿宋_GB2312" w:hint="eastAsia"/>
+          <w:szCs w:val="24"/>
+        </w:rPr>
+        <w:t>业务目标：旅客获取由系统生成的、基于当前行程状态和个人行程信息的下一步行动安排建议。</w:t>
+      </w:r>
+    </w:p>
+    <w:p>
+      <w:pPr>
+        <w:ind w:firstLine="480"/>
+        <w:rPr>
+          <w:rFonts w:ascii="仿宋_GB2312" w:eastAsia="仿宋_GB2312" w:cs="Times New Roman"/>
+          <w:szCs w:val="24"/>
+        </w:rPr>
+      </w:pPr>
+      <w:r>
+        <w:rPr>
+          <w:rFonts w:ascii="仿宋_GB2312" w:eastAsia="仿宋_GB2312" w:hint="eastAsia"/>
+          <w:szCs w:val="24"/>
+        </w:rPr>
+        <w:t>执行者：旅客（发起者）；数据来源（通过“数据处理分析”参与）。</w:t>
+      </w:r>
+    </w:p>
+    <w:p>
+      <w:pPr>
+        <w:ind w:firstLine="480"/>
+        <w:rPr>
+          <w:rFonts w:ascii="仿宋_GB2312" w:eastAsia="仿宋_GB2312" w:cs="Times New Roman"/>
+          <w:szCs w:val="24"/>
+        </w:rPr>
+      </w:pPr>
+      <w:r>
+        <w:rPr>
+          <w:rFonts w:ascii="仿宋_GB2312" w:eastAsia="仿宋_GB2312" w:hint="eastAsia"/>
+          <w:szCs w:val="24"/>
+        </w:rPr>
+        <w:lastRenderedPageBreak/>
+        <w:t>触发条件：旅客查看行程安排建议，或行程状态发生变化后系统重新生成建议。</w:t>
+      </w:r>
+    </w:p>
+    <w:p>
+      <w:pPr>
+        <w:ind w:firstLine="480"/>
+        <w:rPr>
+          <w:rFonts w:ascii="仿宋_GB2312" w:eastAsia="仿宋_GB2312" w:cs="Times New Roman"/>
+          <w:szCs w:val="24"/>
+        </w:rPr>
+      </w:pPr>
+      <w:r>
+        <w:rPr>
+          <w:rFonts w:ascii="仿宋_GB2312" w:eastAsia="仿宋_GB2312" w:hint="eastAsia"/>
+          <w:szCs w:val="24"/>
+        </w:rPr>
+        <w:t>前置条件：已获取个人行程信息；数据来源可用或已有最近一次有效数据。</w:t>
+      </w:r>
+    </w:p>
+    <w:p>
+      <w:pPr>
+        <w:ind w:firstLine="480"/>
+        <w:rPr>
+          <w:rFonts w:ascii="仿宋_GB2312" w:eastAsia="仿宋_GB2312" w:cs="Times New Roman"/>
+          <w:szCs w:val="24"/>
+        </w:rPr>
+      </w:pPr>
+      <w:r>
+        <w:rPr>
+          <w:rFonts w:ascii="仿宋_GB2312" w:eastAsia="仿宋_GB2312" w:hint="eastAsia"/>
+          <w:szCs w:val="24"/>
+        </w:rPr>
         <w:t>基本交互动作：</w:t>
       </w:r>
     </w:p>
@@ -5741,102 +6452,107 @@
       <w:pPr>
         <w:ind w:firstLine="480"/>
         <w:rPr>
-          <w:rFonts w:cs="Times New Roman"/>
-          <w:szCs w:val="21"/>
-        </w:rPr>
-      </w:pPr>
-      <w:r>
-        <w:t xml:space="preserve">1. </w:t>
-      </w:r>
-      <w:r>
-        <w:t>旅客授权客户端获取当前位置，或手动选择所在位置。</w:t>
-      </w:r>
-    </w:p>
-    <w:p>
-      <w:pPr>
-        <w:ind w:firstLine="480"/>
-        <w:rPr>
-          <w:rFonts w:cs="Times New Roman"/>
-          <w:szCs w:val="21"/>
-        </w:rPr>
-      </w:pPr>
-      <w:r>
-        <w:t xml:space="preserve">2. </w:t>
-      </w:r>
-      <w:r>
-        <w:t>客户端将位置提交给行程服务。</w:t>
-      </w:r>
-    </w:p>
-    <w:p>
-      <w:pPr>
-        <w:ind w:firstLine="480"/>
-        <w:rPr>
-          <w:rFonts w:cs="Times New Roman"/>
-          <w:szCs w:val="21"/>
-        </w:rPr>
-      </w:pPr>
-      <w:r>
-        <w:t xml:space="preserve">3. </w:t>
-      </w:r>
-      <w:r>
-        <w:t>行程服务更新旅客位置，并触发数据感知</w:t>
-      </w:r>
-      <w:r>
-        <w:t xml:space="preserve"> Agent </w:t>
-      </w:r>
-      <w:r>
-        <w:t>重新获取路线、机场等</w:t>
-      </w:r>
-      <w:r>
-        <w:lastRenderedPageBreak/>
-        <w:t>数据。</w:t>
-      </w:r>
-    </w:p>
-    <w:p>
-      <w:pPr>
-        <w:ind w:firstLine="480"/>
-        <w:rPr>
-          <w:rFonts w:cs="Times New Roman"/>
-          <w:szCs w:val="21"/>
-        </w:rPr>
-      </w:pPr>
-      <w:r>
-        <w:t xml:space="preserve">4. </w:t>
-      </w:r>
-      <w:r>
-        <w:t>行动决策</w:t>
-      </w:r>
-      <w:r>
-        <w:t xml:space="preserve"> Agent </w:t>
-      </w:r>
-      <w:r>
-        <w:t>基于最新行程状态重新分析旅客所处阶段与风险，生成行动建议。</w:t>
-      </w:r>
-    </w:p>
-    <w:p>
-      <w:pPr>
-        <w:ind w:firstLine="480"/>
-        <w:rPr>
-          <w:rFonts w:cs="Times New Roman"/>
-          <w:szCs w:val="21"/>
-        </w:rPr>
-      </w:pPr>
-      <w:r>
-        <w:t xml:space="preserve">5. </w:t>
-      </w:r>
-      <w:r>
-        <w:t>客户端刷新行程状态与行动卡片。</w:t>
-      </w:r>
-    </w:p>
-    <w:p>
-      <w:pPr>
-        <w:ind w:firstLine="480"/>
-        <w:rPr>
-          <w:rFonts w:cs="Times New Roman"/>
-          <w:szCs w:val="21"/>
-        </w:rPr>
-      </w:pPr>
-      <w:r>
+          <w:rFonts w:ascii="仿宋_GB2312" w:eastAsia="仿宋_GB2312" w:cs="Times New Roman"/>
+          <w:szCs w:val="24"/>
+        </w:rPr>
+      </w:pPr>
+      <w:r>
+        <w:rPr>
+          <w:rFonts w:eastAsia="仿宋_GB2312" w:cs="Times New Roman"/>
+          <w:szCs w:val="24"/>
+        </w:rPr>
+        <w:t>1.</w:t>
+      </w:r>
+      <w:r>
+        <w:rPr>
+          <w:rFonts w:ascii="仿宋_GB2312" w:eastAsia="仿宋_GB2312" w:hint="eastAsia"/>
+          <w:szCs w:val="24"/>
+        </w:rPr>
+        <w:t xml:space="preserve"> 旅客请求获取行程安排建议。</w:t>
+      </w:r>
+    </w:p>
+    <w:p>
+      <w:pPr>
+        <w:ind w:firstLine="480"/>
+        <w:rPr>
+          <w:rFonts w:ascii="仿宋_GB2312" w:eastAsia="仿宋_GB2312" w:cs="Times New Roman"/>
+          <w:szCs w:val="24"/>
+        </w:rPr>
+      </w:pPr>
+      <w:r>
+        <w:rPr>
+          <w:rFonts w:eastAsia="仿宋_GB2312" w:cs="Times New Roman"/>
+          <w:szCs w:val="24"/>
+        </w:rPr>
+        <w:t>2.</w:t>
+      </w:r>
+      <w:r>
+        <w:rPr>
+          <w:rFonts w:ascii="仿宋_GB2312" w:eastAsia="仿宋_GB2312" w:hint="eastAsia"/>
+          <w:szCs w:val="24"/>
+        </w:rPr>
+        <w:t xml:space="preserve"> 系统读取当前行程信息与数据处理分析结果。</w:t>
+      </w:r>
+    </w:p>
+    <w:p>
+      <w:pPr>
+        <w:ind w:firstLine="480"/>
+        <w:rPr>
+          <w:rFonts w:ascii="仿宋_GB2312" w:eastAsia="仿宋_GB2312" w:cs="Times New Roman"/>
+          <w:szCs w:val="24"/>
+        </w:rPr>
+      </w:pPr>
+      <w:r>
+        <w:rPr>
+          <w:rFonts w:eastAsia="仿宋_GB2312" w:cs="Times New Roman"/>
+          <w:szCs w:val="24"/>
+        </w:rPr>
+        <w:t>3.</w:t>
+      </w:r>
+      <w:r>
+        <w:rPr>
+          <w:rFonts w:ascii="仿宋_GB2312" w:eastAsia="仿宋_GB2312" w:hint="eastAsia"/>
+          <w:szCs w:val="24"/>
+        </w:rPr>
+        <w:t xml:space="preserve"> 系统根据当前时间、旅客所处阶段和剩余时间生成有优先级的行动建议。</w:t>
+      </w:r>
+    </w:p>
+    <w:p>
+      <w:pPr>
+        <w:ind w:firstLine="480"/>
+        <w:rPr>
+          <w:rFonts w:ascii="仿宋_GB2312" w:eastAsia="仿宋_GB2312" w:cs="Times New Roman"/>
+          <w:szCs w:val="24"/>
+        </w:rPr>
+      </w:pPr>
+      <w:r>
+        <w:rPr>
+          <w:rFonts w:eastAsia="仿宋_GB2312" w:cs="Times New Roman"/>
+          <w:szCs w:val="24"/>
+        </w:rPr>
+        <w:t>4.</w:t>
+      </w:r>
+      <w:r>
+        <w:rPr>
+          <w:rFonts w:ascii="仿宋_GB2312" w:eastAsia="仿宋_GB2312" w:hint="eastAsia"/>
+          <w:szCs w:val="24"/>
+        </w:rPr>
+        <w:t xml:space="preserve"> 客户端展示建议、风险等级、建议依据和生成时间。</w:t>
+      </w:r>
+    </w:p>
+    <w:p>
+      <w:pPr>
+        <w:ind w:firstLine="480"/>
+        <w:rPr>
+          <w:rFonts w:ascii="仿宋_GB2312" w:eastAsia="仿宋_GB2312" w:cs="Times New Roman"/>
+          <w:szCs w:val="24"/>
+        </w:rPr>
+      </w:pPr>
+      <w:r>
+        <w:rPr>
+          <w:rFonts w:ascii="仿宋_GB2312" w:eastAsia="仿宋_GB2312" w:hint="eastAsia"/>
+          <w:szCs w:val="24"/>
+        </w:rPr>
         <w:t>扩展交互动作：</w:t>
       </w:r>
     </w:p>
@@ -5844,145 +6560,187 @@
       <w:pPr>
         <w:ind w:firstLine="480"/>
         <w:rPr>
-          <w:rFonts w:cs="Times New Roman"/>
-          <w:szCs w:val="21"/>
-        </w:rPr>
-      </w:pPr>
-      <w:r>
-        <w:t xml:space="preserve">2a. </w:t>
-      </w:r>
-      <w:r>
-        <w:t>定位权限被拒绝或定位精度不足：提示旅客手动选择位置，并使用最近一次有效位置作为参考。</w:t>
-      </w:r>
-    </w:p>
-    <w:p>
-      <w:pPr>
-        <w:ind w:firstLine="480"/>
-        <w:rPr>
-          <w:rFonts w:cs="Times New Roman"/>
-          <w:szCs w:val="21"/>
-        </w:rPr>
-      </w:pPr>
-      <w:r>
-        <w:t xml:space="preserve">4a. </w:t>
-      </w:r>
-      <w:r>
-        <w:t>道路或机场数据未更新：沿用最近一次有效数据并标注更新时间。</w:t>
-      </w:r>
-    </w:p>
-    <w:p>
-      <w:pPr>
-        <w:ind w:firstLine="480"/>
-        <w:rPr>
-          <w:rFonts w:cs="Times New Roman"/>
-          <w:szCs w:val="21"/>
-        </w:rPr>
-      </w:pPr>
-      <w:r>
-        <w:t>后置条件：行程状态与行动建议已更新并保存，客户端展示最新结果。</w:t>
-      </w:r>
-    </w:p>
-    <w:p>
-      <w:pPr>
-        <w:ind w:firstLine="480"/>
-        <w:rPr>
-          <w:rFonts w:cs="Times New Roman"/>
-          <w:szCs w:val="21"/>
-        </w:rPr>
-      </w:pPr>
-      <w:r>
-        <w:t>业务规则：位置变化后应及时重新分析；位置无法确认时不输出确定性的行动结论。</w:t>
-      </w:r>
-    </w:p>
-    <w:p>
-      <w:pPr>
-        <w:ind w:firstLine="480"/>
-        <w:rPr>
-          <w:rFonts w:cs="Times New Roman"/>
-          <w:szCs w:val="21"/>
-        </w:rPr>
-      </w:pPr>
-      <w:r>
-        <w:t>性能需求：位置提交后的重新分析应在可接受时间内完成并返回结果。</w:t>
-      </w:r>
-    </w:p>
-    <w:p>
-      <w:pPr>
-        <w:ind w:firstLine="480"/>
-        <w:rPr>
-          <w:rFonts w:cs="Times New Roman"/>
-          <w:szCs w:val="21"/>
-        </w:rPr>
-      </w:pPr>
-      <w:r>
-        <w:t>可靠性需求：定位失效时系统给出降级提示，不因定位异常而中断服务。</w:t>
-      </w:r>
-    </w:p>
-    <w:p>
-      <w:pPr>
-        <w:pStyle w:val="4"/>
-      </w:pPr>
-      <w:r>
-        <w:t xml:space="preserve">2.2.2.2 </w:t>
-      </w:r>
-      <w:r>
-        <w:t>更新位置用例顺序图</w:t>
-      </w:r>
-    </w:p>
-    <w:p>
-      <w:pPr>
-        <w:ind w:firstLine="480"/>
-        <w:rPr>
-          <w:rFonts w:cs="Times New Roman"/>
-          <w:color w:val="0070C0"/>
-          <w:szCs w:val="21"/>
-        </w:rPr>
-      </w:pPr>
-      <w:r>
-        <w:t>本顺序图描述旅客更新位置后系统重新分析的过程：旅客通过位置获取界面授权定位或手动选点，行程服务收到新位置后调用数据感知</w:t>
-      </w:r>
-      <w:r>
-        <w:t xml:space="preserve"> Agent </w:t>
-      </w:r>
-      <w:r>
-        <w:t>重新获取路线与机场数据并形成最新行程状态；行动决策</w:t>
-      </w:r>
-      <w:r>
-        <w:t xml:space="preserve"> Agent </w:t>
-      </w:r>
-      <w:r>
-        <w:t>据此重新分析阶段与风险并生成建议，最后保存并返回客户端刷新展示。图中位置获取界面为边界类，行程服务、数据感知</w:t>
-      </w:r>
-      <w:r>
-        <w:t xml:space="preserve"> Agent</w:t>
-      </w:r>
-      <w:r>
-        <w:t>、行动决策</w:t>
-      </w:r>
-      <w:r>
-        <w:t xml:space="preserve"> Agent </w:t>
-      </w:r>
-      <w:r>
-        <w:t>为控制类，行程状态为实体类。</w:t>
-      </w:r>
-    </w:p>
-    <w:p>
-      <w:pPr>
-        <w:keepNext/>
-        <w:spacing w:after="312"/>
-        <w:ind w:firstLine="480"/>
-        <w:jc w:val="center"/>
-      </w:pPr>
-      <w:r>
-        <w:rPr>
+          <w:rFonts w:ascii="仿宋_GB2312" w:eastAsia="仿宋_GB2312" w:cs="Times New Roman"/>
+          <w:szCs w:val="24"/>
+        </w:rPr>
+      </w:pPr>
+      <w:r>
+        <w:rPr>
+          <w:rFonts w:eastAsia="仿宋_GB2312" w:cs="Times New Roman"/>
+          <w:szCs w:val="24"/>
+        </w:rPr>
+        <w:t>2</w:t>
+      </w:r>
+      <w:r>
+        <w:rPr>
+          <w:rFonts w:eastAsia="仿宋_GB2312" w:cs="Times New Roman"/>
+          <w:szCs w:val="24"/>
+        </w:rPr>
+        <w:t>a</w:t>
+      </w:r>
+      <w:r>
+        <w:rPr>
+          <w:rFonts w:eastAsia="仿宋_GB2312" w:cs="Times New Roman"/>
+          <w:szCs w:val="24"/>
+        </w:rPr>
+        <w:t>1</w:t>
+      </w:r>
+      <w:r>
+        <w:rPr>
+          <w:rFonts w:eastAsia="仿宋_GB2312" w:cs="Times New Roman"/>
+          <w:szCs w:val="24"/>
+        </w:rPr>
+        <w:t>.</w:t>
+      </w:r>
+      <w:r>
+        <w:rPr>
+          <w:rFonts w:ascii="仿宋_GB2312" w:eastAsia="仿宋_GB2312" w:hint="eastAsia"/>
+          <w:szCs w:val="24"/>
+        </w:rPr>
+        <w:t xml:space="preserve"> 行程数据不完整或过期：使用最近一次有效数据并给出降级提示。</w:t>
+      </w:r>
+    </w:p>
+    <w:p>
+      <w:pPr>
+        <w:ind w:firstLine="480"/>
+        <w:rPr>
+          <w:rFonts w:ascii="仿宋_GB2312" w:eastAsia="仿宋_GB2312" w:cs="Times New Roman"/>
+          <w:szCs w:val="24"/>
+        </w:rPr>
+      </w:pPr>
+      <w:r>
+        <w:rPr>
+          <w:rFonts w:eastAsia="仿宋_GB2312" w:cs="Times New Roman"/>
+          <w:szCs w:val="24"/>
+        </w:rPr>
+        <w:t>2a</w:t>
+      </w:r>
+      <w:r>
+        <w:rPr>
+          <w:rFonts w:eastAsia="仿宋_GB2312" w:cs="Times New Roman"/>
+          <w:szCs w:val="24"/>
+        </w:rPr>
+        <w:t>2</w:t>
+      </w:r>
+      <w:r>
+        <w:rPr>
+          <w:rFonts w:eastAsia="仿宋_GB2312" w:cs="Times New Roman"/>
+          <w:szCs w:val="24"/>
+        </w:rPr>
+        <w:t>.</w:t>
+      </w:r>
+      <w:r>
+        <w:rPr>
+          <w:rFonts w:ascii="仿宋_GB2312" w:eastAsia="仿宋_GB2312" w:hint="eastAsia"/>
+          <w:szCs w:val="24"/>
+        </w:rPr>
+        <w:t xml:space="preserve"> 当前定位不可用：基于最近一次有效位置生成建议，并提示位置不确定性。</w:t>
+      </w:r>
+    </w:p>
+    <w:p>
+      <w:pPr>
+        <w:ind w:firstLine="480"/>
+        <w:rPr>
+          <w:rFonts w:ascii="仿宋_GB2312" w:eastAsia="仿宋_GB2312" w:cs="Times New Roman"/>
+          <w:szCs w:val="24"/>
+        </w:rPr>
+      </w:pPr>
+      <w:r>
+        <w:rPr>
+          <w:rFonts w:eastAsia="仿宋_GB2312" w:cs="Times New Roman"/>
+          <w:szCs w:val="24"/>
+        </w:rPr>
+        <w:t>3a.</w:t>
+      </w:r>
+      <w:r>
+        <w:rPr>
+          <w:rFonts w:ascii="仿宋_GB2312" w:eastAsia="仿宋_GB2312" w:hint="eastAsia"/>
+          <w:szCs w:val="24"/>
+        </w:rPr>
+        <w:t xml:space="preserve"> 系统无法确定下一步：明确提示旅客向航司或机场工作人员确认，不输出确定性结论。</w:t>
+      </w:r>
+    </w:p>
+    <w:p>
+      <w:pPr>
+        <w:ind w:firstLine="480"/>
+        <w:rPr>
+          <w:rFonts w:ascii="仿宋_GB2312" w:eastAsia="仿宋_GB2312" w:cs="Times New Roman"/>
+          <w:szCs w:val="24"/>
+        </w:rPr>
+      </w:pPr>
+      <w:r>
+        <w:rPr>
+          <w:rFonts w:ascii="仿宋_GB2312" w:eastAsia="仿宋_GB2312" w:hint="eastAsia"/>
+          <w:szCs w:val="24"/>
+        </w:rPr>
+        <w:t>后置条件：旅客获得可解释、可执行的行程安排建议。</w:t>
+      </w:r>
+    </w:p>
+    <w:p>
+      <w:pPr>
+        <w:ind w:firstLine="480"/>
+        <w:rPr>
+          <w:rFonts w:ascii="仿宋_GB2312" w:eastAsia="仿宋_GB2312" w:cs="Times New Roman"/>
+          <w:szCs w:val="24"/>
+        </w:rPr>
+      </w:pPr>
+      <w:r>
+        <w:rPr>
+          <w:rFonts w:ascii="仿宋_GB2312" w:eastAsia="仿宋_GB2312" w:hint="eastAsia"/>
+          <w:szCs w:val="24"/>
+        </w:rPr>
+        <w:t>业务规则：值机、登机等关键时间作为硬约束；系统不自动执行改签、支付等高影响操作。</w:t>
+      </w:r>
+    </w:p>
+    <w:p>
+      <w:pPr>
+        <w:ind w:firstLine="480"/>
+        <w:rPr>
+          <w:rFonts w:ascii="仿宋_GB2312" w:eastAsia="仿宋_GB2312" w:cs="Times New Roman"/>
+          <w:szCs w:val="24"/>
+        </w:rPr>
+      </w:pPr>
+      <w:r>
+        <w:rPr>
+          <w:rFonts w:ascii="仿宋_GB2312" w:eastAsia="仿宋_GB2312" w:hint="eastAsia"/>
+          <w:szCs w:val="24"/>
+        </w:rPr>
+        <w:t>性能需求：</w:t>
+      </w:r>
+      <w:r>
+        <w:rPr>
+          <w:rFonts w:ascii="仿宋_GB2312" w:eastAsia="仿宋_GB2312"/>
+          <w:szCs w:val="24"/>
+        </w:rPr>
+        <w:t>建议生成应在可接受时间内完成，并支持数据变化后的及时更新。</w:t>
+      </w:r>
+    </w:p>
+    <w:p>
+      <w:pPr>
+        <w:ind w:firstLine="480"/>
+        <w:rPr>
+          <w:rFonts w:ascii="仿宋_GB2312" w:eastAsia="仿宋_GB2312" w:cs="Times New Roman"/>
+          <w:szCs w:val="24"/>
+        </w:rPr>
+      </w:pPr>
+      <w:r>
+        <w:rPr>
+          <w:rFonts w:ascii="仿宋_GB2312" w:eastAsia="仿宋_GB2312" w:hint="eastAsia"/>
+          <w:szCs w:val="24"/>
+        </w:rPr>
+        <w:t>可靠性需求：数据缺失或接口异常时仍可展示基础提示，不因单点故障中断服务。</w:t>
+      </w:r>
+      <w:r>
+        <w:rPr>
+          <w:rFonts w:hint="eastAsia"/>
           <w:noProof/>
         </w:rPr>
         <w:lastRenderedPageBreak/>
         <w:drawing>
-          <wp:inline distT="0" distB="0" distL="0" distR="0" wp14:anchorId="00956B50" wp14:editId="7F428365">
-            <wp:extent cx="5212080" cy="4035159"/>
-            <wp:effectExtent l="0" t="0" r="0" b="0"/>
-            <wp:docPr id="35" name="Picture 35"/>
+          <wp:inline distT="0" distB="0" distL="0" distR="0" wp14:anchorId="3D59B738" wp14:editId="784272E3">
+            <wp:extent cx="5274310" cy="5111115"/>
+            <wp:effectExtent l="0" t="0" r="2540" b="0"/>
+            <wp:docPr id="1551531370" name="图片 4"/>
             <wp:cNvGraphicFramePr>
               <a:graphicFrameLocks xmlns:a="http://schemas.openxmlformats.org/drawingml/2006/main" noChangeAspect="1"/>
             </wp:cNvGraphicFramePr>
@@ -5990,23 +6748,36 @@
               <a:graphicData uri="http://schemas.openxmlformats.org/drawingml/2006/picture">
                 <pic:pic xmlns:pic="http://schemas.openxmlformats.org/drawingml/2006/picture">
                   <pic:nvPicPr>
-                    <pic:cNvPr id="0" name="fig2_3_seq_location.png"/>
-                    <pic:cNvPicPr/>
+                    <pic:cNvPr id="0" name="Picture 8"/>
+                    <pic:cNvPicPr>
+                      <a:picLocks noChangeAspect="1" noChangeArrowheads="1"/>
+                    </pic:cNvPicPr>
                   </pic:nvPicPr>
                   <pic:blipFill>
-                    <a:blip r:embed="rId19"/>
+                    <a:blip r:embed="rId19">
+                      <a:extLst>
+                        <a:ext uri="{28A0092B-C50C-407E-A947-70E740481C1C}">
+                          <a14:useLocalDpi xmlns:a14="http://schemas.microsoft.com/office/drawing/2010/main" val="0"/>
+                        </a:ext>
+                      </a:extLst>
+                    </a:blip>
+                    <a:srcRect/>
                     <a:stretch>
                       <a:fillRect/>
                     </a:stretch>
                   </pic:blipFill>
-                  <pic:spPr>
+                  <pic:spPr bwMode="auto">
                     <a:xfrm>
                       <a:off x="0" y="0"/>
-                      <a:ext cx="5212080" cy="4035159"/>
+                      <a:ext cx="5274310" cy="5111115"/>
                     </a:xfrm>
                     <a:prstGeom prst="rect">
                       <a:avLst/>
                     </a:prstGeom>
+                    <a:noFill/>
+                    <a:ln>
+                      <a:noFill/>
+                    </a:ln>
                   </pic:spPr>
                 </pic:pic>
               </a:graphicData>
@@ -6017,44 +6788,25 @@
     </w:p>
     <w:p>
       <w:pPr>
-        <w:pStyle w:val="af2"/>
-        <w:spacing w:after="312"/>
-        <w:ind w:firstLine="360"/>
-      </w:pPr>
-      <w:bookmarkStart w:id="17" w:name="_Toc239756028"/>
-      <w:r>
-        <w:t>图</w:t>
-      </w:r>
-      <w:r>
-        <w:t xml:space="preserve">2-3 </w:t>
-      </w:r>
-      <w:r>
-        <w:t>系统</w:t>
-      </w:r>
-      <w:r>
-        <w:t>“</w:t>
-      </w:r>
-      <w:r>
-        <w:t>更新旅客位置并重新分析</w:t>
-      </w:r>
-      <w:r>
-        <w:t>”</w:t>
-      </w:r>
-      <w:r>
-        <w:t>用例的顺序图</w:t>
-      </w:r>
-      <w:bookmarkEnd w:id="17"/>
+        <w:pStyle w:val="4"/>
+      </w:pPr>
+      <w:r>
+        <w:t xml:space="preserve">2.2.2.2 </w:t>
+      </w:r>
+      <w:r>
+        <w:t>获取行程安排建议用例顺序图</w:t>
+      </w:r>
     </w:p>
     <w:p>
       <w:pPr>
         <w:pStyle w:val="3"/>
       </w:pPr>
-      <w:bookmarkStart w:id="18" w:name="_Toc239756019"/>
+      <w:bookmarkStart w:id="18" w:name="_Toc239798806"/>
       <w:r>
         <w:t xml:space="preserve">2.2.3 </w:t>
       </w:r>
       <w:r>
-        <w:t>用例名：定时刷新与实时推送</w:t>
+        <w:t>用例名：获取行程延误风险</w:t>
       </w:r>
       <w:bookmarkEnd w:id="18"/>
     </w:p>
@@ -6066,72 +6818,86 @@
         <w:t xml:space="preserve">2.2.3.1 </w:t>
       </w:r>
       <w:r>
-        <w:t>定时刷新用例描述</w:t>
-      </w:r>
-    </w:p>
-    <w:p>
-      <w:pPr>
-        <w:ind w:firstLine="480"/>
-        <w:rPr>
-          <w:rFonts w:cs="Times New Roman"/>
-          <w:szCs w:val="21"/>
-        </w:rPr>
-      </w:pPr>
-      <w:r>
-        <w:t>业务目标：系统按周期或事件触发获取最新状态，并在航班、机场等状态变化后把最新结果推送给旅客。</w:t>
-      </w:r>
-    </w:p>
-    <w:p>
-      <w:pPr>
-        <w:ind w:firstLine="480"/>
-        <w:rPr>
-          <w:rFonts w:cs="Times New Roman"/>
-          <w:szCs w:val="21"/>
-        </w:rPr>
-      </w:pPr>
-      <w:r>
-        <w:t>执行者：系统定时任务（发起者）；旅客（接收者）。</w:t>
-      </w:r>
-    </w:p>
-    <w:p>
-      <w:pPr>
-        <w:ind w:firstLine="480"/>
-        <w:rPr>
-          <w:rFonts w:cs="Times New Roman"/>
-          <w:szCs w:val="21"/>
-        </w:rPr>
-      </w:pPr>
-      <w:r>
-        <w:t>触发条件：到达刷新周期（默认不超过</w:t>
-      </w:r>
-      <w:r>
-        <w:t xml:space="preserve"> 15 </w:t>
-      </w:r>
-      <w:r>
-        <w:t>秒），或收到航班状态、登机口变化等事件。</w:t>
-      </w:r>
-    </w:p>
-    <w:p>
-      <w:pPr>
-        <w:ind w:firstLine="480"/>
-        <w:rPr>
-          <w:rFonts w:cs="Times New Roman"/>
-          <w:szCs w:val="21"/>
-        </w:rPr>
-      </w:pPr>
-      <w:r>
-        <w:t>前置条件：已存在进行中的行程；系统服务运行正常。</w:t>
-      </w:r>
-    </w:p>
-    <w:p>
-      <w:pPr>
-        <w:ind w:firstLine="480"/>
-        <w:rPr>
-          <w:rFonts w:cs="Times New Roman"/>
-          <w:szCs w:val="21"/>
-        </w:rPr>
-      </w:pPr>
-      <w:r>
+        <w:t>获取行程延误风险用例描述</w:t>
+      </w:r>
+    </w:p>
+    <w:p>
+      <w:pPr>
+        <w:ind w:firstLine="480"/>
+        <w:rPr>
+          <w:rFonts w:ascii="仿宋_GB2312" w:eastAsia="仿宋_GB2312" w:cs="Times New Roman"/>
+          <w:szCs w:val="24"/>
+        </w:rPr>
+      </w:pPr>
+      <w:r>
+        <w:rPr>
+          <w:rFonts w:ascii="仿宋_GB2312" w:eastAsia="仿宋_GB2312" w:hint="eastAsia"/>
+          <w:szCs w:val="24"/>
+        </w:rPr>
+        <w:t>业务目标：旅客获取航班延误、机场运行、交通和路径变化等因素导致的行程延误风险。</w:t>
+      </w:r>
+    </w:p>
+    <w:p>
+      <w:pPr>
+        <w:ind w:firstLine="480"/>
+        <w:rPr>
+          <w:rFonts w:ascii="仿宋_GB2312" w:eastAsia="仿宋_GB2312" w:cs="Times New Roman"/>
+          <w:szCs w:val="24"/>
+        </w:rPr>
+      </w:pPr>
+      <w:r>
+        <w:rPr>
+          <w:rFonts w:ascii="仿宋_GB2312" w:eastAsia="仿宋_GB2312" w:hint="eastAsia"/>
+          <w:szCs w:val="24"/>
+        </w:rPr>
+        <w:t>执行者：旅客（发起者）；数据来源（通过“数据处理分析”参与）。</w:t>
+      </w:r>
+    </w:p>
+    <w:p>
+      <w:pPr>
+        <w:ind w:firstLine="480"/>
+        <w:rPr>
+          <w:rFonts w:ascii="仿宋_GB2312" w:eastAsia="仿宋_GB2312" w:cs="Times New Roman"/>
+          <w:szCs w:val="24"/>
+        </w:rPr>
+      </w:pPr>
+      <w:r>
+        <w:rPr>
+          <w:rFonts w:ascii="仿宋_GB2312" w:eastAsia="仿宋_GB2312" w:hint="eastAsia"/>
+          <w:szCs w:val="24"/>
+        </w:rPr>
+        <w:t>触发条件：旅客查看行程风险，或航班、机场、路线等状态发生变化。</w:t>
+      </w:r>
+    </w:p>
+    <w:p>
+      <w:pPr>
+        <w:ind w:firstLine="480"/>
+        <w:rPr>
+          <w:rFonts w:ascii="仿宋_GB2312" w:eastAsia="仿宋_GB2312" w:cs="Times New Roman"/>
+          <w:szCs w:val="24"/>
+        </w:rPr>
+      </w:pPr>
+      <w:r>
+        <w:rPr>
+          <w:rFonts w:ascii="仿宋_GB2312" w:eastAsia="仿宋_GB2312" w:hint="eastAsia"/>
+          <w:szCs w:val="24"/>
+        </w:rPr>
+        <w:t>前置条件：已获取个人行程信息；数据来源可用或已有最近一次有效数据。</w:t>
+      </w:r>
+    </w:p>
+    <w:p>
+      <w:pPr>
+        <w:ind w:firstLine="480"/>
+        <w:rPr>
+          <w:rFonts w:ascii="仿宋_GB2312" w:eastAsia="仿宋_GB2312" w:cs="Times New Roman"/>
+          <w:szCs w:val="24"/>
+        </w:rPr>
+      </w:pPr>
+      <w:r>
+        <w:rPr>
+          <w:rFonts w:ascii="仿宋_GB2312" w:eastAsia="仿宋_GB2312" w:hint="eastAsia"/>
+          <w:szCs w:val="24"/>
+        </w:rPr>
         <w:t>基本交互动作：</w:t>
       </w:r>
     </w:p>
@@ -6139,105 +6905,131 @@
       <w:pPr>
         <w:ind w:firstLine="480"/>
         <w:rPr>
-          <w:rFonts w:cs="Times New Roman"/>
-          <w:szCs w:val="21"/>
-        </w:rPr>
-      </w:pPr>
-      <w:r>
-        <w:t xml:space="preserve">1. </w:t>
-      </w:r>
-      <w:r>
-        <w:t>定时刷新任务触发数据感知</w:t>
-      </w:r>
-      <w:r>
-        <w:t xml:space="preserve"> Agent </w:t>
-      </w:r>
-      <w:r>
-        <w:t>获取最新航班、机场与路线数据。</w:t>
-      </w:r>
-    </w:p>
-    <w:p>
-      <w:pPr>
-        <w:ind w:firstLine="480"/>
-        <w:rPr>
-          <w:rFonts w:cs="Times New Roman"/>
-          <w:szCs w:val="21"/>
-        </w:rPr>
-      </w:pPr>
-      <w:r>
-        <w:t xml:space="preserve">2. </w:t>
-      </w:r>
-      <w:r>
-        <w:t>数据感知</w:t>
-      </w:r>
-      <w:r>
-        <w:t xml:space="preserve"> Agent </w:t>
-      </w:r>
-      <w:r>
-        <w:t>更新行程状态，并记录数据来源与更新时间。</w:t>
-      </w:r>
-    </w:p>
-    <w:p>
-      <w:pPr>
-        <w:ind w:firstLine="480"/>
-        <w:rPr>
-          <w:rFonts w:cs="Times New Roman"/>
-          <w:szCs w:val="21"/>
-        </w:rPr>
-      </w:pPr>
-      <w:r>
-        <w:t xml:space="preserve">3. </w:t>
-      </w:r>
-      <w:r>
-        <w:t>行动决策</w:t>
-      </w:r>
-      <w:r>
-        <w:t xml:space="preserve"> Agent </w:t>
-      </w:r>
-      <w:r>
-        <w:t>基于最新状态重新分析并生成行动建议。</w:t>
-      </w:r>
-    </w:p>
-    <w:p>
-      <w:pPr>
-        <w:ind w:firstLine="480"/>
-        <w:rPr>
-          <w:rFonts w:cs="Times New Roman"/>
-          <w:szCs w:val="21"/>
-        </w:rPr>
-      </w:pPr>
-      <w:r>
+          <w:rFonts w:ascii="仿宋_GB2312" w:eastAsia="仿宋_GB2312" w:cs="Times New Roman"/>
+          <w:szCs w:val="24"/>
+        </w:rPr>
+      </w:pPr>
+      <w:r>
+        <w:rPr>
+          <w:rFonts w:eastAsia="仿宋_GB2312" w:cs="Times New Roman"/>
+          <w:szCs w:val="24"/>
+        </w:rPr>
+        <w:t>1.</w:t>
+      </w:r>
+      <w:r>
+        <w:rPr>
+          <w:rFonts w:ascii="仿宋_GB2312" w:eastAsia="仿宋_GB2312" w:hint="eastAsia"/>
+          <w:szCs w:val="24"/>
+        </w:rPr>
+        <w:t xml:space="preserve"> 旅客请求获取行程延误风险。</w:t>
+      </w:r>
+    </w:p>
+    <w:p>
+      <w:pPr>
+        <w:ind w:firstLine="480"/>
+        <w:rPr>
+          <w:rFonts w:ascii="仿宋_GB2312" w:eastAsia="仿宋_GB2312" w:cs="Times New Roman"/>
+          <w:szCs w:val="24"/>
+        </w:rPr>
+      </w:pPr>
+      <w:r>
+        <w:rPr>
+          <w:rFonts w:eastAsia="仿宋_GB2312" w:cs="Times New Roman"/>
+          <w:szCs w:val="24"/>
+        </w:rPr>
+        <w:t>2.</w:t>
+      </w:r>
+      <w:r>
+        <w:rPr>
+          <w:rFonts w:ascii="仿宋_GB2312" w:eastAsia="仿宋_GB2312" w:hint="eastAsia"/>
+          <w:szCs w:val="24"/>
+        </w:rPr>
+        <w:t xml:space="preserve"> 系统读取当前航班、机场、路线、时间和旅客位置状态。</w:t>
+      </w:r>
+    </w:p>
+    <w:p>
+      <w:pPr>
+        <w:ind w:firstLine="480"/>
+        <w:rPr>
+          <w:rFonts w:ascii="仿宋_GB2312" w:eastAsia="仿宋_GB2312" w:cs="Times New Roman"/>
+          <w:szCs w:val="24"/>
+        </w:rPr>
+      </w:pPr>
+      <w:r>
+        <w:rPr>
+          <w:rFonts w:eastAsia="仿宋_GB2312" w:cs="Times New Roman"/>
+          <w:szCs w:val="24"/>
+        </w:rPr>
         <w:lastRenderedPageBreak/>
-        <w:t xml:space="preserve">4. </w:t>
-      </w:r>
-      <w:r>
-        <w:t>行程状态与行动建议保存为最新快照。</w:t>
-      </w:r>
-    </w:p>
-    <w:p>
-      <w:pPr>
-        <w:ind w:firstLine="480"/>
-        <w:rPr>
-          <w:rFonts w:cs="Times New Roman"/>
-          <w:szCs w:val="21"/>
-        </w:rPr>
-      </w:pPr>
-      <w:r>
-        <w:t xml:space="preserve">5. </w:t>
-      </w:r>
-      <w:r>
-        <w:t>推送服务将最新快照发送给客户端，客户端刷新界面。</w:t>
-      </w:r>
-    </w:p>
-    <w:p>
-      <w:pPr>
-        <w:ind w:firstLine="480"/>
-        <w:rPr>
-          <w:rFonts w:cs="Times New Roman"/>
-          <w:szCs w:val="21"/>
-        </w:rPr>
-      </w:pPr>
-      <w:r>
+        <w:t>3.</w:t>
+      </w:r>
+      <w:r>
+        <w:rPr>
+          <w:rFonts w:ascii="仿宋_GB2312" w:eastAsia="仿宋_GB2312" w:hint="eastAsia"/>
+          <w:szCs w:val="24"/>
+        </w:rPr>
+        <w:t xml:space="preserve"> 数据处理分析对最新数据进行标准化、校验和降级判断。</w:t>
+      </w:r>
+    </w:p>
+    <w:p>
+      <w:pPr>
+        <w:ind w:firstLine="480"/>
+        <w:rPr>
+          <w:rFonts w:ascii="仿宋_GB2312" w:eastAsia="仿宋_GB2312" w:cs="Times New Roman"/>
+          <w:szCs w:val="24"/>
+        </w:rPr>
+      </w:pPr>
+      <w:r>
+        <w:rPr>
+          <w:rFonts w:eastAsia="仿宋_GB2312" w:cs="Times New Roman"/>
+          <w:szCs w:val="24"/>
+        </w:rPr>
+        <w:t>4.</w:t>
+      </w:r>
+      <w:r>
+        <w:rPr>
+          <w:rFonts w:ascii="仿宋_GB2312" w:eastAsia="仿宋_GB2312" w:hint="eastAsia"/>
+          <w:szCs w:val="24"/>
+        </w:rPr>
+        <w:t xml:space="preserve"> 系统分析风险等级、主要风险因素和可能影响。</w:t>
+      </w:r>
+    </w:p>
+    <w:p>
+      <w:pPr>
+        <w:ind w:firstLine="480"/>
+        <w:rPr>
+          <w:rFonts w:ascii="仿宋_GB2312" w:eastAsia="仿宋_GB2312" w:cs="Times New Roman"/>
+          <w:szCs w:val="24"/>
+        </w:rPr>
+      </w:pPr>
+      <w:r>
+        <w:rPr>
+          <w:rFonts w:eastAsia="仿宋_GB2312" w:cs="Times New Roman"/>
+          <w:szCs w:val="24"/>
+        </w:rPr>
+        <w:t>5.</w:t>
+      </w:r>
+      <w:r>
+        <w:rPr>
+          <w:rFonts w:ascii="仿宋_GB2312" w:eastAsia="仿宋_GB2312" w:hint="eastAsia"/>
+          <w:szCs w:val="24"/>
+        </w:rPr>
+        <w:t xml:space="preserve"> 客户端展示风险等级、风险说明、数据来源和更新时间。</w:t>
+      </w:r>
+    </w:p>
+    <w:p>
+      <w:pPr>
+        <w:ind w:firstLine="480"/>
+        <w:rPr>
+          <w:rFonts w:ascii="仿宋_GB2312" w:eastAsia="仿宋_GB2312" w:cs="Times New Roman"/>
+          <w:szCs w:val="24"/>
+        </w:rPr>
+      </w:pPr>
+      <w:r>
+        <w:rPr>
+          <w:rFonts w:ascii="仿宋_GB2312" w:eastAsia="仿宋_GB2312" w:hint="eastAsia"/>
+          <w:szCs w:val="24"/>
+        </w:rPr>
         <w:t>扩展交互动作：</w:t>
       </w:r>
     </w:p>
@@ -6245,78 +7037,145 @@
       <w:pPr>
         <w:ind w:firstLine="480"/>
         <w:rPr>
-          <w:rFonts w:cs="Times New Roman"/>
-          <w:szCs w:val="21"/>
-        </w:rPr>
-      </w:pPr>
-      <w:r>
-        <w:t xml:space="preserve">1a. </w:t>
-      </w:r>
-      <w:r>
-        <w:t>外部数据源暂时不可用：沿用最近一次有效数据并标注过期或降级状态。</w:t>
-      </w:r>
-    </w:p>
-    <w:p>
-      <w:pPr>
-        <w:ind w:firstLine="480"/>
-        <w:rPr>
-          <w:rFonts w:cs="Times New Roman"/>
-          <w:szCs w:val="21"/>
-        </w:rPr>
-      </w:pPr>
-      <w:r>
-        <w:t xml:space="preserve">5a. </w:t>
-      </w:r>
-      <w:r>
-        <w:t>推送通道不可用：客户端按周期轮询最新状态。</w:t>
-      </w:r>
-    </w:p>
-    <w:p>
-      <w:pPr>
-        <w:ind w:firstLine="480"/>
-        <w:rPr>
-          <w:rFonts w:cs="Times New Roman"/>
-          <w:szCs w:val="21"/>
-        </w:rPr>
-      </w:pPr>
-      <w:r>
-        <w:t>后置条件：客户端显示与最新快照一致的行程状态与行动建议。</w:t>
-      </w:r>
-    </w:p>
-    <w:p>
-      <w:pPr>
-        <w:ind w:firstLine="480"/>
-        <w:rPr>
-          <w:rFonts w:cs="Times New Roman"/>
-          <w:szCs w:val="21"/>
-        </w:rPr>
-      </w:pPr>
-      <w:r>
-        <w:t>业务规则：刷新与推送只更新状态和建议，不改变旅客已确认的高影响操作。</w:t>
-      </w:r>
-    </w:p>
-    <w:p>
-      <w:pPr>
-        <w:ind w:firstLine="480"/>
-        <w:rPr>
-          <w:rFonts w:cs="Times New Roman"/>
-          <w:szCs w:val="21"/>
-        </w:rPr>
-      </w:pPr>
-      <w:r>
-        <w:t>性能需求：单次刷新周期内完成状态获取与分析；推送失败时可自动回退为轮询。</w:t>
-      </w:r>
-    </w:p>
-    <w:p>
-      <w:pPr>
-        <w:ind w:firstLine="480"/>
-        <w:rPr>
-          <w:rFonts w:cs="Times New Roman"/>
-          <w:szCs w:val="21"/>
-        </w:rPr>
-      </w:pPr>
-      <w:r>
-        <w:t>可靠性需求：系统长时间运行不因个别数据源异常而终止，支持断线重连与状态恢复。</w:t>
+          <w:rFonts w:ascii="仿宋_GB2312" w:eastAsia="仿宋_GB2312" w:cs="Times New Roman"/>
+          <w:szCs w:val="24"/>
+        </w:rPr>
+      </w:pPr>
+      <w:r>
+        <w:rPr>
+          <w:rFonts w:eastAsia="仿宋_GB2312" w:cs="Times New Roman"/>
+          <w:szCs w:val="24"/>
+        </w:rPr>
+        <w:t>2</w:t>
+      </w:r>
+      <w:r>
+        <w:rPr>
+          <w:rFonts w:eastAsia="仿宋_GB2312" w:cs="Times New Roman"/>
+          <w:szCs w:val="24"/>
+        </w:rPr>
+        <w:t>a</w:t>
+      </w:r>
+      <w:r>
+        <w:rPr>
+          <w:rFonts w:eastAsia="仿宋_GB2312" w:cs="Times New Roman"/>
+          <w:szCs w:val="24"/>
+        </w:rPr>
+        <w:t>1</w:t>
+      </w:r>
+      <w:r>
+        <w:rPr>
+          <w:rFonts w:eastAsia="仿宋_GB2312" w:cs="Times New Roman"/>
+          <w:szCs w:val="24"/>
+        </w:rPr>
+        <w:t>.</w:t>
+      </w:r>
+      <w:r>
+        <w:rPr>
+          <w:rFonts w:ascii="仿宋_GB2312" w:eastAsia="仿宋_GB2312" w:hint="eastAsia"/>
+          <w:szCs w:val="24"/>
+        </w:rPr>
+        <w:t xml:space="preserve"> 数据来源不可用：使用最近一次有效数据并明确提示风险判断时效有限。</w:t>
+      </w:r>
+    </w:p>
+    <w:p>
+      <w:pPr>
+        <w:ind w:firstLine="480"/>
+        <w:rPr>
+          <w:rFonts w:ascii="仿宋_GB2312" w:eastAsia="仿宋_GB2312" w:cs="Times New Roman"/>
+          <w:szCs w:val="24"/>
+        </w:rPr>
+      </w:pPr>
+      <w:r>
+        <w:rPr>
+          <w:rFonts w:eastAsia="仿宋_GB2312" w:cs="Times New Roman"/>
+          <w:szCs w:val="24"/>
+        </w:rPr>
+        <w:t>2a</w:t>
+      </w:r>
+      <w:r>
+        <w:rPr>
+          <w:rFonts w:eastAsia="仿宋_GB2312" w:cs="Times New Roman"/>
+          <w:szCs w:val="24"/>
+        </w:rPr>
+        <w:t>2</w:t>
+      </w:r>
+      <w:r>
+        <w:rPr>
+          <w:rFonts w:eastAsia="仿宋_GB2312" w:cs="Times New Roman"/>
+          <w:szCs w:val="24"/>
+        </w:rPr>
+        <w:t>.</w:t>
+      </w:r>
+      <w:r>
+        <w:rPr>
+          <w:rFonts w:ascii="仿宋_GB2312" w:eastAsia="仿宋_GB2312" w:hint="eastAsia"/>
+          <w:szCs w:val="24"/>
+        </w:rPr>
+        <w:t xml:space="preserve"> 航班或机场状态未知：标记为未知，不输出确定性延误结论。</w:t>
+      </w:r>
+    </w:p>
+    <w:p>
+      <w:pPr>
+        <w:ind w:firstLine="480"/>
+        <w:rPr>
+          <w:rFonts w:ascii="仿宋_GB2312" w:eastAsia="仿宋_GB2312" w:cs="Times New Roman"/>
+          <w:szCs w:val="24"/>
+        </w:rPr>
+      </w:pPr>
+      <w:r>
+        <w:rPr>
+          <w:rFonts w:ascii="仿宋_GB2312" w:eastAsia="仿宋_GB2312" w:hint="eastAsia"/>
+          <w:szCs w:val="24"/>
+        </w:rPr>
+        <w:t>后置条件：旅客获取到有时间窗口和数据依据的行程延误风险。</w:t>
+      </w:r>
+    </w:p>
+    <w:p>
+      <w:pPr>
+        <w:ind w:firstLine="480"/>
+        <w:rPr>
+          <w:rFonts w:ascii="仿宋_GB2312" w:eastAsia="仿宋_GB2312" w:cs="Times New Roman"/>
+          <w:szCs w:val="24"/>
+        </w:rPr>
+      </w:pPr>
+      <w:r>
+        <w:rPr>
+          <w:rFonts w:ascii="仿宋_GB2312" w:eastAsia="仿宋_GB2312" w:hint="eastAsia"/>
+          <w:szCs w:val="24"/>
+        </w:rPr>
+        <w:t>业务规则：风险展示以航班、机场和交通的最新可用数据为依据；无法确认时不夸大风险。</w:t>
+      </w:r>
+    </w:p>
+    <w:p>
+      <w:pPr>
+        <w:ind w:firstLine="480"/>
+        <w:rPr>
+          <w:rFonts w:ascii="仿宋_GB2312" w:eastAsia="仿宋_GB2312" w:cs="Times New Roman"/>
+          <w:szCs w:val="24"/>
+        </w:rPr>
+      </w:pPr>
+      <w:r>
+        <w:rPr>
+          <w:rFonts w:ascii="仿宋_GB2312" w:eastAsia="仿宋_GB2312" w:hint="eastAsia"/>
+          <w:szCs w:val="24"/>
+        </w:rPr>
+        <w:t>性能需求：风险数据应按合理周期更新，数据变化后应及时重新分析。</w:t>
+      </w:r>
+    </w:p>
+    <w:p>
+      <w:pPr>
+        <w:ind w:firstLine="480"/>
+        <w:rPr>
+          <w:rFonts w:ascii="仿宋_GB2312" w:eastAsia="仿宋_GB2312" w:cs="Times New Roman"/>
+          <w:szCs w:val="24"/>
+        </w:rPr>
+      </w:pPr>
+      <w:r>
+        <w:rPr>
+          <w:rFonts w:ascii="仿宋_GB2312" w:eastAsia="仿宋_GB2312" w:hint="eastAsia"/>
+          <w:szCs w:val="24"/>
+        </w:rPr>
+        <w:t>可靠性需求：外部数据异常或延迟时，系统应继续运行并显示最后更新时间。</w:t>
       </w:r>
     </w:p>
     <w:p>
@@ -6324,66 +7183,30 @@
         <w:pStyle w:val="4"/>
       </w:pPr>
       <w:r>
+        <w:lastRenderedPageBreak/>
         <w:t xml:space="preserve">2.2.3.2 </w:t>
       </w:r>
       <w:r>
-        <w:t>定时刷新用例顺序图</w:t>
-      </w:r>
-    </w:p>
-    <w:p>
-      <w:pPr>
-        <w:ind w:firstLine="480"/>
-        <w:rPr>
-          <w:rFonts w:cs="Times New Roman"/>
-          <w:color w:val="0070C0"/>
-          <w:szCs w:val="21"/>
-        </w:rPr>
-      </w:pPr>
-      <w:r>
-        <w:t>本顺序图描述系统定时刷新并通过推送更新客户端的过程：定时刷新控制类触发数据感知</w:t>
-      </w:r>
-      <w:r>
-        <w:t xml:space="preserve"> Agent </w:t>
-      </w:r>
-      <w:r>
-        <w:t>获取最新数据并形成行程状态；行动决策</w:t>
-      </w:r>
-      <w:r>
-        <w:t xml:space="preserve"> Agent </w:t>
-      </w:r>
-      <w:r>
-        <w:t>重新生成行动建议并保存为最新快照；推送服务将快照发送给客户端界面刷新展示。图中客户端界面为边界类，定时刷新、数据感知</w:t>
-      </w:r>
-      <w:r>
-        <w:t xml:space="preserve"> Agent</w:t>
-      </w:r>
-      <w:r>
-        <w:t>、行动决策</w:t>
-      </w:r>
-      <w:r>
-        <w:t xml:space="preserve"> Agent</w:t>
-      </w:r>
-      <w:r>
-        <w:t>、推送服务为控制类，行程状态为实体类。</w:t>
-      </w:r>
-    </w:p>
-    <w:p>
-      <w:pPr>
-        <w:keepNext/>
-        <w:spacing w:after="312"/>
-        <w:ind w:firstLine="480"/>
-        <w:jc w:val="center"/>
-      </w:pPr>
-      <w:r>
-        <w:rPr>
+        <w:t>获取行程延误风险用例顺序图</w:t>
+      </w:r>
+    </w:p>
+    <w:p>
+      <w:pPr>
+        <w:ind w:firstLine="480"/>
+        <w:rPr>
+          <w:rFonts w:hint="eastAsia"/>
+        </w:rPr>
+      </w:pPr>
+      <w:r>
+        <w:rPr>
+          <w:rFonts w:hint="eastAsia"/>
           <w:noProof/>
         </w:rPr>
-        <w:lastRenderedPageBreak/>
         <w:drawing>
-          <wp:inline distT="0" distB="0" distL="0" distR="0" wp14:anchorId="35B7C7C2" wp14:editId="66772B7A">
-            <wp:extent cx="5212080" cy="3698895"/>
-            <wp:effectExtent l="0" t="0" r="0" b="0"/>
-            <wp:docPr id="36" name="Picture 36"/>
+          <wp:inline distT="0" distB="0" distL="0" distR="0" wp14:anchorId="344E8E4F" wp14:editId="55BD6C0B">
+            <wp:extent cx="5274310" cy="5112385"/>
+            <wp:effectExtent l="0" t="0" r="2540" b="0"/>
+            <wp:docPr id="1223305675" name="图片 5"/>
             <wp:cNvGraphicFramePr>
               <a:graphicFrameLocks xmlns:a="http://schemas.openxmlformats.org/drawingml/2006/main" noChangeAspect="1"/>
             </wp:cNvGraphicFramePr>
@@ -6391,23 +7214,36 @@
               <a:graphicData uri="http://schemas.openxmlformats.org/drawingml/2006/picture">
                 <pic:pic xmlns:pic="http://schemas.openxmlformats.org/drawingml/2006/picture">
                   <pic:nvPicPr>
-                    <pic:cNvPr id="0" name="fig2_4_seq_push.png"/>
-                    <pic:cNvPicPr/>
+                    <pic:cNvPr id="0" name="Picture 10"/>
+                    <pic:cNvPicPr>
+                      <a:picLocks noChangeAspect="1" noChangeArrowheads="1"/>
+                    </pic:cNvPicPr>
                   </pic:nvPicPr>
                   <pic:blipFill>
-                    <a:blip r:embed="rId20"/>
+                    <a:blip r:embed="rId20">
+                      <a:extLst>
+                        <a:ext uri="{28A0092B-C50C-407E-A947-70E740481C1C}">
+                          <a14:useLocalDpi xmlns:a14="http://schemas.microsoft.com/office/drawing/2010/main" val="0"/>
+                        </a:ext>
+                      </a:extLst>
+                    </a:blip>
+                    <a:srcRect/>
                     <a:stretch>
                       <a:fillRect/>
                     </a:stretch>
                   </pic:blipFill>
-                  <pic:spPr>
+                  <pic:spPr bwMode="auto">
                     <a:xfrm>
                       <a:off x="0" y="0"/>
-                      <a:ext cx="5212080" cy="3698895"/>
+                      <a:ext cx="5274310" cy="5112385"/>
                     </a:xfrm>
                     <a:prstGeom prst="rect">
                       <a:avLst/>
                     </a:prstGeom>
+                    <a:noFill/>
+                    <a:ln>
+                      <a:noFill/>
+                    </a:ln>
                   </pic:spPr>
                 </pic:pic>
               </a:graphicData>
@@ -6418,361 +7254,399 @@
     </w:p>
     <w:p>
       <w:pPr>
-        <w:pStyle w:val="af2"/>
-        <w:spacing w:after="312"/>
-        <w:ind w:firstLine="360"/>
-      </w:pPr>
-      <w:bookmarkStart w:id="19" w:name="_Toc239756029"/>
-      <w:r>
-        <w:t>图</w:t>
-      </w:r>
-      <w:r>
-        <w:t xml:space="preserve">2-4 </w:t>
-      </w:r>
-      <w:r>
-        <w:t>系统</w:t>
-      </w:r>
-      <w:r>
-        <w:t>“</w:t>
-      </w:r>
-      <w:r>
-        <w:t>定时刷新与实时推送</w:t>
-      </w:r>
-      <w:r>
-        <w:t>”</w:t>
-      </w:r>
-      <w:r>
-        <w:t>用例的顺序图</w:t>
+        <w:pStyle w:val="3"/>
+      </w:pPr>
+      <w:bookmarkStart w:id="19" w:name="_Toc239798807"/>
+      <w:r>
+        <w:t xml:space="preserve">2.2.4 </w:t>
+      </w:r>
+      <w:r>
+        <w:t>用例名：导航到机场</w:t>
       </w:r>
       <w:bookmarkEnd w:id="19"/>
     </w:p>
     <w:p>
       <w:pPr>
+        <w:pStyle w:val="4"/>
+      </w:pPr>
+      <w:r>
+        <w:t xml:space="preserve">2.2.4.1 </w:t>
+      </w:r>
+      <w:r>
+        <w:t>导航到机场用例描述</w:t>
+      </w:r>
+    </w:p>
+    <w:p>
+      <w:pPr>
+        <w:ind w:firstLine="480"/>
+        <w:rPr>
+          <w:rFonts w:ascii="仿宋_GB2312" w:eastAsia="仿宋_GB2312" w:cs="Times New Roman"/>
+          <w:szCs w:val="24"/>
+        </w:rPr>
+      </w:pPr>
+      <w:r>
+        <w:rPr>
+          <w:rFonts w:ascii="仿宋_GB2312" w:eastAsia="仿宋_GB2312" w:hint="eastAsia"/>
+          <w:szCs w:val="24"/>
+        </w:rPr>
+        <w:t>业务目标：旅客通过系统一键导航到机场，并在地图应用或浏览器不可用时获得清晰的替代提示。</w:t>
+      </w:r>
+    </w:p>
+    <w:p>
+      <w:pPr>
+        <w:ind w:firstLine="480"/>
+        <w:rPr>
+          <w:rFonts w:ascii="仿宋_GB2312" w:eastAsia="仿宋_GB2312" w:cs="Times New Roman"/>
+          <w:szCs w:val="24"/>
+        </w:rPr>
+      </w:pPr>
+      <w:r>
+        <w:rPr>
+          <w:rFonts w:ascii="仿宋_GB2312" w:eastAsia="仿宋_GB2312" w:hint="eastAsia"/>
+          <w:szCs w:val="24"/>
+        </w:rPr>
+        <w:t>执行者：旅客（发起者）；外部地图导航应用（支撑系统）。</w:t>
+      </w:r>
+    </w:p>
+    <w:p>
+      <w:pPr>
+        <w:ind w:firstLine="480"/>
+        <w:rPr>
+          <w:rFonts w:ascii="仿宋_GB2312" w:eastAsia="仿宋_GB2312" w:cs="Times New Roman"/>
+          <w:szCs w:val="24"/>
+        </w:rPr>
+      </w:pPr>
+      <w:r>
+        <w:rPr>
+          <w:rFonts w:ascii="仿宋_GB2312" w:eastAsia="仿宋_GB2312" w:hint="eastAsia"/>
+          <w:szCs w:val="24"/>
+        </w:rPr>
+        <w:t>触发条件：旅客查看行程信息或行动建议后，点击“导航到机场”。</w:t>
+      </w:r>
+    </w:p>
+    <w:p>
+      <w:pPr>
+        <w:ind w:firstLine="480"/>
+        <w:rPr>
+          <w:rFonts w:ascii="仿宋_GB2312" w:eastAsia="仿宋_GB2312" w:cs="Times New Roman"/>
+          <w:szCs w:val="24"/>
+        </w:rPr>
+      </w:pPr>
+      <w:r>
+        <w:rPr>
+          <w:rFonts w:ascii="仿宋_GB2312" w:eastAsia="仿宋_GB2312" w:hint="eastAsia"/>
+          <w:szCs w:val="24"/>
+        </w:rPr>
+        <w:t>前置条件：已获取当前位置或最近一次有效位置；已确定机场目的地。</w:t>
+      </w:r>
+    </w:p>
+    <w:p>
+      <w:pPr>
+        <w:ind w:firstLine="480"/>
+        <w:rPr>
+          <w:rFonts w:ascii="仿宋_GB2312" w:eastAsia="仿宋_GB2312" w:cs="Times New Roman"/>
+          <w:szCs w:val="24"/>
+        </w:rPr>
+      </w:pPr>
+      <w:r>
+        <w:rPr>
+          <w:rFonts w:ascii="仿宋_GB2312" w:eastAsia="仿宋_GB2312" w:hint="eastAsia"/>
+          <w:szCs w:val="24"/>
+        </w:rPr>
+        <w:t>基本交互动作：</w:t>
+      </w:r>
+    </w:p>
+    <w:p>
+      <w:pPr>
+        <w:ind w:firstLine="480"/>
+        <w:rPr>
+          <w:rFonts w:ascii="仿宋_GB2312" w:eastAsia="仿宋_GB2312" w:cs="Times New Roman"/>
+          <w:szCs w:val="24"/>
+        </w:rPr>
+      </w:pPr>
+      <w:r>
+        <w:rPr>
+          <w:rFonts w:eastAsia="仿宋_GB2312" w:cs="Times New Roman"/>
+          <w:szCs w:val="24"/>
+        </w:rPr>
+        <w:t>1.</w:t>
+      </w:r>
+      <w:r>
+        <w:rPr>
+          <w:rFonts w:ascii="仿宋_GB2312" w:eastAsia="仿宋_GB2312" w:hint="eastAsia"/>
+          <w:szCs w:val="24"/>
+        </w:rPr>
+        <w:t xml:space="preserve"> 旅客点击“导航到机场”。</w:t>
+      </w:r>
+    </w:p>
+    <w:p>
+      <w:pPr>
+        <w:ind w:firstLine="480"/>
+        <w:rPr>
+          <w:rFonts w:ascii="仿宋_GB2312" w:eastAsia="仿宋_GB2312" w:cs="Times New Roman"/>
+          <w:szCs w:val="24"/>
+        </w:rPr>
+      </w:pPr>
+      <w:r>
+        <w:rPr>
+          <w:rFonts w:eastAsia="仿宋_GB2312" w:cs="Times New Roman"/>
+          <w:szCs w:val="24"/>
+        </w:rPr>
+        <w:lastRenderedPageBreak/>
+        <w:t>2.</w:t>
+      </w:r>
+      <w:r>
+        <w:rPr>
+          <w:rFonts w:ascii="仿宋_GB2312" w:eastAsia="仿宋_GB2312" w:hint="eastAsia"/>
+          <w:szCs w:val="24"/>
+        </w:rPr>
+        <w:t xml:space="preserve"> 系统读取当前位置、机场目的地和可用导航服务。</w:t>
+      </w:r>
+    </w:p>
+    <w:p>
+      <w:pPr>
+        <w:ind w:firstLine="480"/>
+        <w:rPr>
+          <w:rFonts w:ascii="仿宋_GB2312" w:eastAsia="仿宋_GB2312" w:cs="Times New Roman"/>
+          <w:szCs w:val="24"/>
+        </w:rPr>
+      </w:pPr>
+      <w:r>
+        <w:rPr>
+          <w:rFonts w:eastAsia="仿宋_GB2312" w:cs="Times New Roman"/>
+          <w:szCs w:val="24"/>
+        </w:rPr>
+        <w:t xml:space="preserve">3. </w:t>
+      </w:r>
+      <w:r>
+        <w:rPr>
+          <w:rFonts w:ascii="仿宋_GB2312" w:eastAsia="仿宋_GB2312" w:hint="eastAsia"/>
+          <w:szCs w:val="24"/>
+        </w:rPr>
+        <w:t>系统生成包含当前位置与机场目的地的导航地址。</w:t>
+      </w:r>
+    </w:p>
+    <w:p>
+      <w:pPr>
+        <w:ind w:firstLine="480"/>
+        <w:rPr>
+          <w:rFonts w:ascii="仿宋_GB2312" w:eastAsia="仿宋_GB2312" w:cs="Times New Roman"/>
+          <w:szCs w:val="24"/>
+        </w:rPr>
+      </w:pPr>
+      <w:r>
+        <w:rPr>
+          <w:rFonts w:eastAsia="仿宋_GB2312" w:cs="Times New Roman"/>
+          <w:szCs w:val="24"/>
+        </w:rPr>
+        <w:t>4.</w:t>
+      </w:r>
+      <w:r>
+        <w:rPr>
+          <w:rFonts w:ascii="仿宋_GB2312" w:eastAsia="仿宋_GB2312" w:hint="eastAsia"/>
+          <w:szCs w:val="24"/>
+        </w:rPr>
+        <w:t xml:space="preserve"> 系统跳转到地图导航应用；应用未安装时回退为浏览器打开导航网页。</w:t>
+      </w:r>
+    </w:p>
+    <w:p>
+      <w:pPr>
+        <w:ind w:firstLine="480"/>
+        <w:rPr>
+          <w:rFonts w:ascii="仿宋_GB2312" w:eastAsia="仿宋_GB2312" w:cs="Times New Roman"/>
+          <w:szCs w:val="24"/>
+        </w:rPr>
+      </w:pPr>
+      <w:r>
+        <w:rPr>
+          <w:rFonts w:eastAsia="仿宋_GB2312" w:cs="Times New Roman"/>
+          <w:szCs w:val="24"/>
+        </w:rPr>
+        <w:t>5.</w:t>
+      </w:r>
+      <w:r>
+        <w:rPr>
+          <w:rFonts w:ascii="仿宋_GB2312" w:eastAsia="仿宋_GB2312" w:hint="eastAsia"/>
+          <w:szCs w:val="24"/>
+        </w:rPr>
+        <w:t xml:space="preserve"> 返回系统后，客户端继续展示机场内值机、安检、登机口等文字指引。</w:t>
+      </w:r>
+    </w:p>
+    <w:p>
+      <w:pPr>
+        <w:ind w:firstLine="480"/>
+        <w:rPr>
+          <w:rFonts w:ascii="仿宋_GB2312" w:eastAsia="仿宋_GB2312" w:cs="Times New Roman"/>
+          <w:szCs w:val="24"/>
+        </w:rPr>
+      </w:pPr>
+      <w:r>
+        <w:rPr>
+          <w:rFonts w:ascii="仿宋_GB2312" w:eastAsia="仿宋_GB2312" w:hint="eastAsia"/>
+          <w:szCs w:val="24"/>
+        </w:rPr>
+        <w:t>扩展交互动作：</w:t>
+      </w:r>
+    </w:p>
+    <w:p>
+      <w:pPr>
+        <w:ind w:firstLine="480"/>
+        <w:rPr>
+          <w:rFonts w:ascii="仿宋_GB2312" w:eastAsia="仿宋_GB2312" w:cs="Times New Roman"/>
+          <w:szCs w:val="24"/>
+        </w:rPr>
+      </w:pPr>
+      <w:r>
+        <w:rPr>
+          <w:rFonts w:eastAsia="仿宋_GB2312" w:cs="Times New Roman"/>
+          <w:szCs w:val="24"/>
+        </w:rPr>
+        <w:t>2</w:t>
+      </w:r>
+      <w:r>
+        <w:rPr>
+          <w:rFonts w:eastAsia="仿宋_GB2312" w:cs="Times New Roman"/>
+          <w:szCs w:val="24"/>
+        </w:rPr>
+        <w:t>a.</w:t>
+      </w:r>
+      <w:r>
+        <w:rPr>
+          <w:rFonts w:ascii="仿宋_GB2312" w:eastAsia="仿宋_GB2312" w:hint="eastAsia"/>
+          <w:szCs w:val="24"/>
+        </w:rPr>
+        <w:t xml:space="preserve"> 当前位置不可用：使用手动选择的位置或最近一次有效位置生成导航，并提示定位精度。</w:t>
+      </w:r>
+    </w:p>
+    <w:p>
+      <w:pPr>
+        <w:ind w:firstLine="480"/>
+        <w:rPr>
+          <w:rFonts w:ascii="仿宋_GB2312" w:eastAsia="仿宋_GB2312" w:cs="Times New Roman"/>
+          <w:szCs w:val="24"/>
+        </w:rPr>
+      </w:pPr>
+      <w:r>
+        <w:rPr>
+          <w:rFonts w:eastAsia="仿宋_GB2312" w:cs="Times New Roman"/>
+          <w:szCs w:val="24"/>
+        </w:rPr>
+        <w:t>4</w:t>
+      </w:r>
+      <w:r>
+        <w:rPr>
+          <w:rFonts w:eastAsia="仿宋_GB2312" w:cs="Times New Roman"/>
+          <w:szCs w:val="24"/>
+        </w:rPr>
+        <w:t>a.</w:t>
+      </w:r>
+      <w:r>
+        <w:rPr>
+          <w:rFonts w:ascii="仿宋_GB2312" w:eastAsia="仿宋_GB2312" w:hint="eastAsia"/>
+          <w:szCs w:val="24"/>
+        </w:rPr>
+        <w:t xml:space="preserve"> 导航跳转失败：提示旅客手动打开导航应用，不影响其他行程信息展示。</w:t>
+      </w:r>
+    </w:p>
+    <w:p>
+      <w:pPr>
+        <w:ind w:firstLine="480"/>
+        <w:rPr>
+          <w:rFonts w:ascii="仿宋_GB2312" w:eastAsia="仿宋_GB2312" w:cs="Times New Roman"/>
+          <w:szCs w:val="24"/>
+        </w:rPr>
+      </w:pPr>
+      <w:r>
+        <w:rPr>
+          <w:rFonts w:ascii="仿宋_GB2312" w:eastAsia="仿宋_GB2312" w:hint="eastAsia"/>
+          <w:szCs w:val="24"/>
+        </w:rPr>
+        <w:t>后置条件：导航已启动或已提示旅客可用替代方式。</w:t>
+      </w:r>
+    </w:p>
+    <w:p>
+      <w:pPr>
+        <w:ind w:firstLine="480"/>
+        <w:rPr>
+          <w:rFonts w:ascii="仿宋_GB2312" w:eastAsia="仿宋_GB2312" w:cs="Times New Roman"/>
+          <w:szCs w:val="24"/>
+        </w:rPr>
+      </w:pPr>
+      <w:r>
+        <w:rPr>
+          <w:rFonts w:ascii="仿宋_GB2312" w:eastAsia="仿宋_GB2312" w:hint="eastAsia"/>
+          <w:szCs w:val="24"/>
+        </w:rPr>
+        <w:t>业务规则：系统只负责跳转导航，不获取或保存导航过程中的轨迹；高影响操作仍需旅客确认。</w:t>
+      </w:r>
+    </w:p>
+    <w:p>
+      <w:pPr>
+        <w:ind w:firstLine="480"/>
+        <w:rPr>
+          <w:rFonts w:ascii="仿宋_GB2312" w:eastAsia="仿宋_GB2312" w:cs="Times New Roman"/>
+          <w:szCs w:val="24"/>
+        </w:rPr>
+      </w:pPr>
+      <w:r>
+        <w:rPr>
+          <w:rFonts w:ascii="仿宋_GB2312" w:eastAsia="仿宋_GB2312" w:hint="eastAsia"/>
+          <w:szCs w:val="24"/>
+        </w:rPr>
+        <w:t>性能需求：</w:t>
+      </w:r>
+      <w:r>
+        <w:rPr>
+          <w:rFonts w:ascii="仿宋_GB2312" w:eastAsia="仿宋_GB2312"/>
+          <w:szCs w:val="24"/>
+        </w:rPr>
+        <w:t>点击导航后应尽快响应并完成跳转。</w:t>
+      </w:r>
+    </w:p>
+    <w:p>
+      <w:pPr>
+        <w:ind w:firstLine="480"/>
+        <w:rPr>
+          <w:rFonts w:ascii="仿宋_GB2312" w:eastAsia="仿宋_GB2312" w:cs="Times New Roman"/>
+          <w:szCs w:val="24"/>
+        </w:rPr>
+      </w:pPr>
+      <w:r>
+        <w:rPr>
+          <w:rFonts w:ascii="仿宋_GB2312" w:eastAsia="仿宋_GB2312" w:hint="eastAsia"/>
+          <w:szCs w:val="24"/>
+        </w:rPr>
+        <w:t>可靠性需求：导航失败时应有明确提示，并保持行程状态持续更新。</w:t>
+      </w:r>
+    </w:p>
+    <w:p>
+      <w:pPr>
+        <w:pStyle w:val="4"/>
+      </w:pPr>
+      <w:r>
+        <w:lastRenderedPageBreak/>
+        <w:t xml:space="preserve">2.2.4.2 </w:t>
+      </w:r>
+      <w:r>
+        <w:t>导航到机场用例顺序图</w:t>
+      </w:r>
+    </w:p>
+    <w:p>
+      <w:pPr>
         <w:pStyle w:val="3"/>
-      </w:pPr>
-      <w:bookmarkStart w:id="20" w:name="_Toc239756020"/>
-      <w:r>
-        <w:t xml:space="preserve">2.2.4 </w:t>
-      </w:r>
-      <w:r>
-        <w:t>用例名：查看行动建议并跳转导航</w:t>
-      </w:r>
-      <w:bookmarkEnd w:id="20"/>
-    </w:p>
-    <w:p>
-      <w:pPr>
-        <w:pStyle w:val="4"/>
-      </w:pPr>
-      <w:r>
-        <w:t xml:space="preserve">2.2.4.1 </w:t>
-      </w:r>
-      <w:r>
-        <w:t>查看行动建议用例描述</w:t>
-      </w:r>
-    </w:p>
-    <w:p>
-      <w:pPr>
-        <w:ind w:firstLine="480"/>
-        <w:rPr>
-          <w:rFonts w:cs="Times New Roman"/>
-          <w:szCs w:val="21"/>
-        </w:rPr>
-      </w:pPr>
-      <w:r>
-        <w:t>业务目标：旅客查看当前行动建议，需要驾车或乘车前往机场时一键跳转到地图导航应用；在机场内则查看各节点的文字步行指引。</w:t>
-      </w:r>
-    </w:p>
-    <w:p>
-      <w:pPr>
-        <w:ind w:firstLine="480"/>
-        <w:rPr>
-          <w:rFonts w:cs="Times New Roman"/>
-          <w:szCs w:val="21"/>
-        </w:rPr>
-      </w:pPr>
-      <w:r>
-        <w:t>执行者：旅客（发起者）；地图导航应用（外部系统）。</w:t>
-      </w:r>
-    </w:p>
-    <w:p>
-      <w:pPr>
-        <w:ind w:firstLine="480"/>
-        <w:rPr>
-          <w:rFonts w:cs="Times New Roman"/>
-          <w:szCs w:val="21"/>
-        </w:rPr>
-      </w:pPr>
-      <w:r>
-        <w:t>触发条件：旅客查看仪表盘上的行动卡片，并点击</w:t>
-      </w:r>
-      <w:r>
-        <w:t>“</w:t>
-      </w:r>
-      <w:r>
-        <w:t>立即导航</w:t>
-      </w:r>
-      <w:r>
-        <w:t>/</w:t>
-      </w:r>
-      <w:r>
-        <w:t>前往机场</w:t>
-      </w:r>
-      <w:r>
-        <w:t>”</w:t>
-      </w:r>
-      <w:r>
-        <w:t>按钮。</w:t>
-      </w:r>
-    </w:p>
-    <w:p>
-      <w:pPr>
-        <w:ind w:firstLine="480"/>
-        <w:rPr>
-          <w:rFonts w:cs="Times New Roman"/>
-          <w:szCs w:val="21"/>
-        </w:rPr>
-      </w:pPr>
-      <w:r>
-        <w:t>前置条件：客户端已获得最新行程状态与行动建议；行动卡片包含导航跳转地址。</w:t>
-      </w:r>
-    </w:p>
-    <w:p>
-      <w:pPr>
-        <w:ind w:firstLine="480"/>
-        <w:rPr>
-          <w:rFonts w:cs="Times New Roman"/>
-          <w:szCs w:val="21"/>
-        </w:rPr>
-      </w:pPr>
-      <w:r>
-        <w:t>基本交互动作：</w:t>
-      </w:r>
-    </w:p>
-    <w:p>
-      <w:pPr>
-        <w:ind w:firstLine="480"/>
-        <w:rPr>
-          <w:rFonts w:cs="Times New Roman"/>
-          <w:szCs w:val="21"/>
-        </w:rPr>
-      </w:pPr>
-      <w:r>
-        <w:t xml:space="preserve">1. </w:t>
-      </w:r>
-      <w:r>
-        <w:t>客户端展示当前行动建议、风险等级与建议依据。</w:t>
-      </w:r>
-    </w:p>
-    <w:p>
-      <w:pPr>
-        <w:ind w:firstLine="480"/>
-        <w:rPr>
-          <w:rFonts w:cs="Times New Roman"/>
-          <w:szCs w:val="21"/>
-        </w:rPr>
-      </w:pPr>
-      <w:r>
-        <w:t xml:space="preserve">2. </w:t>
-      </w:r>
-      <w:r>
-        <w:t>旅客点击</w:t>
-      </w:r>
-      <w:r>
-        <w:t>“</w:t>
-      </w:r>
-      <w:r>
-        <w:t>立即导航</w:t>
-      </w:r>
-      <w:r>
-        <w:t>/</w:t>
-      </w:r>
-      <w:r>
-        <w:t>前往机场</w:t>
-      </w:r>
-      <w:r>
-        <w:t>”</w:t>
-      </w:r>
-      <w:r>
-        <w:t>按钮。</w:t>
-      </w:r>
-    </w:p>
-    <w:p>
-      <w:pPr>
-        <w:ind w:firstLine="480"/>
-        <w:rPr>
-          <w:rFonts w:cs="Times New Roman"/>
-          <w:szCs w:val="21"/>
-        </w:rPr>
-      </w:pPr>
-      <w:r>
-        <w:t xml:space="preserve">3. </w:t>
-      </w:r>
-      <w:r>
-        <w:t>客户端生成包含当前位置与机场目的地的高德地图导航地址。</w:t>
-      </w:r>
-    </w:p>
-    <w:p>
-      <w:pPr>
-        <w:ind w:firstLine="480"/>
-        <w:rPr>
-          <w:rFonts w:cs="Times New Roman"/>
-          <w:szCs w:val="21"/>
-        </w:rPr>
-      </w:pPr>
-      <w:r>
-        <w:t xml:space="preserve">4. </w:t>
-      </w:r>
-      <w:r>
-        <w:t>系统跳转到地图导航应用完成导航。</w:t>
-      </w:r>
-    </w:p>
-    <w:p>
-      <w:pPr>
-        <w:ind w:firstLine="480"/>
-        <w:rPr>
-          <w:rFonts w:cs="Times New Roman"/>
-          <w:szCs w:val="21"/>
-        </w:rPr>
-      </w:pPr>
-      <w:r>
-        <w:lastRenderedPageBreak/>
-        <w:t xml:space="preserve">5. </w:t>
-      </w:r>
-      <w:r>
-        <w:t>返回系统后，客户端继续展示机场内值机、安检、登机口等节点的文字步行指引。</w:t>
-      </w:r>
-    </w:p>
-    <w:p>
-      <w:pPr>
-        <w:ind w:firstLine="480"/>
-        <w:rPr>
-          <w:rFonts w:cs="Times New Roman"/>
-          <w:szCs w:val="21"/>
-        </w:rPr>
-      </w:pPr>
-      <w:r>
-        <w:t>扩展交互动作：</w:t>
-      </w:r>
-    </w:p>
-    <w:p>
-      <w:pPr>
-        <w:ind w:firstLine="480"/>
-        <w:rPr>
-          <w:rFonts w:cs="Times New Roman"/>
-          <w:szCs w:val="21"/>
-        </w:rPr>
-      </w:pPr>
-      <w:r>
-        <w:t xml:space="preserve">2a. </w:t>
-      </w:r>
-      <w:r>
-        <w:t>当前位置不可用：使用手动选择的位置或最近一次有效位置生成导航。</w:t>
-      </w:r>
-    </w:p>
-    <w:p>
-      <w:pPr>
-        <w:ind w:firstLine="480"/>
-        <w:rPr>
-          <w:rFonts w:cs="Times New Roman"/>
-          <w:szCs w:val="21"/>
-        </w:rPr>
-      </w:pPr>
-      <w:r>
-        <w:t xml:space="preserve">4a. </w:t>
-      </w:r>
-      <w:r>
-        <w:t>地图导航应用未安装：回退到浏览器打开导航网页。</w:t>
-      </w:r>
-    </w:p>
-    <w:p>
-      <w:pPr>
-        <w:ind w:firstLine="480"/>
-        <w:rPr>
-          <w:rFonts w:cs="Times New Roman"/>
-          <w:szCs w:val="21"/>
-        </w:rPr>
-      </w:pPr>
-      <w:r>
-        <w:t>后置条件：导航已启动；客户端保持行程状态的持续更新。</w:t>
-      </w:r>
-    </w:p>
-    <w:p>
-      <w:pPr>
-        <w:ind w:firstLine="480"/>
-        <w:rPr>
-          <w:rFonts w:cs="Times New Roman"/>
-          <w:szCs w:val="21"/>
-        </w:rPr>
-      </w:pPr>
-      <w:r>
-        <w:t>业务规则：系统只负责跳转导航，不获取或保存导航过程中的轨迹；高影响操作仍需旅客确认。</w:t>
-      </w:r>
-    </w:p>
-    <w:p>
-      <w:pPr>
-        <w:ind w:firstLine="480"/>
-        <w:rPr>
-          <w:rFonts w:cs="Times New Roman"/>
-          <w:szCs w:val="21"/>
-        </w:rPr>
-      </w:pPr>
-      <w:r>
-        <w:t>性能需求：点击导航按钮后应及时响应并完成跳转。</w:t>
-      </w:r>
-    </w:p>
-    <w:p>
-      <w:pPr>
-        <w:ind w:firstLine="480"/>
-        <w:rPr>
-          <w:rFonts w:cs="Times New Roman"/>
-          <w:szCs w:val="21"/>
-        </w:rPr>
-      </w:pPr>
-      <w:r>
-        <w:t>可靠性需求：导航跳转失败时提示旅客手动打开导航应用，不影响行程状态的展示。</w:t>
-      </w:r>
-    </w:p>
-    <w:p>
-      <w:pPr>
-        <w:pStyle w:val="4"/>
-      </w:pPr>
-      <w:r>
-        <w:t xml:space="preserve">2.2.4.2 </w:t>
-      </w:r>
-      <w:r>
-        <w:t>查看行动建议用例顺序图</w:t>
-      </w:r>
-    </w:p>
-    <w:p>
-      <w:pPr>
-        <w:ind w:firstLine="480"/>
-        <w:rPr>
-          <w:rFonts w:cs="Times New Roman"/>
-          <w:color w:val="0070C0"/>
-          <w:szCs w:val="21"/>
-        </w:rPr>
-      </w:pPr>
-      <w:r>
-        <w:t>本顺序图描述旅客查看建议并跳转导航的过程：旅客在客户端界面查看行动建议，界面读取行动建议实体并展示卡片与依据；旅客点击导航后，客户端生成导航跳转地址并调用地图导航应用，返回后继续提供机场内文字指引。图中客户端界面为边界类，行动建议为实体类，地图导航应用为外部参与者。</w:t>
-      </w:r>
-    </w:p>
-    <w:p>
-      <w:pPr>
-        <w:keepNext/>
-        <w:spacing w:after="312"/>
-        <w:ind w:firstLine="480"/>
-        <w:jc w:val="center"/>
-      </w:pPr>
-      <w:r>
-        <w:rPr>
+        <w:ind w:firstLine="480"/>
+      </w:pPr>
+      <w:bookmarkStart w:id="20" w:name="_Toc239798808"/>
+      <w:r>
+        <w:rPr>
+          <w:rFonts w:hint="eastAsia"/>
           <w:noProof/>
         </w:rPr>
-        <w:lastRenderedPageBreak/>
         <w:drawing>
-          <wp:inline distT="0" distB="0" distL="0" distR="0" wp14:anchorId="04CBC489" wp14:editId="183F6DC0">
-            <wp:extent cx="5212080" cy="3614830"/>
-            <wp:effectExtent l="0" t="0" r="0" b="0"/>
-            <wp:docPr id="37" name="Picture 37"/>
+          <wp:inline distT="0" distB="0" distL="0" distR="0" wp14:anchorId="0A727CB9" wp14:editId="2C5F3C63">
+            <wp:extent cx="5274310" cy="6563360"/>
+            <wp:effectExtent l="0" t="0" r="2540" b="8890"/>
+            <wp:docPr id="1647211370" name="图片 6"/>
             <wp:cNvGraphicFramePr>
               <a:graphicFrameLocks xmlns:a="http://schemas.openxmlformats.org/drawingml/2006/main" noChangeAspect="1"/>
             </wp:cNvGraphicFramePr>
@@ -6780,23 +7654,36 @@
               <a:graphicData uri="http://schemas.openxmlformats.org/drawingml/2006/picture">
                 <pic:pic xmlns:pic="http://schemas.openxmlformats.org/drawingml/2006/picture">
                   <pic:nvPicPr>
-                    <pic:cNvPr id="0" name="fig2_5_seq_navigate.png"/>
-                    <pic:cNvPicPr/>
+                    <pic:cNvPr id="0" name="Picture 12"/>
+                    <pic:cNvPicPr>
+                      <a:picLocks noChangeAspect="1" noChangeArrowheads="1"/>
+                    </pic:cNvPicPr>
                   </pic:nvPicPr>
                   <pic:blipFill>
-                    <a:blip r:embed="rId21"/>
+                    <a:blip r:embed="rId21" cstate="print">
+                      <a:extLst>
+                        <a:ext uri="{28A0092B-C50C-407E-A947-70E740481C1C}">
+                          <a14:useLocalDpi xmlns:a14="http://schemas.microsoft.com/office/drawing/2010/main" val="0"/>
+                        </a:ext>
+                      </a:extLst>
+                    </a:blip>
+                    <a:srcRect/>
                     <a:stretch>
                       <a:fillRect/>
                     </a:stretch>
                   </pic:blipFill>
-                  <pic:spPr>
+                  <pic:spPr bwMode="auto">
                     <a:xfrm>
                       <a:off x="0" y="0"/>
-                      <a:ext cx="5212080" cy="3614830"/>
+                      <a:ext cx="5274310" cy="6563360"/>
                     </a:xfrm>
                     <a:prstGeom prst="rect">
                       <a:avLst/>
                     </a:prstGeom>
+                    <a:noFill/>
+                    <a:ln>
+                      <a:noFill/>
+                    </a:ln>
                   </pic:spPr>
                 </pic:pic>
               </a:graphicData>
@@ -6804,102 +7691,125 @@
           </wp:inline>
         </w:drawing>
       </w:r>
-    </w:p>
-    <w:p>
-      <w:pPr>
-        <w:pStyle w:val="af2"/>
-        <w:spacing w:after="312"/>
-        <w:ind w:firstLine="360"/>
-      </w:pPr>
-      <w:bookmarkStart w:id="21" w:name="_Toc239756030"/>
-      <w:r>
-        <w:t>图</w:t>
-      </w:r>
-      <w:r>
-        <w:t xml:space="preserve">2-5 </w:t>
-      </w:r>
-      <w:r>
-        <w:t>系统</w:t>
-      </w:r>
-      <w:r>
-        <w:t>“</w:t>
-      </w:r>
-      <w:r>
-        <w:t>查看行动建议并跳转导航</w:t>
-      </w:r>
-      <w:r>
-        <w:t>”</w:t>
-      </w:r>
-      <w:r>
-        <w:t>用例的顺序图</w:t>
+      <w:bookmarkEnd w:id="20"/>
+    </w:p>
+    <w:p>
+      <w:pPr>
+        <w:pStyle w:val="2"/>
+      </w:pPr>
+      <w:bookmarkStart w:id="21" w:name="_Toc239798809"/>
+      <w:r>
+        <w:t>2.</w:t>
+      </w:r>
+      <w:r>
+        <w:t>3</w:t>
+      </w:r>
+      <w:r>
+        <w:t xml:space="preserve"> </w:t>
+      </w:r>
+      <w:r>
+        <w:rPr>
+          <w:rFonts w:hint="eastAsia"/>
+        </w:rPr>
+        <w:t>软件需求的</w:t>
+      </w:r>
+      <w:r>
+        <w:t>分析类图</w:t>
       </w:r>
       <w:bookmarkEnd w:id="21"/>
     </w:p>
     <w:p>
       <w:pPr>
-        <w:pStyle w:val="2"/>
-      </w:pPr>
-      <w:bookmarkStart w:id="22" w:name="_Toc239756021"/>
-      <w:r>
-        <w:t>2.</w:t>
-      </w:r>
-      <w:r>
-        <w:t>3</w:t>
-      </w:r>
-      <w:r>
-        <w:t xml:space="preserve"> </w:t>
-      </w:r>
-      <w:r>
-        <w:rPr>
-          <w:rFonts w:hint="eastAsia"/>
-        </w:rPr>
-        <w:t>软件需求的</w:t>
-      </w:r>
-      <w:r>
-        <w:t>分析类图</w:t>
-      </w:r>
-      <w:bookmarkEnd w:id="22"/>
-    </w:p>
-    <w:p>
-      <w:pPr>
-        <w:ind w:firstLine="480"/>
-        <w:rPr>
-          <w:rFonts w:cs="Times New Roman"/>
+        <w:ind w:firstLine="480"/>
+        <w:rPr>
+          <w:rFonts w:ascii="仿宋_GB2312" w:eastAsia="仿宋_GB2312" w:cs="Times New Roman"/>
           <w:color w:val="0070C0"/>
-          <w:szCs w:val="21"/>
-        </w:rPr>
-      </w:pPr>
-      <w:r>
-        <w:t>本分析类图将系统划分为边界类、控制类和实体类。边界类为旅客客户端界面，负责创建行程、更新位置、展示行程状态与行动卡片以及跳转地图导航；控制类包括行程服务、数据感知</w:t>
-      </w:r>
-      <w:r>
+          <w:szCs w:val="24"/>
+        </w:rPr>
+      </w:pPr>
+      <w:r>
+        <w:rPr>
+          <w:rFonts w:ascii="仿宋_GB2312" w:eastAsia="仿宋_GB2312" w:hint="eastAsia"/>
+          <w:szCs w:val="24"/>
+        </w:rPr>
+        <w:t xml:space="preserve">本分析类图将系统划分为边界类、控制类和实体类。边界类为旅客客户端界面，负责创建行程、更新位置、展示行程状态与行动卡片以及跳转地图导航；控制类包括行程服务、数据感知 </w:t>
+      </w:r>
+      <w:r>
+        <w:rPr>
+          <w:rFonts w:eastAsia="仿宋_GB2312" w:cs="Times New Roman"/>
+          <w:szCs w:val="24"/>
+        </w:rPr>
+        <w:t>Agent</w:t>
+      </w:r>
+      <w:r>
+        <w:rPr>
+          <w:rFonts w:ascii="仿宋_GB2312" w:eastAsia="仿宋_GB2312" w:hint="eastAsia"/>
+          <w:szCs w:val="24"/>
+        </w:rPr>
+        <w:t xml:space="preserve">、行动决策 </w:t>
+      </w:r>
+      <w:r>
+        <w:rPr>
+          <w:rFonts w:eastAsia="仿宋_GB2312" w:cs="Times New Roman"/>
+          <w:szCs w:val="24"/>
+        </w:rPr>
+        <w:t>Agent</w:t>
+      </w:r>
+      <w:r>
+        <w:rPr>
+          <w:rFonts w:ascii="仿宋_GB2312" w:eastAsia="仿宋_GB2312" w:hint="eastAsia"/>
+          <w:szCs w:val="24"/>
+        </w:rPr>
+        <w:t xml:space="preserve"> 和实时推送；实体类包</w:t>
+      </w:r>
+      <w:r>
+        <w:rPr>
+          <w:rFonts w:ascii="仿宋_GB2312" w:eastAsia="仿宋_GB2312" w:hint="eastAsia"/>
+          <w:szCs w:val="24"/>
+        </w:rPr>
+        <w:lastRenderedPageBreak/>
+        <w:t>括行程、行程状态与行动建议。数据感知</w:t>
+      </w:r>
+      <w:r>
+        <w:rPr>
+          <w:rFonts w:eastAsia="仿宋_GB2312" w:cs="Times New Roman"/>
+          <w:szCs w:val="24"/>
+        </w:rPr>
         <w:t xml:space="preserve"> Agent</w:t>
       </w:r>
       <w:r>
-        <w:t>、行动决策</w:t>
-      </w:r>
-      <w:r>
-        <w:t xml:space="preserve"> Agent </w:t>
-      </w:r>
-      <w:r>
-        <w:t>和实时推送；实体类包括行程、行程状态与行动建议。数据感知</w:t>
-      </w:r>
-      <w:r>
-        <w:t xml:space="preserve"> Agent </w:t>
-      </w:r>
-      <w:r>
-        <w:t>通过数据技能与工具获取航班、机场和路线数据并生成行程状态；行动决策</w:t>
-      </w:r>
-      <w:r>
-        <w:t xml:space="preserve"> Agent </w:t>
-      </w:r>
-      <w:r>
-        <w:t>读取行程状态并生成行动建议；行程状态与行动建议被保存并返回客户端展示。系统分析类图如图</w:t>
-      </w:r>
-      <w:r>
-        <w:t>2-6</w:t>
-      </w:r>
-      <w:r>
+        <w:rPr>
+          <w:rFonts w:ascii="仿宋_GB2312" w:eastAsia="仿宋_GB2312" w:hint="eastAsia"/>
+          <w:szCs w:val="24"/>
+        </w:rPr>
+        <w:t xml:space="preserve"> 通过数据技能与工具获取航班、机场和路线数据并生成行程状态；行动决策</w:t>
+      </w:r>
+      <w:r>
+        <w:rPr>
+          <w:rFonts w:eastAsia="仿宋_GB2312" w:cs="Times New Roman"/>
+          <w:szCs w:val="24"/>
+        </w:rPr>
+        <w:t xml:space="preserve"> Agent</w:t>
+      </w:r>
+      <w:r>
+        <w:rPr>
+          <w:rFonts w:ascii="仿宋_GB2312" w:eastAsia="仿宋_GB2312" w:hint="eastAsia"/>
+          <w:szCs w:val="24"/>
+        </w:rPr>
+        <w:t xml:space="preserve"> 读取行程状态并生成行动建议；行程状态与行动建议被保存并返回客户端展示。系统分析类图如图</w:t>
+      </w:r>
+      <w:r>
+        <w:rPr>
+          <w:rFonts w:eastAsia="仿宋_GB2312" w:cs="Times New Roman"/>
+          <w:szCs w:val="24"/>
+        </w:rPr>
+        <w:t>2-7</w:t>
+      </w:r>
+      <w:r>
+        <w:rPr>
+          <w:rFonts w:ascii="仿宋_GB2312" w:eastAsia="仿宋_GB2312" w:hint="eastAsia"/>
+          <w:szCs w:val="24"/>
+        </w:rPr>
         <w:t>所示。</w:t>
       </w:r>
     </w:p>
@@ -6910,16 +7820,21 @@
         <w:ind w:firstLine="480"/>
         <w:jc w:val="center"/>
       </w:pPr>
-      <w:r>
-        <w:rPr>
+    </w:p>
+    <w:p>
+      <w:pPr>
+        <w:ind w:firstLine="480"/>
+      </w:pPr>
+      <w:r>
+        <w:rPr>
+          <w:rFonts w:hint="eastAsia"/>
           <w:noProof/>
         </w:rPr>
-        <w:lastRenderedPageBreak/>
         <w:drawing>
-          <wp:inline distT="0" distB="0" distL="0" distR="0" wp14:anchorId="54621825" wp14:editId="52452286">
-            <wp:extent cx="5212080" cy="4616414"/>
-            <wp:effectExtent l="0" t="0" r="0" b="0"/>
-            <wp:docPr id="38" name="Picture 38"/>
+          <wp:inline distT="0" distB="0" distL="0" distR="0" wp14:anchorId="305B802A" wp14:editId="1D58D601">
+            <wp:extent cx="5274310" cy="3333115"/>
+            <wp:effectExtent l="0" t="0" r="2540" b="635"/>
+            <wp:docPr id="326543812" name="图片 8"/>
             <wp:cNvGraphicFramePr>
               <a:graphicFrameLocks xmlns:a="http://schemas.openxmlformats.org/drawingml/2006/main" noChangeAspect="1"/>
             </wp:cNvGraphicFramePr>
@@ -6927,23 +7842,36 @@
               <a:graphicData uri="http://schemas.openxmlformats.org/drawingml/2006/picture">
                 <pic:pic xmlns:pic="http://schemas.openxmlformats.org/drawingml/2006/picture">
                   <pic:nvPicPr>
-                    <pic:cNvPr id="0" name="fig2_6_class.png"/>
-                    <pic:cNvPicPr/>
+                    <pic:cNvPr id="0" name="Picture 19"/>
+                    <pic:cNvPicPr>
+                      <a:picLocks noChangeAspect="1" noChangeArrowheads="1"/>
+                    </pic:cNvPicPr>
                   </pic:nvPicPr>
                   <pic:blipFill>
-                    <a:blip r:embed="rId22"/>
+                    <a:blip r:embed="rId22">
+                      <a:extLst>
+                        <a:ext uri="{28A0092B-C50C-407E-A947-70E740481C1C}">
+                          <a14:useLocalDpi xmlns:a14="http://schemas.microsoft.com/office/drawing/2010/main" val="0"/>
+                        </a:ext>
+                      </a:extLst>
+                    </a:blip>
+                    <a:srcRect/>
                     <a:stretch>
                       <a:fillRect/>
                     </a:stretch>
                   </pic:blipFill>
-                  <pic:spPr>
+                  <pic:spPr bwMode="auto">
                     <a:xfrm>
                       <a:off x="0" y="0"/>
-                      <a:ext cx="5212080" cy="4616414"/>
+                      <a:ext cx="5274310" cy="3333115"/>
                     </a:xfrm>
                     <a:prstGeom prst="rect">
                       <a:avLst/>
                     </a:prstGeom>
+                    <a:noFill/>
+                    <a:ln>
+                      <a:noFill/>
+                    </a:ln>
                   </pic:spPr>
                 </pic:pic>
               </a:graphicData>
@@ -6951,43 +7879,8 @@
           </wp:inline>
         </w:drawing>
       </w:r>
-    </w:p>
-    <w:p>
-      <w:pPr>
-        <w:pStyle w:val="af2"/>
-        <w:spacing w:after="312"/>
-        <w:ind w:firstLine="360"/>
-      </w:pPr>
-      <w:bookmarkStart w:id="23" w:name="_Toc239756031"/>
-      <w:r>
-        <w:t>图</w:t>
-      </w:r>
-      <w:r>
-        <w:t xml:space="preserve">2-6 </w:t>
-      </w:r>
-      <w:r>
-        <w:t>系统分析类图</w:t>
-      </w:r>
-      <w:bookmarkEnd w:id="23"/>
-    </w:p>
-    <w:p>
-      <w:pPr>
-        <w:ind w:firstLine="480"/>
-      </w:pPr>
-      <w:r>
-        <w:t>图中各类与用例顺序图的对应关系为：旅客客户端界面对应顺序图中的边界类；行程服务、数据感知</w:t>
-      </w:r>
-      <w:r>
-        <w:t xml:space="preserve"> Agent</w:t>
-      </w:r>
-      <w:r>
-        <w:t>、行动决策</w:t>
-      </w:r>
-      <w:r>
-        <w:t xml:space="preserve"> Agent</w:t>
-      </w:r>
-      <w:r>
-        <w:t>、实时推送对应顺序图中的控制类；行程状态、行动建议对应顺序图中的实体类。顺序图中出现的消息与参数均可在对应类的方法或属性中体现。</w:t>
+      <w:r>
+        <w:t>图中各类与前述软件需求中的系统组件、数据对象和处理过程相对应。</w:t>
       </w:r>
     </w:p>
     <w:p>
@@ -6995,8 +7888,8 @@
         <w:pStyle w:val="1"/>
         <w:ind w:firstLine="883"/>
       </w:pPr>
-      <w:bookmarkStart w:id="24" w:name="_Hlk118048548"/>
-      <w:bookmarkStart w:id="25" w:name="_Toc239756022"/>
+      <w:bookmarkStart w:id="22" w:name="_Toc239798810"/>
+      <w:bookmarkStart w:id="23" w:name="_Hlk118048548"/>
       <w:r>
         <w:rPr>
           <w:rFonts w:hint="eastAsia"/>
@@ -7021,33 +7914,223 @@
         </w:rPr>
         <w:t>其他需求描述</w:t>
       </w:r>
+      <w:bookmarkEnd w:id="22"/>
+    </w:p>
+    <w:p>
+      <w:pPr>
+        <w:pStyle w:val="2"/>
+      </w:pPr>
+      <w:bookmarkStart w:id="24" w:name="_Toc239798811"/>
+      <w:r>
+        <w:t>3</w:t>
+      </w:r>
+      <w:r>
+        <w:t>.</w:t>
+      </w:r>
+      <w:r>
+        <w:rPr>
+          <w:rFonts w:hint="eastAsia"/>
+        </w:rPr>
+        <w:t>1</w:t>
+      </w:r>
+      <w:r>
+        <w:t xml:space="preserve"> </w:t>
+      </w:r>
+      <w:r>
+        <w:rPr>
+          <w:rFonts w:hint="eastAsia"/>
+        </w:rPr>
+        <w:t>性能要求</w:t>
+      </w:r>
+      <w:bookmarkEnd w:id="24"/>
+    </w:p>
+    <w:p>
+      <w:pPr>
+        <w:ind w:firstLine="480"/>
+        <w:rPr>
+          <w:rFonts w:ascii="仿宋_GB2312" w:eastAsia="仿宋_GB2312"/>
+          <w:color w:val="FF0000"/>
+          <w:szCs w:val="24"/>
+        </w:rPr>
+      </w:pPr>
+      <w:r>
+        <w:rPr>
+          <w:rFonts w:ascii="仿宋_GB2312" w:eastAsia="仿宋_GB2312" w:hint="eastAsia"/>
+          <w:szCs w:val="24"/>
+        </w:rPr>
+        <w:t>1). 功能响应要求：旅客的创建行程、更新位置、查看状态等操作在网络正</w:t>
+      </w:r>
+      <w:r>
+        <w:rPr>
+          <w:rFonts w:ascii="仿宋_GB2312" w:eastAsia="仿宋_GB2312" w:hint="eastAsia"/>
+          <w:szCs w:val="24"/>
+        </w:rPr>
+        <w:t>常时应及时得到响应；涉及外部数据查询的请求应设置超时，单个数据源超时或失败时系统应给出提示，而不是长时间无响应。</w:t>
+      </w:r>
+    </w:p>
+    <w:p>
+      <w:pPr>
+        <w:ind w:firstLine="480"/>
+        <w:rPr>
+          <w:rFonts w:ascii="仿宋_GB2312" w:eastAsia="仿宋_GB2312"/>
+          <w:color w:val="FF0000"/>
+          <w:szCs w:val="24"/>
+        </w:rPr>
+      </w:pPr>
+      <w:r>
+        <w:rPr>
+          <w:rFonts w:ascii="仿宋_GB2312" w:eastAsia="仿宋_GB2312" w:hint="eastAsia"/>
+          <w:szCs w:val="24"/>
+        </w:rPr>
+        <w:t>2). 实时性要求：行程状态默认按不超过 15 秒的周期自动刷新；航班状态、登机口或旅客位置发生变化后，系统应及时重新分析，并通过实时推送或界面刷新展示最新结果；推送不可用时客户端自动回退为轮询。</w:t>
+      </w:r>
+    </w:p>
+    <w:p>
+      <w:pPr>
+        <w:ind w:firstLine="480"/>
+        <w:rPr>
+          <w:rFonts w:ascii="仿宋_GB2312" w:eastAsia="仿宋_GB2312"/>
+          <w:color w:val="FF0000"/>
+          <w:szCs w:val="24"/>
+        </w:rPr>
+      </w:pPr>
+      <w:r>
+        <w:rPr>
+          <w:rFonts w:ascii="仿宋_GB2312" w:eastAsia="仿宋_GB2312" w:hint="eastAsia"/>
+          <w:szCs w:val="24"/>
+        </w:rPr>
+        <w:t>3). 可靠性要求：外部接口不可用、定位失败或网络中断时，系统应继续运</w:t>
+      </w:r>
+      <w:r>
+        <w:rPr>
+          <w:rFonts w:ascii="仿宋_GB2312" w:eastAsia="仿宋_GB2312" w:hint="eastAsia"/>
+          <w:szCs w:val="24"/>
+        </w:rPr>
+        <w:lastRenderedPageBreak/>
+        <w:t>行，使用最近一次有效数据降级，并明确显示数据失效或降级提示，不输出无依据的确定性结论；课程演示场景下可支持多名旅客同时使用。</w:t>
+      </w:r>
+    </w:p>
+    <w:p>
+      <w:pPr>
+        <w:ind w:firstLine="480"/>
+        <w:rPr>
+          <w:rFonts w:ascii="仿宋_GB2312" w:eastAsia="仿宋_GB2312"/>
+          <w:color w:val="FF0000"/>
+          <w:szCs w:val="24"/>
+        </w:rPr>
+      </w:pPr>
+      <w:r>
+        <w:rPr>
+          <w:rFonts w:ascii="仿宋_GB2312" w:eastAsia="仿宋_GB2312" w:hint="eastAsia"/>
+          <w:szCs w:val="24"/>
+        </w:rPr>
+        <w:t>4). 可解释与隐私要求：每条行动建议应展示生成时间、数据来源与主要依据；系统只采集完成行程服务所必需的数据，遵循最小化原则，不自动执行改签、支付等高影响操作。</w:t>
+      </w:r>
+    </w:p>
+    <w:p>
+      <w:pPr>
+        <w:pStyle w:val="2"/>
+      </w:pPr>
+      <w:bookmarkStart w:id="25" w:name="_Toc239798812"/>
+      <w:r>
+        <w:t>3</w:t>
+      </w:r>
+      <w:r>
+        <w:t>.</w:t>
+      </w:r>
+      <w:r>
+        <w:rPr>
+          <w:rFonts w:hint="eastAsia"/>
+        </w:rPr>
+        <w:t>2</w:t>
+      </w:r>
+      <w:r>
+        <w:t xml:space="preserve"> </w:t>
+      </w:r>
+      <w:r>
+        <w:rPr>
+          <w:rFonts w:hint="eastAsia"/>
+        </w:rPr>
+        <w:t>交付要求</w:t>
+      </w:r>
       <w:bookmarkEnd w:id="25"/>
     </w:p>
     <w:p>
       <w:pPr>
+        <w:ind w:firstLine="480"/>
+        <w:rPr>
+          <w:rFonts w:ascii="仿宋_GB2312" w:eastAsia="仿宋_GB2312"/>
+          <w:color w:val="FF0000"/>
+          <w:szCs w:val="24"/>
+        </w:rPr>
+      </w:pPr>
+      <w:proofErr w:type="gramStart"/>
+      <w:r>
+        <w:rPr>
+          <w:rFonts w:ascii="仿宋_GB2312" w:eastAsia="仿宋_GB2312" w:hint="eastAsia"/>
+          <w:szCs w:val="24"/>
+        </w:rPr>
+        <w:t>1）.</w:t>
+      </w:r>
+      <w:proofErr w:type="gramEnd"/>
+      <w:r>
+        <w:rPr>
+          <w:rFonts w:ascii="仿宋_GB2312" w:eastAsia="仿宋_GB2312" w:hint="eastAsia"/>
+          <w:szCs w:val="24"/>
+        </w:rPr>
+        <w:t xml:space="preserve"> 系统客户端与云端服务端源代码；</w:t>
+      </w:r>
+    </w:p>
+    <w:p>
+      <w:pPr>
+        <w:ind w:firstLine="480"/>
+        <w:rPr>
+          <w:rFonts w:ascii="仿宋_GB2312" w:eastAsia="仿宋_GB2312"/>
+          <w:color w:val="FF0000"/>
+          <w:szCs w:val="24"/>
+        </w:rPr>
+      </w:pPr>
+      <w:r>
+        <w:rPr>
+          <w:rFonts w:ascii="仿宋_GB2312" w:eastAsia="仿宋_GB2312" w:hint="eastAsia"/>
+          <w:szCs w:val="24"/>
+        </w:rPr>
+        <w:t>2）. 可运行的系统程序，以及演示所需数据与配置说明；</w:t>
+      </w:r>
+    </w:p>
+    <w:p>
+      <w:pPr>
+        <w:ind w:firstLine="480"/>
+        <w:rPr>
+          <w:rFonts w:ascii="仿宋_GB2312" w:eastAsia="仿宋_GB2312"/>
+          <w:color w:val="FF0000"/>
+          <w:szCs w:val="24"/>
+        </w:rPr>
+      </w:pPr>
+      <w:r>
+        <w:rPr>
+          <w:rFonts w:ascii="仿宋_GB2312" w:eastAsia="仿宋_GB2312" w:hint="eastAsia"/>
+          <w:szCs w:val="24"/>
+        </w:rPr>
+        <w:t>3）. 软件需求规格说明书、软件设计说明与用户使用说明等电子文档。</w:t>
+      </w:r>
+    </w:p>
+    <w:p>
+      <w:pPr>
         <w:pStyle w:val="2"/>
       </w:pPr>
-      <w:bookmarkStart w:id="26" w:name="_Toc239756023"/>
-      <w:r>
-        <w:t>3</w:t>
-      </w:r>
-      <w:r>
-        <w:t>.</w:t>
+      <w:bookmarkStart w:id="26" w:name="_Toc239798813"/>
+      <w:r>
+        <w:t>3.3</w:t>
+      </w:r>
+      <w:r>
+        <w:t xml:space="preserve"> </w:t>
       </w:r>
       <w:r>
         <w:rPr>
           <w:rFonts w:hint="eastAsia"/>
         </w:rPr>
-        <w:t>1</w:t>
-      </w:r>
-      <w:r>
-        <w:t xml:space="preserve"> </w:t>
-      </w:r>
-      <w:r>
-        <w:rPr>
-          <w:rFonts w:hint="eastAsia"/>
-        </w:rPr>
-        <w:t>性能要求</w:t>
+        <w:t>验收要求</w:t>
       </w:r>
       <w:bookmarkEnd w:id="26"/>
     </w:p>
@@ -7055,273 +8138,127 @@
       <w:pPr>
         <w:ind w:firstLine="480"/>
         <w:rPr>
+          <w:rFonts w:ascii="仿宋_GB2312" w:eastAsia="仿宋_GB2312"/>
           <w:color w:val="FF0000"/>
-        </w:rPr>
-      </w:pPr>
-      <w:r>
-        <w:t xml:space="preserve">1). </w:t>
-      </w:r>
-      <w:r>
-        <w:t>功能响应要求：旅客的创建行程、更新位置、查看状态等操作在网络正常时应及时得到响应；涉及外部数据查询的请求应设置超时，单个数据源超时或</w:t>
-      </w:r>
-      <w:r>
-        <w:lastRenderedPageBreak/>
-        <w:t>失败时系统应给出提示，而不是长时间无响应。</w:t>
-      </w:r>
-    </w:p>
-    <w:p>
-      <w:pPr>
-        <w:ind w:firstLine="480"/>
-        <w:rPr>
+          <w:szCs w:val="24"/>
+        </w:rPr>
+      </w:pPr>
+      <w:r>
+        <w:rPr>
+          <w:rFonts w:ascii="仿宋_GB2312" w:eastAsia="仿宋_GB2312" w:hint="eastAsia"/>
+          <w:szCs w:val="24"/>
+        </w:rPr>
+        <w:t>1). 用户能够输入航班信息并成功创建行程。</w:t>
+      </w:r>
+    </w:p>
+    <w:p>
+      <w:pPr>
+        <w:ind w:firstLine="480"/>
+        <w:rPr>
+          <w:rFonts w:ascii="仿宋_GB2312" w:eastAsia="仿宋_GB2312"/>
           <w:color w:val="FF0000"/>
-        </w:rPr>
-      </w:pPr>
-      <w:r>
-        <w:t xml:space="preserve">2). </w:t>
-      </w:r>
-      <w:r>
-        <w:t>实时性要求：行程状态默认按不超过</w:t>
-      </w:r>
-      <w:r>
-        <w:t xml:space="preserve"> 15 </w:t>
-      </w:r>
-      <w:r>
-        <w:t>秒的周期自动刷新；航班状态、登机口或旅客位置发生变化后，系统应及时重新分析，并通过实时推送或界面刷新展示最新结果；推送不可用时客户端自动回退为轮询。</w:t>
-      </w:r>
-    </w:p>
-    <w:p>
-      <w:pPr>
-        <w:ind w:firstLine="480"/>
-        <w:rPr>
-          <w:color w:val="FF0000"/>
-        </w:rPr>
-      </w:pPr>
-      <w:r>
-        <w:t xml:space="preserve">3). </w:t>
-      </w:r>
-      <w:r>
-        <w:t>可靠性要求：外部接口不可用、定位失败或网络中断时，系统应继续运行，使用最近一次有效数据降级，并明确显示数据失效或降级提示，不输出无依据的确定性结论；课程演示场景下可支持多名旅客同时使用。</w:t>
-      </w:r>
-    </w:p>
-    <w:p>
-      <w:pPr>
-        <w:ind w:firstLine="480"/>
-        <w:rPr>
-          <w:color w:val="FF0000"/>
-        </w:rPr>
-      </w:pPr>
-      <w:r>
-        <w:t xml:space="preserve">4). </w:t>
-      </w:r>
-      <w:r>
-        <w:t>可解释与隐私要求：每条行动建议应展示生成时间、数据来源与主要依据；系统只采集完成行程服务所必需的数据，遵循最小化原则，不自动执行改签、支付等高影响操作。</w:t>
-      </w:r>
-    </w:p>
-    <w:p>
-      <w:pPr>
-        <w:pStyle w:val="2"/>
-      </w:pPr>
-      <w:bookmarkStart w:id="27" w:name="_Toc239756024"/>
-      <w:r>
-        <w:t>3</w:t>
-      </w:r>
-      <w:r>
-        <w:t>.</w:t>
-      </w:r>
-      <w:r>
-        <w:rPr>
-          <w:rFonts w:hint="eastAsia"/>
-        </w:rPr>
-        <w:t>2</w:t>
-      </w:r>
-      <w:r>
-        <w:t xml:space="preserve"> </w:t>
-      </w:r>
-      <w:r>
-        <w:rPr>
-          <w:rFonts w:hint="eastAsia"/>
-        </w:rPr>
-        <w:t>交付要求</w:t>
-      </w:r>
-      <w:bookmarkEnd w:id="27"/>
-    </w:p>
-    <w:p>
-      <w:pPr>
-        <w:ind w:firstLine="480"/>
-        <w:rPr>
-          <w:color w:val="FF0000"/>
-        </w:rPr>
-      </w:pPr>
-      <w:r>
-        <w:rPr>
-          <w:rFonts w:hint="eastAsia"/>
-          <w:color w:val="FF0000"/>
-        </w:rPr>
-        <w:t>交付内容：</w:t>
-      </w:r>
-    </w:p>
-    <w:p>
-      <w:pPr>
-        <w:ind w:firstLine="480"/>
-        <w:rPr>
-          <w:color w:val="FF0000"/>
-        </w:rPr>
-      </w:pPr>
-      <w:r>
-        <w:t>1</w:t>
-      </w:r>
-      <w:r>
-        <w:t>）</w:t>
-      </w:r>
-      <w:r>
-        <w:t xml:space="preserve">. </w:t>
-      </w:r>
-      <w:r>
-        <w:t>系统客户端与云端服务端源代码；</w:t>
-      </w:r>
-    </w:p>
-    <w:p>
-      <w:pPr>
-        <w:ind w:firstLine="480"/>
-        <w:rPr>
-          <w:color w:val="FF0000"/>
-        </w:rPr>
-      </w:pPr>
-      <w:r>
-        <w:t>2</w:t>
-      </w:r>
-      <w:r>
-        <w:t>）</w:t>
-      </w:r>
-      <w:r>
-        <w:t xml:space="preserve">. </w:t>
-      </w:r>
-      <w:r>
-        <w:t>可运行的系统程序，以及演示所需数据与配置说明；</w:t>
-      </w:r>
-    </w:p>
-    <w:p>
-      <w:pPr>
-        <w:ind w:firstLine="480"/>
-        <w:rPr>
-          <w:color w:val="FF0000"/>
-        </w:rPr>
-      </w:pPr>
-      <w:r>
-        <w:t>3</w:t>
-      </w:r>
-      <w:r>
-        <w:t>）</w:t>
-      </w:r>
-      <w:r>
-        <w:t xml:space="preserve">. </w:t>
-      </w:r>
-      <w:r>
-        <w:t>软件需求规格说明书、软件设计说明与用户使用说明等电子文档。</w:t>
-      </w:r>
-    </w:p>
-    <w:p>
-      <w:pPr>
-        <w:pStyle w:val="2"/>
-      </w:pPr>
-      <w:bookmarkStart w:id="28" w:name="_Toc239756025"/>
-      <w:r>
-        <w:t>3.3</w:t>
-      </w:r>
-      <w:r>
-        <w:t xml:space="preserve"> </w:t>
-      </w:r>
-      <w:r>
-        <w:rPr>
-          <w:rFonts w:hint="eastAsia"/>
-        </w:rPr>
-        <w:t>验收要求</w:t>
-      </w:r>
-      <w:bookmarkEnd w:id="28"/>
-    </w:p>
-    <w:p>
-      <w:pPr>
-        <w:ind w:firstLine="480"/>
-        <w:rPr>
-          <w:color w:val="FF0000"/>
-        </w:rPr>
-      </w:pPr>
-      <w:r>
-        <w:t xml:space="preserve">1). </w:t>
-      </w:r>
-      <w:r>
-        <w:t>用户能够输入航班信息并成功创建行程。</w:t>
-      </w:r>
-    </w:p>
-    <w:p>
-      <w:pPr>
-        <w:ind w:firstLine="480"/>
-        <w:rPr>
-          <w:color w:val="FF0000"/>
-        </w:rPr>
-      </w:pPr>
-      <w:r>
-        <w:t xml:space="preserve">2). </w:t>
-      </w:r>
-      <w:r>
-        <w:t>系统能够通过数据感知</w:t>
-      </w:r>
-      <w:r>
-        <w:t xml:space="preserve"> Agent </w:t>
-      </w:r>
-      <w:r>
-        <w:t>获取或查询航班、机场、路线与旅客位置等相关数据，并形成当前行程状态。</w:t>
-      </w:r>
-    </w:p>
-    <w:bookmarkEnd w:id="24"/>
-    <w:p>
-      <w:pPr>
-        <w:ind w:firstLine="480"/>
-      </w:pPr>
-      <w:r>
-        <w:t xml:space="preserve">3). </w:t>
-      </w:r>
-      <w:r>
-        <w:t>系统能够通过行动决策</w:t>
-      </w:r>
-      <w:r>
-        <w:t xml:space="preserve"> Agent </w:t>
-      </w:r>
-      <w:r>
-        <w:t>输出旅客当前所处阶段、风险情况和下一步行动建议。</w:t>
-      </w:r>
-    </w:p>
-    <w:p>
-      <w:pPr>
-        <w:ind w:firstLine="480"/>
-      </w:pPr>
-      <w:r>
-        <w:t xml:space="preserve">4). </w:t>
-      </w:r>
-      <w:r>
-        <w:t>当旅客位置或航班状态发生变化时，系统能够重新分析并更新展示结果。</w:t>
-      </w:r>
-    </w:p>
-    <w:p>
-      <w:pPr>
-        <w:ind w:firstLine="480"/>
-      </w:pPr>
-      <w:r>
-        <w:t xml:space="preserve">5). </w:t>
-      </w:r>
-      <w:r>
-        <w:t>客户端能够通过定时刷新或实时推送展示最新状态、时间轴与行动卡片，并支持跳转地图导航应用。</w:t>
-      </w:r>
-    </w:p>
-    <w:p>
-      <w:pPr>
-        <w:ind w:firstLine="480"/>
-      </w:pPr>
-      <w:r>
-        <w:t xml:space="preserve">6). </w:t>
-      </w:r>
-      <w:r>
-        <w:t>当外部数据缺失、接口异常或用户输入不完整时，系统能够给出明确提示而不崩溃，并且不会自动执行改签、支付等操作。</w:t>
+          <w:szCs w:val="24"/>
+        </w:rPr>
+      </w:pPr>
+      <w:r>
+        <w:rPr>
+          <w:rFonts w:ascii="仿宋_GB2312" w:eastAsia="仿宋_GB2312" w:hint="eastAsia"/>
+          <w:szCs w:val="24"/>
+        </w:rPr>
+        <w:t xml:space="preserve">2). 系统能够通过数据感知 </w:t>
+      </w:r>
+      <w:r>
+        <w:rPr>
+          <w:rFonts w:eastAsia="仿宋_GB2312" w:cs="Times New Roman"/>
+          <w:szCs w:val="24"/>
+        </w:rPr>
+        <w:t>Agent</w:t>
+      </w:r>
+      <w:r>
+        <w:rPr>
+          <w:rFonts w:ascii="仿宋_GB2312" w:eastAsia="仿宋_GB2312" w:hint="eastAsia"/>
+          <w:szCs w:val="24"/>
+        </w:rPr>
+        <w:t xml:space="preserve"> 获取或查询航班、机场、路线与旅客位置等相关数据，并形成当前行程状态。</w:t>
+      </w:r>
+    </w:p>
+    <w:bookmarkEnd w:id="23"/>
+    <w:p>
+      <w:pPr>
+        <w:ind w:firstLine="480"/>
+        <w:rPr>
+          <w:rFonts w:ascii="仿宋_GB2312" w:eastAsia="仿宋_GB2312"/>
+          <w:szCs w:val="24"/>
+        </w:rPr>
+      </w:pPr>
+      <w:r>
+        <w:rPr>
+          <w:rFonts w:ascii="仿宋_GB2312" w:eastAsia="仿宋_GB2312" w:hint="eastAsia"/>
+          <w:szCs w:val="24"/>
+        </w:rPr>
+        <w:t xml:space="preserve">3). 系统能够通过行动决策 </w:t>
+      </w:r>
+      <w:r>
+        <w:rPr>
+          <w:rFonts w:eastAsia="仿宋_GB2312" w:cs="Times New Roman"/>
+          <w:szCs w:val="24"/>
+        </w:rPr>
+        <w:t>Agent</w:t>
+      </w:r>
+      <w:r>
+        <w:rPr>
+          <w:rFonts w:ascii="仿宋_GB2312" w:eastAsia="仿宋_GB2312" w:hint="eastAsia"/>
+          <w:szCs w:val="24"/>
+        </w:rPr>
+        <w:t xml:space="preserve"> 输出旅客当前所处阶段、风险情况和下一步行动建议。</w:t>
+      </w:r>
+    </w:p>
+    <w:p>
+      <w:pPr>
+        <w:ind w:firstLine="480"/>
+        <w:rPr>
+          <w:rFonts w:ascii="仿宋_GB2312" w:eastAsia="仿宋_GB2312"/>
+          <w:szCs w:val="24"/>
+        </w:rPr>
+      </w:pPr>
+      <w:r>
+        <w:rPr>
+          <w:rFonts w:ascii="仿宋_GB2312" w:eastAsia="仿宋_GB2312" w:hint="eastAsia"/>
+          <w:szCs w:val="24"/>
+        </w:rPr>
+        <w:t>4). 当旅客位置或航班状态发生变化时，系统能够重新分析并更新展示结果。</w:t>
+      </w:r>
+    </w:p>
+    <w:p>
+      <w:pPr>
+        <w:ind w:firstLine="480"/>
+        <w:rPr>
+          <w:rFonts w:ascii="仿宋_GB2312" w:eastAsia="仿宋_GB2312"/>
+          <w:szCs w:val="24"/>
+        </w:rPr>
+      </w:pPr>
+      <w:r>
+        <w:rPr>
+          <w:rFonts w:ascii="仿宋_GB2312" w:eastAsia="仿宋_GB2312" w:hint="eastAsia"/>
+          <w:szCs w:val="24"/>
+        </w:rPr>
+        <w:t>5). 客户端能够通过定时刷新或实时推送展示最新状态、时间轴与行动卡片，并支持跳转地图导航应用。</w:t>
+      </w:r>
+    </w:p>
+    <w:p>
+      <w:pPr>
+        <w:ind w:firstLine="480"/>
+        <w:rPr>
+          <w:rFonts w:ascii="仿宋_GB2312" w:eastAsia="仿宋_GB2312"/>
+          <w:szCs w:val="24"/>
+        </w:rPr>
+      </w:pPr>
+      <w:r>
+        <w:rPr>
+          <w:rFonts w:ascii="仿宋_GB2312" w:eastAsia="仿宋_GB2312" w:hint="eastAsia"/>
+          <w:szCs w:val="24"/>
+        </w:rPr>
+        <w:t>6). 当外部数据缺失、接口异常或用户输入不完整时，系统能够给出明确提示而不崩溃，并且不会自动执行改签、支付等操作。</w:t>
       </w:r>
     </w:p>
     <w:sectPr>
@@ -7383,7 +8320,6 @@
         <w:docPartUnique/>
       </w:docPartObj>
     </w:sdtPr>
-    <w:sdtEndPr/>
     <w:sdtContent>
       <w:p>
         <w:pPr>
@@ -7424,7 +8360,6 @@
         <w:docPartUnique/>
       </w:docPartObj>
     </w:sdtPr>
-    <w:sdtEndPr/>
     <w:sdtContent>
       <w:p>
         <w:pPr>
@@ -7472,7 +8407,6 @@
         <w:docPartUnique/>
       </w:docPartObj>
     </w:sdtPr>
-    <w:sdtEndPr/>
     <w:sdtContent>
       <w:p>
         <w:pPr>
@@ -7520,7 +8454,6 @@
         <w:docPartUnique/>
       </w:docPartObj>
     </w:sdtPr>
-    <w:sdtEndPr/>
     <w:sdtContent>
       <w:p>
         <w:pPr>

--- a/docs/03_软件需求规格说明书.docx
+++ b/docs/03_软件需求规格说明书.docx
@@ -2447,107 +2447,6 @@
                 <w:webHidden/>
               </w:rPr>
               <w:t>8</w:t>
-            </w:r>
-            <w:r>
-              <w:rPr>
-                <w:rFonts w:hint="eastAsia"/>
-                <w:noProof/>
-                <w:webHidden/>
-              </w:rPr>
-              <w:fldChar w:fldCharType="end"/>
-            </w:r>
-          </w:hyperlink>
-        </w:p>
-        <w:p>
-          <w:pPr>
-            <w:pStyle w:val="TOC3"/>
-            <w:tabs>
-              <w:tab w:val="right" w:leader="dot" w:pos="8296"/>
-            </w:tabs>
-            <w:ind w:left="960" w:firstLine="480"/>
-            <w:rPr>
-              <w:rFonts w:asciiTheme="minorHAnsi" w:eastAsiaTheme="minorEastAsia" w:hAnsiTheme="minorHAnsi" w:hint="eastAsia"/>
-              <w:noProof/>
-              <w:sz w:val="22"/>
-              <w:szCs w:val="24"/>
-              <w14:ligatures w14:val="standardContextual"/>
-            </w:rPr>
-          </w:pPr>
-          <w:hyperlink w:anchor="_Toc239798808" w:history="1">
-            <w:r>
-              <w:rPr>
-                <w:rStyle w:val="af1"/>
-                <w:noProof/>
-              </w:rPr>
-              <w:t xml:space="preserve">2.2.5 </w:t>
-            </w:r>
-            <w:r>
-              <w:rPr>
-                <w:rStyle w:val="af1"/>
-                <w:noProof/>
-              </w:rPr>
-              <w:t>用例名：数据处理分析</w:t>
-            </w:r>
-            <w:r>
-              <w:rPr>
-                <w:rFonts w:hint="eastAsia"/>
-                <w:noProof/>
-                <w:webHidden/>
-              </w:rPr>
-              <w:tab/>
-            </w:r>
-            <w:r>
-              <w:rPr>
-                <w:rFonts w:hint="eastAsia"/>
-                <w:noProof/>
-                <w:webHidden/>
-              </w:rPr>
-              <w:fldChar w:fldCharType="begin"/>
-            </w:r>
-            <w:r>
-              <w:rPr>
-                <w:rFonts w:hint="eastAsia"/>
-                <w:noProof/>
-                <w:webHidden/>
-              </w:rPr>
-              <w:instrText xml:space="preserve"> </w:instrText>
-            </w:r>
-            <w:r>
-              <w:rPr>
-                <w:noProof/>
-                <w:webHidden/>
-              </w:rPr>
-              <w:instrText>PAGEREF _Toc239798808 \h</w:instrText>
-            </w:r>
-            <w:r>
-              <w:rPr>
-                <w:rFonts w:hint="eastAsia"/>
-                <w:noProof/>
-                <w:webHidden/>
-              </w:rPr>
-              <w:instrText xml:space="preserve"> </w:instrText>
-            </w:r>
-            <w:r>
-              <w:rPr>
-                <w:rFonts w:hint="eastAsia"/>
-                <w:noProof/>
-                <w:webHidden/>
-              </w:rPr>
-            </w:r>
-            <w:r>
-              <w:rPr>
-                <w:rFonts w:hint="eastAsia"/>
-                <w:noProof/>
-                <w:webHidden/>
-              </w:rPr>
-              <w:fldChar w:fldCharType="separate"/>
-            </w:r>
-            <w:r>
-              <w:rPr>
-                <w:noProof/>
-                <w:webHidden/>
-              </w:rPr>
-              <w:t>9</w:t>
             </w:r>
             <w:r>
               <w:rPr>
@@ -3673,92 +3572,6 @@
         <w:rPr>
           <w:rFonts w:asciiTheme="minorHAnsi" w:eastAsiaTheme="minorEastAsia" w:hAnsiTheme="minorHAnsi" w:hint="eastAsia"/>
           <w:noProof/>
-          <w:color w:val="000000" w:themeColor="text1"/>
-          <w:sz w:val="22"/>
-          <w:szCs w:val="24"/>
-          <w14:ligatures w14:val="standardContextual"/>
-        </w:rPr>
-      </w:pPr>
-      <w:r>
-        <w:rPr>
-          <w:rStyle w:val="af1"/>
-          <w:noProof/>
-          <w:color w:val="000000" w:themeColor="text1"/>
-          <w:u w:val="none"/>
-        </w:rPr>
-        <w:t>图</w:t>
-      </w:r>
-      <w:r>
-        <w:rPr>
-          <w:rStyle w:val="af1"/>
-          <w:noProof/>
-          <w:color w:val="000000" w:themeColor="text1"/>
-          <w:u w:val="none"/>
-        </w:rPr>
-        <w:t xml:space="preserve">2-6 </w:t>
-      </w:r>
-      <w:r>
-        <w:rPr>
-          <w:rStyle w:val="af1"/>
-          <w:noProof/>
-          <w:color w:val="000000" w:themeColor="text1"/>
-          <w:u w:val="none"/>
-        </w:rPr>
-        <w:t>系统</w:t>
-      </w:r>
-      <w:r>
-        <w:rPr>
-          <w:rStyle w:val="af1"/>
-          <w:noProof/>
-          <w:color w:val="000000" w:themeColor="text1"/>
-          <w:u w:val="none"/>
-        </w:rPr>
-        <w:t>“</w:t>
-      </w:r>
-      <w:r>
-        <w:rPr>
-          <w:rStyle w:val="af1"/>
-          <w:noProof/>
-          <w:color w:val="000000" w:themeColor="text1"/>
-          <w:u w:val="none"/>
-        </w:rPr>
-        <w:t>数据处理分析</w:t>
-      </w:r>
-      <w:r>
-        <w:rPr>
-          <w:rStyle w:val="af1"/>
-          <w:noProof/>
-          <w:color w:val="000000" w:themeColor="text1"/>
-          <w:u w:val="none"/>
-        </w:rPr>
-        <w:t>”</w:t>
-      </w:r>
-      <w:r>
-        <w:rPr>
-          <w:rStyle w:val="af1"/>
-          <w:noProof/>
-          <w:color w:val="000000" w:themeColor="text1"/>
-          <w:u w:val="none"/>
-        </w:rPr>
-        <w:t>用例顺序图</w:t>
-      </w:r>
-      <w:r>
-        <w:rPr>
-          <w:rStyle w:val="af1"/>
-          <w:noProof/>
-          <w:color w:val="000000" w:themeColor="text1"/>
-          <w:u w:val="none"/>
-        </w:rPr>
-        <w:tab/>
-        <w:t>9</w:t>
-      </w:r>
-    </w:p>
-    <w:p>
-      <w:pPr>
-        <w:pStyle w:val="TOC1"/>
-        <w:rPr>
-          <w:rFonts w:asciiTheme="minorHAnsi" w:eastAsiaTheme="minorEastAsia" w:hAnsiTheme="minorHAnsi" w:hint="eastAsia"/>
-          <w:noProof/>
           <w:sz w:val="22"/>
           <w:szCs w:val="24"/>
           <w14:ligatures w14:val="standardContextual"/>
@@ -3945,169 +3758,6 @@
           <w14:ligatures w14:val="standardContextual"/>
         </w:rPr>
       </w:pPr>
-      <w:hyperlink w:anchor="_Toc239798816" w:history="1">
-        <w:r>
-          <w:rPr>
-            <w:rStyle w:val="af1"/>
-            <w:noProof/>
-          </w:rPr>
-          <w:t>系统围绕</w:t>
-        </w:r>
-        <w:r>
-          <w:rPr>
-            <w:rStyle w:val="af1"/>
-            <w:noProof/>
-          </w:rPr>
-          <w:t>“</w:t>
-        </w:r>
-        <w:r>
-          <w:rPr>
-            <w:rStyle w:val="af1"/>
-            <w:noProof/>
-          </w:rPr>
-          <w:t>状态感知</w:t>
-        </w:r>
-        <w:r>
-          <w:rPr>
-            <w:rStyle w:val="af1"/>
-            <w:noProof/>
-          </w:rPr>
-          <w:t>—</w:t>
-        </w:r>
-        <w:r>
-          <w:rPr>
-            <w:rStyle w:val="af1"/>
-            <w:noProof/>
-          </w:rPr>
-          <w:t>行动决策</w:t>
-        </w:r>
-        <w:r>
-          <w:rPr>
-            <w:rStyle w:val="af1"/>
-            <w:noProof/>
-          </w:rPr>
-          <w:t>—</w:t>
-        </w:r>
-        <w:r>
-          <w:rPr>
-            <w:rStyle w:val="af1"/>
-            <w:noProof/>
-          </w:rPr>
-          <w:t>界面引导</w:t>
-        </w:r>
-        <w:r>
-          <w:rPr>
-            <w:rStyle w:val="af1"/>
-            <w:noProof/>
-          </w:rPr>
-          <w:t>”</w:t>
-        </w:r>
-        <w:r>
-          <w:rPr>
-            <w:rStyle w:val="af1"/>
-            <w:noProof/>
-          </w:rPr>
-          <w:t>提供五项核心功能，具体功能描述见表</w:t>
-        </w:r>
-        <w:r>
-          <w:rPr>
-            <w:rStyle w:val="af1"/>
-            <w:noProof/>
-          </w:rPr>
-          <w:t>1-1</w:t>
-        </w:r>
-        <w:r>
-          <w:rPr>
-            <w:rStyle w:val="af1"/>
-            <w:noProof/>
-          </w:rPr>
-          <w:t>。</w:t>
-        </w:r>
-        <w:r>
-          <w:rPr>
-            <w:rFonts w:hint="eastAsia"/>
-            <w:noProof/>
-            <w:webHidden/>
-          </w:rPr>
-          <w:tab/>
-        </w:r>
-        <w:r>
-          <w:rPr>
-            <w:rFonts w:hint="eastAsia"/>
-            <w:noProof/>
-            <w:webHidden/>
-          </w:rPr>
-          <w:fldChar w:fldCharType="begin"/>
-        </w:r>
-        <w:r>
-          <w:rPr>
-            <w:rFonts w:hint="eastAsia"/>
-            <w:noProof/>
-            <w:webHidden/>
-          </w:rPr>
-          <w:instrText xml:space="preserve"> </w:instrText>
-        </w:r>
-        <w:r>
-          <w:rPr>
-            <w:noProof/>
-            <w:webHidden/>
-          </w:rPr>
-          <w:instrText>PAGEREF _Toc239798816 \h</w:instrText>
-        </w:r>
-        <w:r>
-          <w:rPr>
-            <w:rFonts w:hint="eastAsia"/>
-            <w:noProof/>
-            <w:webHidden/>
-          </w:rPr>
-          <w:instrText xml:space="preserve"> </w:instrText>
-        </w:r>
-        <w:r>
-          <w:rPr>
-            <w:rFonts w:hint="eastAsia"/>
-            <w:noProof/>
-            <w:webHidden/>
-          </w:rPr>
-        </w:r>
-        <w:r>
-          <w:rPr>
-            <w:rFonts w:hint="eastAsia"/>
-            <w:noProof/>
-            <w:webHidden/>
-          </w:rPr>
-          <w:fldChar w:fldCharType="separate"/>
-        </w:r>
-        <w:r>
-          <w:rPr>
-            <w:noProof/>
-            <w:webHidden/>
-          </w:rPr>
-          <w:t>2</w:t>
-        </w:r>
-        <w:r>
-          <w:rPr>
-            <w:rFonts w:hint="eastAsia"/>
-            <w:noProof/>
-            <w:webHidden/>
-          </w:rPr>
-          <w:fldChar w:fldCharType="end"/>
-        </w:r>
-      </w:hyperlink>
-    </w:p>
-    <w:p>
-      <w:pPr>
-        <w:pStyle w:val="af8"/>
-        <w:tabs>
-          <w:tab w:val="right" w:leader="dot" w:pos="8296"/>
-        </w:tabs>
-        <w:rPr>
-          <w:rFonts w:asciiTheme="minorHAnsi" w:eastAsiaTheme="minorEastAsia" w:hAnsiTheme="minorHAnsi" w:hint="eastAsia"/>
-          <w:noProof/>
-          <w:sz w:val="22"/>
-          <w:szCs w:val="24"/>
-          <w14:ligatures w14:val="standardContextual"/>
-        </w:rPr>
-      </w:pPr>
       <w:hyperlink w:anchor="_Toc239798817" w:history="1">
         <w:r>
           <w:rPr>
@@ -4573,10 +4223,8 @@
     </w:p>
     <w:p>
       <w:pPr>
-        <w:pStyle w:val="af6"/>
         <w:spacing w:before="312" w:after="156"/>
-        <w:ind w:firstLine="360"/>
-        <w:jc w:val="both"/>
+        <w:ind w:firstLine="480"/>
         <w:rPr>
           <w:rFonts w:ascii="仿宋_GB2312" w:eastAsia="仿宋_GB2312"/>
           <w:sz w:val="24"/>
@@ -5895,7 +5543,7 @@
           <w:rFonts w:ascii="仿宋_GB2312" w:eastAsia="仿宋_GB2312" w:hint="eastAsia"/>
           <w:szCs w:val="24"/>
         </w:rPr>
-        <w:t>系统的主要用例包括旅客直接使用的“获取个人行程信息数据”“获取行程安排建议”“获取行程延误风险”“导航到机场”，以及由数据来源参与的“数据处理分析”。数据处理分析是扩展用例，为前四个用例提供数据支撑。本节按上述五个用例分别描述业务目标、执行者、触发条件、前置条件、基本交互动作、扩展交互动作及非功能要求；对应顺序图暂以占位符标记，待后续设计阶段统一补绘。</w:t>
+        <w:t>系统的主要用例包括旅客直接使用的“获取个人行程信息数据”“获取行程安排建议”“获取行程延误风险”“导航到机场”，以及由数据来源参与的“数据处理分析”。数据处理分析是扩展用例，为前四个用例提供数据支撑。本节按用例分别描述业务目标、执行者、触发条件、前置条件、基本交互动作、扩展交互动作及非功能要求；四个旅客用例的顺序图分别见图2-2至图2-5。</w:t>
       </w:r>
     </w:p>
     <w:p>
@@ -7822,6 +7470,7 @@
       </w:pPr>
     </w:p>
     <w:p>
+      <w:bookmarkStart w:id="27" w:name="_Toc239798815"/>
       <w:pPr>
         <w:ind w:firstLine="480"/>
       </w:pPr>
@@ -7882,6 +7531,7 @@
       <w:r>
         <w:t>图中各类与前述软件需求中的系统组件、数据对象和处理过程相对应。</w:t>
       </w:r>
+      <w:bookmarkEnd w:id="27"/>
     </w:p>
     <w:p>
       <w:pPr>
